--- a/assets/Killeen-CV.docx
+++ b/assets/Killeen-CV.docx
@@ -97,13 +97,6 @@
         <w:tab/>
         <w:t xml:space="preserve">         </w:t>
       </w:r>
-      <w:r>
-        <w:rPr>
-          <w:sz w:val="18"/>
-          <w:szCs w:val="18"/>
-        </w:rPr>
-        <w:t>PLACEMENT SERVICE: Graduate Office</w:t>
-      </w:r>
     </w:p>
     <w:p>
       <w:pPr>
@@ -189,23 +182,6 @@
         </w:rPr>
         <w:tab/>
       </w:r>
-      <w:proofErr w:type="gramStart"/>
-      <w:r>
-        <w:rPr>
-          <w:sz w:val="18"/>
-          <w:szCs w:val="18"/>
-        </w:rPr>
-        <w:tab/>
-        <w:t xml:space="preserve">  </w:t>
-      </w:r>
-      <w:r>
-        <w:rPr>
-          <w:sz w:val="18"/>
-          <w:szCs w:val="18"/>
-        </w:rPr>
-        <w:t>gradofc-econ@berkeley.edu</w:t>
-      </w:r>
-      <w:proofErr w:type="gramEnd"/>
     </w:p>
     <w:p>
       <w:pPr>
@@ -427,23 +403,7 @@
           <w:sz w:val="20"/>
           <w:szCs w:val="20"/>
         </w:rPr>
-        <w:t xml:space="preserve">530 Evans </w:t>
-      </w:r>
-      <w:proofErr w:type="gramStart"/>
-      <w:r>
-        <w:rPr>
-          <w:sz w:val="20"/>
-          <w:szCs w:val="20"/>
-        </w:rPr>
-        <w:t>Hall, #</w:t>
-      </w:r>
-      <w:proofErr w:type="gramEnd"/>
-      <w:r>
-        <w:rPr>
-          <w:sz w:val="20"/>
-          <w:szCs w:val="20"/>
-        </w:rPr>
-        <w:t>3880</w:t>
+        <w:t>530 Evans Hall, #3880</w:t>
       </w:r>
     </w:p>
     <w:p>
@@ -1329,25 +1289,7 @@
           <w:sz w:val="20"/>
           <w:szCs w:val="20"/>
         </w:rPr>
-        <w:t xml:space="preserve">Firms in low and middle-income economies often grow slowly. This paper examines whether firm risk aversion prevents risk taking necessary to grow. While economists tend to model firms as risk neutral, I posit that this assumption is unlikely to hold for the modal developing country firm, which is owner-operated, so that uncertain investments may directly threaten owners’ consumption. I </w:t>
-      </w:r>
-      <w:proofErr w:type="gramStart"/>
-      <w:r>
-        <w:rPr>
-          <w:iCs/>
-          <w:sz w:val="20"/>
-          <w:szCs w:val="20"/>
-        </w:rPr>
-        <w:t>develop</w:t>
-      </w:r>
-      <w:proofErr w:type="gramEnd"/>
-      <w:r>
-        <w:rPr>
-          <w:iCs/>
-          <w:sz w:val="20"/>
-          <w:szCs w:val="20"/>
-        </w:rPr>
-        <w:t xml:space="preserve"> a model that shows how risk aversion can reduce firms’ willingness to experiment with new technologies, impeding investment and growth. I test the model’s predictions within the context of retail firms’ decision to adopt and sell a new consumer product using two field experiments with over 1,200 Kenyan firms. First, offering firms an insurance contract that creates a mean-preserving contraction of profits increases new product adoption by 50%. Effects are concentrated among firms whose owners exhibit higher levels of risk aversion. Second, temporarily inducing firms to try selling a new product with a supplier returns policy leads to a 70% increase in stock purchases after the intervention ends. Third, consistent with bandit models of learning, experimentally increasing the continuation value of learning increases adoption by 80%. These persistent effects arise through a reduction in the variance of beliefs, rather than through changes in mean beliefs. These results show that a feature inherent to developing country environments -- small firms in the presence of missing financial markets -- itself creates a barrier to firm innovation and growth.</w:t>
+        <w:t>Firms in low and middle-income economies often grow slowly. This paper examines whether firm risk aversion prevents risk taking necessary to grow. While economists tend to model firms as risk neutral, I posit that this assumption is unlikely to hold for the modal developing country firm, which is owner-operated, so that uncertain investments may directly threaten owners’ consumption. I develop a model that shows how risk aversion can reduce firms’ willingness to experiment with new technologies, impeding investment and growth. I test the model’s predictions within the context of retail firms’ decision to adopt and sell a new consumer product using two field experiments with over 1,200 Kenyan firms. First, offering firms an insurance contract that creates a mean-preserving contraction of profits increases new product adoption by 50%. Effects are concentrated among firms whose owners exhibit higher levels of risk aversion. Second, temporarily inducing firms to try selling a new product with a supplier returns policy leads to a 70% increase in stock purchases after the intervention ends. Third, consistent with bandit models of learning, experimentally increasing the continuation value of learning increases adoption by 80%. These persistent effects arise through a reduction in the variance of beliefs, rather than through changes in mean beliefs. These results show that a feature inherent to developing country environments -- small firms in the presence of missing financial markets -- itself creates a barrier to firm innovation and growth.</w:t>
       </w:r>
     </w:p>
     <w:p>
@@ -1567,7 +1509,23 @@
           <w:sz w:val="20"/>
           <w:szCs w:val="20"/>
         </w:rPr>
-        <w:t xml:space="preserve">Luisa Cefala, </w:t>
+        <w:t xml:space="preserve">Luisa </w:t>
+      </w:r>
+      <w:proofErr w:type="spellStart"/>
+      <w:r>
+        <w:rPr>
+          <w:sz w:val="20"/>
+          <w:szCs w:val="20"/>
+        </w:rPr>
+        <w:t>Cefala</w:t>
+      </w:r>
+      <w:proofErr w:type="spellEnd"/>
+      <w:r>
+        <w:rPr>
+          <w:sz w:val="20"/>
+          <w:szCs w:val="20"/>
+        </w:rPr>
+        <w:t xml:space="preserve">, </w:t>
       </w:r>
       <w:proofErr w:type="spellStart"/>
       <w:r>
@@ -3179,31 +3137,6 @@
       <w:pPr>
         <w:widowControl/>
         <w:tabs>
-          <w:tab w:val="left" w:pos="270"/>
-          <w:tab w:val="left" w:pos="360"/>
-          <w:tab w:val="left" w:pos="630"/>
-          <w:tab w:val="left" w:pos="5310"/>
-          <w:tab w:val="left" w:pos="6390"/>
-          <w:tab w:val="left" w:pos="6750"/>
-          <w:tab w:val="left" w:pos="7470"/>
-          <w:tab w:val="left" w:pos="8190"/>
-          <w:tab w:val="left" w:pos="8910"/>
-          <w:tab w:val="left" w:pos="9630"/>
-          <w:tab w:val="left" w:pos="10350"/>
-        </w:tabs>
-        <w:jc w:val="both"/>
-        <w:rPr>
-          <w:i/>
-          <w:sz w:val="20"/>
-          <w:szCs w:val="20"/>
-        </w:rPr>
-      </w:pPr>
-    </w:p>
-    <w:p>
-      <w:pPr>
-        <w:widowControl/>
-        <w:tabs>
-          <w:tab w:val="left" w:pos="270"/>
           <w:tab w:val="left" w:pos="540"/>
           <w:tab w:val="left" w:pos="1710"/>
           <w:tab w:val="left" w:pos="2430"/>
@@ -3219,7 +3152,30 @@
           <w:tab w:val="left" w:pos="9630"/>
           <w:tab w:val="left" w:pos="10350"/>
         </w:tabs>
-        <w:spacing w:line="120" w:lineRule="auto"/>
+        <w:ind w:left="1710" w:hanging="1170"/>
+        <w:jc w:val="both"/>
+        <w:rPr>
+          <w:sz w:val="20"/>
+          <w:szCs w:val="20"/>
+        </w:rPr>
+      </w:pPr>
+    </w:p>
+    <w:p>
+      <w:pPr>
+        <w:widowControl/>
+        <w:tabs>
+          <w:tab w:val="left" w:pos="270"/>
+          <w:tab w:val="left" w:pos="360"/>
+          <w:tab w:val="left" w:pos="630"/>
+          <w:tab w:val="left" w:pos="5310"/>
+          <w:tab w:val="left" w:pos="6390"/>
+          <w:tab w:val="left" w:pos="6750"/>
+          <w:tab w:val="left" w:pos="7470"/>
+          <w:tab w:val="left" w:pos="8190"/>
+          <w:tab w:val="left" w:pos="8910"/>
+          <w:tab w:val="left" w:pos="9630"/>
+          <w:tab w:val="left" w:pos="10350"/>
+        </w:tabs>
         <w:ind w:left="270" w:hanging="270"/>
         <w:jc w:val="both"/>
         <w:rPr>
@@ -3228,12 +3184,27 @@
           <w:szCs w:val="20"/>
         </w:rPr>
       </w:pPr>
-    </w:p>
-    <w:p>
-      <w:pPr>
-        <w:widowControl/>
-        <w:tabs>
-          <w:tab w:val="left" w:pos="270"/>
+      <w:r>
+        <w:rPr>
+          <w:b/>
+          <w:sz w:val="20"/>
+          <w:szCs w:val="20"/>
+        </w:rPr>
+        <w:t>PRESENTATIONS</w:t>
+      </w:r>
+      <w:r>
+        <w:rPr>
+          <w:b/>
+          <w:sz w:val="20"/>
+          <w:szCs w:val="20"/>
+        </w:rPr>
+        <w:t>:</w:t>
+      </w:r>
+    </w:p>
+    <w:p>
+      <w:pPr>
+        <w:widowControl/>
+        <w:tabs>
           <w:tab w:val="left" w:pos="540"/>
           <w:tab w:val="left" w:pos="1710"/>
           <w:tab w:val="left" w:pos="2430"/>
@@ -3249,21 +3220,61 @@
           <w:tab w:val="left" w:pos="9630"/>
           <w:tab w:val="left" w:pos="10350"/>
         </w:tabs>
-        <w:ind w:left="270" w:hanging="270"/>
-        <w:jc w:val="both"/>
-        <w:rPr>
-          <w:i/>
-          <w:sz w:val="20"/>
-          <w:szCs w:val="20"/>
-        </w:rPr>
-      </w:pPr>
-      <w:r>
-        <w:rPr>
-          <w:b/>
-          <w:sz w:val="20"/>
-          <w:szCs w:val="20"/>
-        </w:rPr>
-        <w:t>OTHER INFORMATION:</w:t>
+        <w:ind w:left="1710" w:hanging="1170"/>
+        <w:jc w:val="both"/>
+        <w:rPr>
+          <w:sz w:val="20"/>
+          <w:szCs w:val="20"/>
+        </w:rPr>
+      </w:pPr>
+      <w:r>
+        <w:rPr>
+          <w:sz w:val="20"/>
+          <w:szCs w:val="20"/>
+        </w:rPr>
+        <w:t>202</w:t>
+      </w:r>
+      <w:r>
+        <w:rPr>
+          <w:sz w:val="20"/>
+          <w:szCs w:val="20"/>
+        </w:rPr>
+        <w:t>6</w:t>
+      </w:r>
+      <w:r>
+        <w:rPr>
+          <w:sz w:val="20"/>
+          <w:szCs w:val="20"/>
+        </w:rPr>
+        <w:tab/>
+      </w:r>
+      <w:r>
+        <w:rPr>
+          <w:sz w:val="20"/>
+          <w:szCs w:val="20"/>
+        </w:rPr>
+        <w:t xml:space="preserve">University of Chicago, Wharton BEPP </w:t>
+      </w:r>
+      <w:r>
+        <w:rPr>
+          <w:sz w:val="20"/>
+          <w:szCs w:val="20"/>
+        </w:rPr>
+        <w:t xml:space="preserve"> </w:t>
+      </w:r>
+      <w:r>
+        <w:rPr>
+          <w:sz w:val="20"/>
+          <w:szCs w:val="20"/>
+        </w:rPr>
+        <w:tab/>
+      </w:r>
+      <w:r>
+        <w:rPr>
+          <w:sz w:val="20"/>
+          <w:szCs w:val="20"/>
+        </w:rPr>
+        <w:tab/>
       </w:r>
     </w:p>
     <w:p>
@@ -3298,22 +3309,28 @@
           <w:sz w:val="20"/>
           <w:szCs w:val="20"/>
         </w:rPr>
-        <w:t>Affiliations:</w:t>
-      </w:r>
-      <w:r>
-        <w:rPr>
-          <w:sz w:val="20"/>
-          <w:szCs w:val="20"/>
-        </w:rPr>
-        <w:tab/>
-        <w:t>American Economic Association</w:t>
-      </w:r>
-      <w:r>
-        <w:rPr>
-          <w:sz w:val="20"/>
-          <w:szCs w:val="20"/>
-        </w:rPr>
-        <w:t xml:space="preserve">, European Economic Association </w:t>
+        <w:t>202</w:t>
+      </w:r>
+      <w:r>
+        <w:rPr>
+          <w:sz w:val="20"/>
+          <w:szCs w:val="20"/>
+        </w:rPr>
+        <w:t>5</w:t>
+      </w:r>
+      <w:r>
+        <w:rPr>
+          <w:sz w:val="20"/>
+          <w:szCs w:val="20"/>
+        </w:rPr>
+        <w:tab/>
+      </w:r>
+      <w:r>
+        <w:rPr>
+          <w:sz w:val="20"/>
+          <w:szCs w:val="20"/>
+        </w:rPr>
+        <w:t>UC Berkeley, NEUDC, UC Davis</w:t>
       </w:r>
     </w:p>
     <w:p>
@@ -3339,25 +3356,193 @@
         <w:ind w:left="270" w:firstLine="270"/>
         <w:jc w:val="both"/>
         <w:rPr>
+          <w:sz w:val="20"/>
+          <w:szCs w:val="20"/>
+        </w:rPr>
+      </w:pPr>
+      <w:r>
+        <w:rPr>
+          <w:sz w:val="20"/>
+          <w:szCs w:val="20"/>
+        </w:rPr>
+        <w:t>2024</w:t>
+      </w:r>
+      <w:r>
+        <w:rPr>
+          <w:sz w:val="20"/>
+          <w:szCs w:val="20"/>
+        </w:rPr>
+        <w:tab/>
+        <w:t xml:space="preserve">University of Chicago Causal Inference Conference </w:t>
+      </w:r>
+      <w:r>
+        <w:rPr>
+          <w:sz w:val="20"/>
+          <w:szCs w:val="20"/>
+        </w:rPr>
+        <w:t xml:space="preserve"> </w:t>
+      </w:r>
+    </w:p>
+    <w:p>
+      <w:pPr>
+        <w:widowControl/>
+        <w:tabs>
+          <w:tab w:val="left" w:pos="270"/>
+          <w:tab w:val="left" w:pos="540"/>
+          <w:tab w:val="left" w:pos="1710"/>
+          <w:tab w:val="left" w:pos="2430"/>
+          <w:tab w:val="left" w:pos="3150"/>
+          <w:tab w:val="left" w:pos="3870"/>
+          <w:tab w:val="left" w:pos="4590"/>
+          <w:tab w:val="left" w:pos="5310"/>
+          <w:tab w:val="left" w:pos="6030"/>
+          <w:tab w:val="left" w:pos="6750"/>
+          <w:tab w:val="left" w:pos="7470"/>
+          <w:tab w:val="left" w:pos="8190"/>
+          <w:tab w:val="left" w:pos="8910"/>
+          <w:tab w:val="left" w:pos="9630"/>
+          <w:tab w:val="left" w:pos="10350"/>
+        </w:tabs>
+        <w:spacing w:line="120" w:lineRule="auto"/>
+        <w:ind w:left="270" w:hanging="270"/>
+        <w:jc w:val="both"/>
+        <w:rPr>
           <w:b/>
           <w:sz w:val="20"/>
           <w:szCs w:val="20"/>
         </w:rPr>
       </w:pPr>
-      <w:r>
-        <w:rPr>
-          <w:sz w:val="20"/>
-          <w:szCs w:val="20"/>
-        </w:rPr>
-        <w:t>Languages:</w:t>
-      </w:r>
-      <w:r>
-        <w:rPr>
-          <w:sz w:val="20"/>
-          <w:szCs w:val="20"/>
-        </w:rPr>
-        <w:tab/>
-        <w:t>English</w:t>
+    </w:p>
+    <w:p>
+      <w:pPr>
+        <w:widowControl/>
+        <w:tabs>
+          <w:tab w:val="left" w:pos="270"/>
+          <w:tab w:val="left" w:pos="540"/>
+          <w:tab w:val="left" w:pos="1710"/>
+          <w:tab w:val="left" w:pos="2430"/>
+          <w:tab w:val="left" w:pos="3150"/>
+          <w:tab w:val="left" w:pos="3870"/>
+          <w:tab w:val="left" w:pos="4590"/>
+          <w:tab w:val="left" w:pos="5310"/>
+          <w:tab w:val="left" w:pos="6030"/>
+          <w:tab w:val="left" w:pos="6750"/>
+          <w:tab w:val="left" w:pos="7470"/>
+          <w:tab w:val="left" w:pos="8190"/>
+          <w:tab w:val="left" w:pos="8910"/>
+          <w:tab w:val="left" w:pos="9630"/>
+          <w:tab w:val="left" w:pos="10350"/>
+        </w:tabs>
+        <w:spacing w:line="120" w:lineRule="auto"/>
+        <w:ind w:left="270" w:hanging="270"/>
+        <w:jc w:val="both"/>
+        <w:rPr>
+          <w:b/>
+          <w:sz w:val="20"/>
+          <w:szCs w:val="20"/>
+        </w:rPr>
+      </w:pPr>
+    </w:p>
+    <w:p>
+      <w:pPr>
+        <w:widowControl/>
+        <w:tabs>
+          <w:tab w:val="left" w:pos="270"/>
+          <w:tab w:val="left" w:pos="540"/>
+          <w:tab w:val="left" w:pos="1710"/>
+          <w:tab w:val="left" w:pos="2430"/>
+          <w:tab w:val="left" w:pos="3150"/>
+          <w:tab w:val="left" w:pos="3870"/>
+          <w:tab w:val="left" w:pos="4590"/>
+          <w:tab w:val="left" w:pos="5310"/>
+          <w:tab w:val="left" w:pos="6030"/>
+          <w:tab w:val="left" w:pos="6750"/>
+          <w:tab w:val="left" w:pos="7470"/>
+          <w:tab w:val="left" w:pos="8190"/>
+          <w:tab w:val="left" w:pos="8910"/>
+          <w:tab w:val="left" w:pos="9630"/>
+          <w:tab w:val="left" w:pos="10350"/>
+        </w:tabs>
+        <w:ind w:left="270" w:hanging="270"/>
+        <w:jc w:val="both"/>
+        <w:rPr>
+          <w:i/>
+          <w:sz w:val="20"/>
+          <w:szCs w:val="20"/>
+        </w:rPr>
+      </w:pPr>
+      <w:r>
+        <w:rPr>
+          <w:b/>
+          <w:sz w:val="20"/>
+          <w:szCs w:val="20"/>
+        </w:rPr>
+        <w:t>SERVICE</w:t>
+      </w:r>
+      <w:r>
+        <w:rPr>
+          <w:b/>
+          <w:sz w:val="20"/>
+          <w:szCs w:val="20"/>
+        </w:rPr>
+        <w:t>:</w:t>
+      </w:r>
+    </w:p>
+    <w:p>
+      <w:pPr>
+        <w:widowControl/>
+        <w:tabs>
+          <w:tab w:val="left" w:pos="270"/>
+          <w:tab w:val="left" w:pos="540"/>
+          <w:tab w:val="left" w:pos="1710"/>
+          <w:tab w:val="left" w:pos="2430"/>
+          <w:tab w:val="left" w:pos="3150"/>
+          <w:tab w:val="left" w:pos="3870"/>
+          <w:tab w:val="left" w:pos="4590"/>
+          <w:tab w:val="left" w:pos="5310"/>
+          <w:tab w:val="left" w:pos="6030"/>
+          <w:tab w:val="left" w:pos="6750"/>
+          <w:tab w:val="left" w:pos="7470"/>
+          <w:tab w:val="left" w:pos="8190"/>
+          <w:tab w:val="left" w:pos="8910"/>
+          <w:tab w:val="left" w:pos="9630"/>
+          <w:tab w:val="left" w:pos="10350"/>
+        </w:tabs>
+        <w:ind w:left="270" w:firstLine="270"/>
+        <w:jc w:val="both"/>
+        <w:rPr>
+          <w:sz w:val="20"/>
+          <w:szCs w:val="20"/>
+        </w:rPr>
+      </w:pPr>
+      <w:r>
+        <w:rPr>
+          <w:sz w:val="20"/>
+          <w:szCs w:val="20"/>
+        </w:rPr>
+        <w:t>Referee</w:t>
+      </w:r>
+      <w:r>
+        <w:rPr>
+          <w:sz w:val="20"/>
+          <w:szCs w:val="20"/>
+        </w:rPr>
+        <w:t>:</w:t>
+      </w:r>
+      <w:r>
+        <w:rPr>
+          <w:sz w:val="20"/>
+          <w:szCs w:val="20"/>
+        </w:rPr>
+        <w:tab/>
+        <w:t xml:space="preserve">American Economic </w:t>
+      </w:r>
+      <w:r>
+        <w:rPr>
+          <w:sz w:val="20"/>
+          <w:szCs w:val="20"/>
+        </w:rPr>
+        <w:t xml:space="preserve">Review, Journal of Development Economics </w:t>
       </w:r>
       <w:r>
         <w:rPr>
@@ -3369,27 +3554,59 @@
     </w:p>
     <w:p>
       <w:pPr>
-        <w:rPr>
-          <w:sz w:val="20"/>
-          <w:szCs w:val="20"/>
-        </w:rPr>
-      </w:pPr>
-      <w:r>
-        <w:t xml:space="preserve">         </w:t>
-      </w:r>
-      <w:r>
-        <w:rPr>
-          <w:sz w:val="20"/>
-          <w:szCs w:val="20"/>
-        </w:rPr>
-        <w:t xml:space="preserve">Citizenship:    </w:t>
-      </w:r>
-      <w:r>
-        <w:rPr>
-          <w:sz w:val="20"/>
-          <w:szCs w:val="20"/>
-        </w:rPr>
-        <w:t>United States</w:t>
+        <w:widowControl/>
+        <w:tabs>
+          <w:tab w:val="left" w:pos="270"/>
+          <w:tab w:val="left" w:pos="540"/>
+          <w:tab w:val="left" w:pos="1710"/>
+          <w:tab w:val="left" w:pos="2430"/>
+          <w:tab w:val="left" w:pos="3150"/>
+          <w:tab w:val="left" w:pos="3870"/>
+          <w:tab w:val="left" w:pos="4590"/>
+          <w:tab w:val="left" w:pos="5310"/>
+          <w:tab w:val="left" w:pos="6030"/>
+          <w:tab w:val="left" w:pos="6750"/>
+          <w:tab w:val="left" w:pos="7470"/>
+          <w:tab w:val="left" w:pos="8190"/>
+          <w:tab w:val="left" w:pos="8910"/>
+          <w:tab w:val="left" w:pos="9630"/>
+          <w:tab w:val="left" w:pos="10350"/>
+        </w:tabs>
+        <w:ind w:left="270" w:firstLine="270"/>
+        <w:jc w:val="both"/>
+        <w:rPr>
+          <w:b/>
+          <w:sz w:val="20"/>
+          <w:szCs w:val="20"/>
+        </w:rPr>
+      </w:pPr>
+      <w:r>
+        <w:rPr>
+          <w:sz w:val="20"/>
+          <w:szCs w:val="20"/>
+        </w:rPr>
+        <w:t>Mentorship</w:t>
+      </w:r>
+      <w:r>
+        <w:rPr>
+          <w:sz w:val="20"/>
+          <w:szCs w:val="20"/>
+        </w:rPr>
+        <w:t>:</w:t>
+      </w:r>
+      <w:r>
+        <w:rPr>
+          <w:sz w:val="20"/>
+          <w:szCs w:val="20"/>
+        </w:rPr>
+        <w:tab/>
+      </w:r>
+      <w:r>
+        <w:rPr>
+          <w:sz w:val="20"/>
+          <w:szCs w:val="20"/>
+        </w:rPr>
+        <w:t xml:space="preserve">Center for Effective Global Action: peer mentor for a visiting fellow   </w:t>
       </w:r>
     </w:p>
     <w:p/>

--- a/assets/Killeen-CV.docx
+++ b/assets/Killeen-CV.docx
@@ -2,187 +2,6 @@
 <file path=word/document.xml><?xml version="1.0" encoding="utf-8"?>
 <w:document xmlns:wpc="http://schemas.microsoft.com/office/word/2010/wordprocessingCanvas" xmlns:cx="http://schemas.microsoft.com/office/drawing/2014/chartex" xmlns:cx1="http://schemas.microsoft.com/office/drawing/2015/9/8/chartex" xmlns:cx2="http://schemas.microsoft.com/office/drawing/2015/10/21/chartex" xmlns:cx3="http://schemas.microsoft.com/office/drawing/2016/5/9/chartex" xmlns:cx4="http://schemas.microsoft.com/office/drawing/2016/5/10/chartex" xmlns:cx5="http://schemas.microsoft.com/office/drawing/2016/5/11/chartex" xmlns:cx6="http://schemas.microsoft.com/office/drawing/2016/5/12/chartex" xmlns:cx7="http://schemas.microsoft.com/office/drawing/2016/5/13/chartex" xmlns:cx8="http://schemas.microsoft.com/office/drawing/2016/5/14/chartex" xmlns:mc="http://schemas.openxmlformats.org/markup-compatibility/2006" xmlns:aink="http://schemas.microsoft.com/office/drawing/2016/ink" xmlns:am3d="http://schemas.microsoft.com/office/drawing/2017/model3d" xmlns:o="urn:schemas-microsoft-com:office:office" xmlns:oel="http://schemas.microsoft.com/office/2019/extlst" xmlns:r="http://schemas.openxmlformats.org/officeDocument/2006/relationships" xmlns:m="http://schemas.openxmlformats.org/officeDocument/2006/math" xmlns:v="urn:schemas-microsoft-com:vml" xmlns:wp14="http://schemas.microsoft.com/office/word/2010/wordprocessingDrawing" xmlns:wp="http://schemas.openxmlformats.org/drawingml/2006/wordprocessingDrawing" xmlns:w10="urn:schemas-microsoft-com:office:word" xmlns:w="http://schemas.openxmlformats.org/wordprocessingml/2006/main" xmlns:w14="http://schemas.microsoft.com/office/word/2010/wordml" xmlns:w15="http://schemas.microsoft.com/office/word/2012/wordml" xmlns:w16cex="http://schemas.microsoft.com/office/word/2018/wordml/cex" xmlns:w16cid="http://schemas.microsoft.com/office/word/2016/wordml/cid" xmlns:w16="http://schemas.microsoft.com/office/word/2018/wordml" xmlns:w16du="http://schemas.microsoft.com/office/word/2023/wordml/word16du" xmlns:w16sdtdh="http://schemas.microsoft.com/office/word/2020/wordml/sdtdatahash" xmlns:w16sdtfl="http://schemas.microsoft.com/office/word/2024/wordml/sdtformatlock" xmlns:w16se="http://schemas.microsoft.com/office/word/2015/wordml/symex" xmlns:wpg="http://schemas.microsoft.com/office/word/2010/wordprocessingGroup" xmlns:wpi="http://schemas.microsoft.com/office/word/2010/wordprocessingInk" xmlns:wne="http://schemas.microsoft.com/office/word/2006/wordml" xmlns:wps="http://schemas.microsoft.com/office/word/2010/wordprocessingShape" mc:Ignorable="w14 w15 w16se w16cid w16 w16cex w16sdtdh w16sdtfl w16du wp14">
   <w:body>
-    <w:p>
-      <w:pPr>
-        <w:widowControl/>
-        <w:tabs>
-          <w:tab w:val="left" w:pos="-906"/>
-          <w:tab w:val="left" w:pos="-450"/>
-          <w:tab w:val="left" w:pos="630"/>
-          <w:tab w:val="left" w:pos="810"/>
-          <w:tab w:val="left" w:pos="1710"/>
-          <w:tab w:val="left" w:pos="2430"/>
-          <w:tab w:val="left" w:pos="3150"/>
-          <w:tab w:val="left" w:pos="3870"/>
-          <w:tab w:val="left" w:pos="4590"/>
-          <w:tab w:val="left" w:pos="4963"/>
-          <w:tab w:val="left" w:pos="5310"/>
-          <w:tab w:val="left" w:pos="6030"/>
-          <w:tab w:val="left" w:pos="6750"/>
-          <w:tab w:val="left" w:pos="7470"/>
-          <w:tab w:val="left" w:pos="8190"/>
-          <w:tab w:val="left" w:pos="8910"/>
-          <w:tab w:val="left" w:pos="9630"/>
-          <w:tab w:val="left" w:pos="10350"/>
-        </w:tabs>
-        <w:ind w:left="6750" w:hanging="6750"/>
-        <w:rPr>
-          <w:sz w:val="18"/>
-          <w:szCs w:val="18"/>
-        </w:rPr>
-      </w:pPr>
-      <w:r>
-        <w:rPr>
-          <w:sz w:val="18"/>
-          <w:szCs w:val="18"/>
-        </w:rPr>
-        <w:t>UNIVERSITY OF CALIFORNIA, BERKELEY</w:t>
-      </w:r>
-      <w:r>
-        <w:rPr>
-          <w:sz w:val="18"/>
-          <w:szCs w:val="18"/>
-        </w:rPr>
-        <w:tab/>
-        <w:t xml:space="preserve">      </w:t>
-      </w:r>
-      <w:r>
-        <w:rPr>
-          <w:b/>
-          <w:bCs/>
-          <w:sz w:val="21"/>
-          <w:szCs w:val="21"/>
-        </w:rPr>
-        <w:t xml:space="preserve"> </w:t>
-      </w:r>
-      <w:r>
-        <w:rPr>
-          <w:b/>
-          <w:bCs/>
-          <w:sz w:val="21"/>
-          <w:szCs w:val="21"/>
-        </w:rPr>
-        <w:tab/>
-      </w:r>
-      <w:r>
-        <w:rPr>
-          <w:b/>
-          <w:bCs/>
-          <w:sz w:val="21"/>
-          <w:szCs w:val="21"/>
-        </w:rPr>
-        <w:tab/>
-      </w:r>
-      <w:r>
-        <w:rPr>
-          <w:b/>
-          <w:bCs/>
-          <w:sz w:val="21"/>
-          <w:szCs w:val="21"/>
-        </w:rPr>
-        <w:tab/>
-      </w:r>
-      <w:r>
-        <w:rPr>
-          <w:sz w:val="18"/>
-          <w:szCs w:val="18"/>
-        </w:rPr>
-        <w:tab/>
-      </w:r>
-      <w:r>
-        <w:rPr>
-          <w:sz w:val="18"/>
-          <w:szCs w:val="18"/>
-        </w:rPr>
-        <w:tab/>
-        <w:t xml:space="preserve">         </w:t>
-      </w:r>
-    </w:p>
-    <w:p>
-      <w:pPr>
-        <w:widowControl/>
-        <w:tabs>
-          <w:tab w:val="left" w:pos="-906"/>
-          <w:tab w:val="left" w:pos="-450"/>
-          <w:tab w:val="left" w:pos="630"/>
-          <w:tab w:val="left" w:pos="810"/>
-          <w:tab w:val="left" w:pos="1710"/>
-          <w:tab w:val="left" w:pos="2430"/>
-          <w:tab w:val="left" w:pos="3150"/>
-          <w:tab w:val="left" w:pos="3870"/>
-          <w:tab w:val="left" w:pos="4590"/>
-          <w:tab w:val="left" w:pos="5310"/>
-          <w:tab w:val="left" w:pos="6030"/>
-          <w:tab w:val="left" w:pos="6750"/>
-          <w:tab w:val="left" w:pos="7470"/>
-          <w:tab w:val="left" w:pos="8190"/>
-          <w:tab w:val="left" w:pos="8910"/>
-          <w:tab w:val="left" w:pos="9630"/>
-          <w:tab w:val="left" w:pos="10350"/>
-        </w:tabs>
-        <w:ind w:left="8910" w:hanging="8910"/>
-        <w:rPr>
-          <w:b/>
-          <w:u w:val="single"/>
-        </w:rPr>
-      </w:pPr>
-      <w:r>
-        <w:rPr>
-          <w:sz w:val="18"/>
-          <w:szCs w:val="18"/>
-        </w:rPr>
-        <w:t>DEPARTMENT OF ECONOMICS</w:t>
-      </w:r>
-      <w:r>
-        <w:rPr>
-          <w:sz w:val="18"/>
-          <w:szCs w:val="18"/>
-        </w:rPr>
-        <w:tab/>
-      </w:r>
-      <w:r>
-        <w:rPr>
-          <w:sz w:val="18"/>
-          <w:szCs w:val="18"/>
-        </w:rPr>
-        <w:tab/>
-      </w:r>
-      <w:r>
-        <w:rPr>
-          <w:sz w:val="18"/>
-          <w:szCs w:val="18"/>
-        </w:rPr>
-        <w:tab/>
-      </w:r>
-      <w:r>
-        <w:rPr>
-          <w:sz w:val="18"/>
-          <w:szCs w:val="18"/>
-        </w:rPr>
-        <w:tab/>
-      </w:r>
-      <w:r>
-        <w:rPr>
-          <w:sz w:val="18"/>
-          <w:szCs w:val="18"/>
-        </w:rPr>
-        <w:tab/>
-      </w:r>
-      <w:r>
-        <w:rPr>
-          <w:sz w:val="18"/>
-          <w:szCs w:val="18"/>
-        </w:rPr>
-        <w:tab/>
-      </w:r>
-      <w:r>
-        <w:rPr>
-          <w:sz w:val="18"/>
-          <w:szCs w:val="18"/>
-        </w:rPr>
-        <w:tab/>
-      </w:r>
-    </w:p>
     <w:p>
       <w:pPr>
         <w:widowControl/>
@@ -509,47 +328,15 @@
           <w:sz w:val="20"/>
           <w:szCs w:val="20"/>
         </w:rPr>
-        <w:t>DESIRED RESEARCH AND TEACHING FIELDS:</w:t>
-      </w:r>
-    </w:p>
-    <w:p>
-      <w:pPr>
-        <w:widowControl/>
-        <w:tabs>
-          <w:tab w:val="left" w:pos="270"/>
-          <w:tab w:val="left" w:pos="630"/>
-          <w:tab w:val="left" w:pos="900"/>
-          <w:tab w:val="left" w:pos="5760"/>
-          <w:tab w:val="left" w:pos="6440"/>
-          <w:tab w:val="left" w:pos="6750"/>
-          <w:tab w:val="left" w:pos="7470"/>
-          <w:tab w:val="left" w:pos="8190"/>
-          <w:tab w:val="left" w:pos="8910"/>
-          <w:tab w:val="left" w:pos="9630"/>
-          <w:tab w:val="left" w:pos="10350"/>
-        </w:tabs>
-        <w:ind w:left="270" w:firstLine="360"/>
-        <w:jc w:val="both"/>
-        <w:rPr>
-          <w:i/>
-          <w:sz w:val="20"/>
-          <w:szCs w:val="20"/>
-        </w:rPr>
-      </w:pPr>
-      <w:r>
-        <w:rPr>
-          <w:sz w:val="18"/>
-          <w:szCs w:val="18"/>
-        </w:rPr>
-        <w:t>PRIMARY</w:t>
-      </w:r>
-      <w:r>
-        <w:rPr>
-          <w:sz w:val="18"/>
-          <w:szCs w:val="18"/>
-        </w:rPr>
-        <w:tab/>
-        <w:t>SECONDARY</w:t>
+        <w:t>APPOINTMENTS</w:t>
+      </w:r>
+      <w:r>
+        <w:rPr>
+          <w:b/>
+          <w:sz w:val="20"/>
+          <w:szCs w:val="20"/>
+        </w:rPr>
+        <w:t>:</w:t>
       </w:r>
     </w:p>
     <w:p>
@@ -568,33 +355,18 @@
           <w:tab w:val="left" w:pos="9630"/>
           <w:tab w:val="left" w:pos="10350"/>
         </w:tabs>
-        <w:ind w:left="270" w:firstLine="630"/>
-        <w:jc w:val="both"/>
-        <w:rPr>
-          <w:sz w:val="20"/>
-          <w:szCs w:val="20"/>
-        </w:rPr>
-      </w:pPr>
-      <w:r>
-        <w:rPr>
-          <w:sz w:val="20"/>
-          <w:szCs w:val="20"/>
-        </w:rPr>
-        <w:t>Development Economics</w:t>
-      </w:r>
-      <w:r>
-        <w:rPr>
-          <w:sz w:val="20"/>
-          <w:szCs w:val="20"/>
-        </w:rPr>
-        <w:tab/>
-      </w:r>
-      <w:r>
-        <w:rPr>
-          <w:sz w:val="20"/>
-          <w:szCs w:val="20"/>
-        </w:rPr>
-        <w:t>Industrial Organization</w:t>
+        <w:jc w:val="both"/>
+        <w:rPr>
+          <w:sz w:val="18"/>
+          <w:szCs w:val="18"/>
+        </w:rPr>
+      </w:pPr>
+      <w:r>
+        <w:rPr>
+          <w:sz w:val="18"/>
+          <w:szCs w:val="18"/>
+        </w:rPr>
+        <w:t>University of Chicago</w:t>
       </w:r>
     </w:p>
     <w:p>
@@ -613,41 +385,26 @@
           <w:tab w:val="left" w:pos="9630"/>
           <w:tab w:val="left" w:pos="10350"/>
         </w:tabs>
-        <w:ind w:left="270" w:firstLine="630"/>
-        <w:jc w:val="both"/>
-        <w:rPr>
-          <w:sz w:val="20"/>
-          <w:szCs w:val="20"/>
-        </w:rPr>
-      </w:pPr>
-      <w:r>
-        <w:rPr>
-          <w:sz w:val="20"/>
-          <w:szCs w:val="20"/>
-        </w:rPr>
-        <w:tab/>
-      </w:r>
-      <w:r>
-        <w:rPr>
-          <w:sz w:val="20"/>
-          <w:szCs w:val="20"/>
-        </w:rPr>
-        <w:t>Applied Econometrics</w:t>
-      </w:r>
-      <w:r>
-        <w:rPr>
-          <w:sz w:val="20"/>
-          <w:szCs w:val="20"/>
-        </w:rPr>
-        <w:tab/>
-      </w:r>
-      <w:r>
-        <w:rPr>
-          <w:sz w:val="20"/>
-          <w:szCs w:val="20"/>
-        </w:rPr>
-        <w:tab/>
-        <w:t xml:space="preserve"> </w:t>
+        <w:jc w:val="both"/>
+        <w:rPr>
+          <w:sz w:val="18"/>
+          <w:szCs w:val="18"/>
+        </w:rPr>
+      </w:pPr>
+      <w:r>
+        <w:rPr>
+          <w:sz w:val="18"/>
+          <w:szCs w:val="18"/>
+        </w:rPr>
+        <w:tab/>
+      </w:r>
+      <w:r>
+        <w:rPr>
+          <w:sz w:val="18"/>
+          <w:szCs w:val="18"/>
+        </w:rPr>
+        <w:tab/>
+        <w:t>Department of Economics</w:t>
       </w:r>
     </w:p>
     <w:p>
@@ -666,28 +423,46 @@
           <w:tab w:val="left" w:pos="9630"/>
           <w:tab w:val="left" w:pos="10350"/>
         </w:tabs>
-        <w:ind w:left="270" w:firstLine="630"/>
-        <w:jc w:val="both"/>
-        <w:rPr>
-          <w:sz w:val="20"/>
-          <w:szCs w:val="20"/>
-        </w:rPr>
-      </w:pPr>
-      <w:r>
+        <w:jc w:val="both"/>
         <w:rPr>
           <w:i/>
-          <w:sz w:val="20"/>
-          <w:szCs w:val="20"/>
+          <w:iCs/>
+          <w:sz w:val="18"/>
+          <w:szCs w:val="18"/>
+        </w:rPr>
+      </w:pPr>
+      <w:r>
+        <w:rPr>
+          <w:sz w:val="18"/>
+          <w:szCs w:val="18"/>
+        </w:rPr>
+        <w:tab/>
+      </w:r>
+      <w:r>
+        <w:rPr>
+          <w:sz w:val="18"/>
+          <w:szCs w:val="18"/>
         </w:rPr>
         <w:tab/>
       </w:r>
       <w:r>
         <w:rPr>
           <w:i/>
-          <w:sz w:val="20"/>
-          <w:szCs w:val="20"/>
-        </w:rPr>
-        <w:tab/>
+          <w:iCs/>
+          <w:sz w:val="18"/>
+          <w:szCs w:val="18"/>
+        </w:rPr>
+        <w:t xml:space="preserve">Assistant Professor </w:t>
+      </w:r>
+      <w:r>
+        <w:rPr>
+          <w:i/>
+          <w:iCs/>
+          <w:sz w:val="18"/>
+          <w:szCs w:val="18"/>
+        </w:rPr>
+        <w:tab/>
+        <w:t xml:space="preserve">2027 – </w:t>
       </w:r>
     </w:p>
     <w:p>
@@ -706,15 +481,32 @@
           <w:tab w:val="left" w:pos="9630"/>
           <w:tab w:val="left" w:pos="10350"/>
         </w:tabs>
-        <w:spacing w:line="92" w:lineRule="auto"/>
-        <w:ind w:left="270" w:hanging="270"/>
-        <w:jc w:val="both"/>
-        <w:rPr>
-          <w:b/>
-          <w:sz w:val="20"/>
-          <w:szCs w:val="20"/>
-        </w:rPr>
-      </w:pPr>
+        <w:jc w:val="both"/>
+        <w:rPr>
+          <w:i/>
+          <w:iCs/>
+          <w:sz w:val="18"/>
+          <w:szCs w:val="18"/>
+        </w:rPr>
+      </w:pPr>
+      <w:r>
+        <w:rPr>
+          <w:i/>
+          <w:iCs/>
+          <w:sz w:val="18"/>
+          <w:szCs w:val="18"/>
+        </w:rPr>
+        <w:tab/>
+      </w:r>
+      <w:r>
+        <w:rPr>
+          <w:i/>
+          <w:iCs/>
+          <w:sz w:val="18"/>
+          <w:szCs w:val="18"/>
+        </w:rPr>
+        <w:tab/>
+      </w:r>
     </w:p>
     <w:p>
       <w:pPr>
@@ -732,21 +524,36 @@
           <w:tab w:val="left" w:pos="9630"/>
           <w:tab w:val="left" w:pos="10350"/>
         </w:tabs>
-        <w:ind w:left="270" w:hanging="270"/>
-        <w:jc w:val="both"/>
+        <w:jc w:val="both"/>
+        <w:rPr>
+          <w:sz w:val="18"/>
+          <w:szCs w:val="18"/>
+        </w:rPr>
+      </w:pPr>
+      <w:r>
         <w:rPr>
           <w:i/>
-          <w:sz w:val="20"/>
-          <w:szCs w:val="20"/>
-        </w:rPr>
-      </w:pPr>
-      <w:r>
-        <w:rPr>
-          <w:b/>
-          <w:sz w:val="20"/>
-          <w:szCs w:val="20"/>
-        </w:rPr>
-        <w:t>FIELDS OF CONCENTRATION:</w:t>
+          <w:iCs/>
+          <w:sz w:val="18"/>
+          <w:szCs w:val="18"/>
+        </w:rPr>
+        <w:tab/>
+      </w:r>
+      <w:r>
+        <w:rPr>
+          <w:i/>
+          <w:iCs/>
+          <w:sz w:val="18"/>
+          <w:szCs w:val="18"/>
+        </w:rPr>
+        <w:tab/>
+      </w:r>
+      <w:r>
+        <w:rPr>
+          <w:sz w:val="18"/>
+          <w:szCs w:val="18"/>
+        </w:rPr>
+        <w:t>Development Innovation Lab</w:t>
       </w:r>
     </w:p>
     <w:p>
@@ -765,19 +572,46 @@
           <w:tab w:val="left" w:pos="9630"/>
           <w:tab w:val="left" w:pos="10350"/>
         </w:tabs>
-        <w:ind w:left="270" w:firstLine="360"/>
-        <w:jc w:val="both"/>
-        <w:rPr>
-          <w:sz w:val="20"/>
-          <w:szCs w:val="20"/>
-        </w:rPr>
-      </w:pPr>
-      <w:r>
-        <w:rPr>
-          <w:sz w:val="20"/>
-          <w:szCs w:val="20"/>
-        </w:rPr>
-        <w:t>Development Economics, Industrial Organization</w:t>
+        <w:jc w:val="both"/>
+        <w:rPr>
+          <w:i/>
+          <w:iCs/>
+          <w:sz w:val="18"/>
+          <w:szCs w:val="18"/>
+        </w:rPr>
+      </w:pPr>
+      <w:r>
+        <w:rPr>
+          <w:sz w:val="18"/>
+          <w:szCs w:val="18"/>
+        </w:rPr>
+        <w:tab/>
+      </w:r>
+      <w:r>
+        <w:rPr>
+          <w:sz w:val="18"/>
+          <w:szCs w:val="18"/>
+        </w:rPr>
+        <w:tab/>
+      </w:r>
+      <w:r>
+        <w:rPr>
+          <w:i/>
+          <w:iCs/>
+          <w:sz w:val="18"/>
+          <w:szCs w:val="18"/>
+        </w:rPr>
+        <w:t>Postdoctoral Scholar</w:t>
+      </w:r>
+      <w:r>
+        <w:rPr>
+          <w:i/>
+          <w:iCs/>
+          <w:sz w:val="18"/>
+          <w:szCs w:val="18"/>
+        </w:rPr>
+        <w:tab/>
+        <w:t>2026-2027</w:t>
       </w:r>
     </w:p>
     <w:p>
@@ -796,13 +630,12 @@
           <w:tab w:val="left" w:pos="9630"/>
           <w:tab w:val="left" w:pos="10350"/>
         </w:tabs>
-        <w:spacing w:line="140" w:lineRule="auto"/>
-        <w:ind w:left="270" w:hanging="270"/>
-        <w:jc w:val="both"/>
-        <w:rPr>
-          <w:b/>
-          <w:sz w:val="20"/>
-          <w:szCs w:val="20"/>
+        <w:jc w:val="both"/>
+        <w:rPr>
+          <w:i/>
+          <w:iCs/>
+          <w:sz w:val="18"/>
+          <w:szCs w:val="18"/>
         </w:rPr>
       </w:pPr>
     </w:p>
@@ -822,28 +655,22 @@
           <w:tab w:val="left" w:pos="9630"/>
           <w:tab w:val="left" w:pos="10350"/>
         </w:tabs>
-        <w:ind w:left="270" w:hanging="270"/>
-        <w:jc w:val="both"/>
-        <w:rPr>
-          <w:i/>
-          <w:sz w:val="20"/>
-          <w:szCs w:val="20"/>
-        </w:rPr>
-      </w:pPr>
-      <w:r>
+        <w:jc w:val="both"/>
         <w:rPr>
           <w:b/>
-          <w:sz w:val="20"/>
-          <w:szCs w:val="20"/>
-        </w:rPr>
-        <w:t xml:space="preserve">DISSERTATION TITLE:   </w:t>
-      </w:r>
-      <w:r>
-        <w:rPr>
-          <w:sz w:val="20"/>
-          <w:szCs w:val="20"/>
-        </w:rPr>
-        <w:t xml:space="preserve">  "Essays on Development Economics"</w:t>
+          <w:bCs/>
+          <w:sz w:val="18"/>
+          <w:szCs w:val="18"/>
+        </w:rPr>
+      </w:pPr>
+      <w:r>
+        <w:rPr>
+          <w:b/>
+          <w:bCs/>
+          <w:sz w:val="18"/>
+          <w:szCs w:val="18"/>
+        </w:rPr>
+        <w:t>AFFILIATIONS:</w:t>
       </w:r>
     </w:p>
     <w:p>
@@ -853,7 +680,7 @@
           <w:tab w:val="left" w:pos="270"/>
           <w:tab w:val="left" w:pos="630"/>
           <w:tab w:val="left" w:pos="900"/>
-          <w:tab w:val="left" w:pos="2880"/>
+          <w:tab w:val="left" w:pos="5760"/>
           <w:tab w:val="left" w:pos="6030"/>
           <w:tab w:val="left" w:pos="6750"/>
           <w:tab w:val="left" w:pos="7470"/>
@@ -862,24 +689,92 @@
           <w:tab w:val="left" w:pos="9630"/>
           <w:tab w:val="left" w:pos="10350"/>
         </w:tabs>
-        <w:spacing w:line="120" w:lineRule="auto"/>
-        <w:ind w:left="270" w:firstLine="2610"/>
-        <w:jc w:val="both"/>
+        <w:jc w:val="both"/>
+        <w:rPr>
+          <w:sz w:val="20"/>
+          <w:szCs w:val="20"/>
+        </w:rPr>
+      </w:pPr>
+      <w:r>
+        <w:rPr>
+          <w:b/>
+          <w:bCs/>
+          <w:sz w:val="18"/>
+          <w:szCs w:val="18"/>
+        </w:rPr>
+        <w:tab/>
+      </w:r>
+      <w:r>
+        <w:rPr>
+          <w:sz w:val="18"/>
+          <w:szCs w:val="18"/>
+        </w:rPr>
+        <w:t>Georgetown University Initiative on Innovation, Development, and Evaluation (2026-)</w:t>
+      </w:r>
+      <w:r>
+        <w:rPr>
+          <w:sz w:val="20"/>
+          <w:szCs w:val="20"/>
+        </w:rPr>
+        <w:tab/>
+      </w:r>
+      <w:r>
+        <w:rPr>
+          <w:sz w:val="20"/>
+          <w:szCs w:val="20"/>
+        </w:rPr>
+        <w:tab/>
+        <w:t xml:space="preserve"> </w:t>
+      </w:r>
+    </w:p>
+    <w:p>
+      <w:pPr>
+        <w:widowControl/>
+        <w:tabs>
+          <w:tab w:val="left" w:pos="270"/>
+          <w:tab w:val="left" w:pos="630"/>
+          <w:tab w:val="left" w:pos="900"/>
+          <w:tab w:val="left" w:pos="5760"/>
+          <w:tab w:val="left" w:pos="6030"/>
+          <w:tab w:val="left" w:pos="6750"/>
+          <w:tab w:val="left" w:pos="7470"/>
+          <w:tab w:val="left" w:pos="8190"/>
+          <w:tab w:val="left" w:pos="8910"/>
+          <w:tab w:val="left" w:pos="9630"/>
+          <w:tab w:val="left" w:pos="10350"/>
+        </w:tabs>
+        <w:ind w:left="270" w:firstLine="630"/>
+        <w:jc w:val="both"/>
+        <w:rPr>
+          <w:sz w:val="20"/>
+          <w:szCs w:val="20"/>
+        </w:rPr>
+      </w:pPr>
+      <w:r>
         <w:rPr>
           <w:i/>
           <w:sz w:val="20"/>
           <w:szCs w:val="20"/>
         </w:rPr>
-      </w:pPr>
-    </w:p>
-    <w:p>
-      <w:pPr>
-        <w:widowControl/>
-        <w:tabs>
-          <w:tab w:val="left" w:pos="270"/>
-          <w:tab w:val="left" w:pos="1350"/>
-          <w:tab w:val="left" w:pos="4590"/>
-          <w:tab w:val="left" w:pos="5310"/>
+        <w:tab/>
+      </w:r>
+      <w:r>
+        <w:rPr>
+          <w:i/>
+          <w:sz w:val="20"/>
+          <w:szCs w:val="20"/>
+        </w:rPr>
+        <w:tab/>
+      </w:r>
+    </w:p>
+    <w:p>
+      <w:pPr>
+        <w:widowControl/>
+        <w:tabs>
+          <w:tab w:val="left" w:pos="270"/>
+          <w:tab w:val="left" w:pos="630"/>
+          <w:tab w:val="left" w:pos="900"/>
+          <w:tab w:val="left" w:pos="5760"/>
           <w:tab w:val="left" w:pos="6030"/>
           <w:tab w:val="left" w:pos="6750"/>
           <w:tab w:val="left" w:pos="7470"/>
@@ -888,37 +783,24 @@
           <w:tab w:val="left" w:pos="9630"/>
           <w:tab w:val="left" w:pos="10350"/>
         </w:tabs>
-        <w:ind w:left="270" w:firstLine="1080"/>
-        <w:jc w:val="both"/>
-        <w:rPr>
-          <w:sz w:val="20"/>
-          <w:szCs w:val="20"/>
-        </w:rPr>
-      </w:pPr>
-      <w:r>
-        <w:rPr>
-          <w:sz w:val="20"/>
-          <w:szCs w:val="20"/>
-        </w:rPr>
-        <w:t>Expected Date of Completion:</w:t>
-      </w:r>
-      <w:r>
-        <w:rPr>
-          <w:sz w:val="20"/>
-          <w:szCs w:val="20"/>
-        </w:rPr>
-        <w:tab/>
-        <w:t xml:space="preserve">May 2026 </w:t>
-      </w:r>
-    </w:p>
-    <w:p>
-      <w:pPr>
-        <w:widowControl/>
-        <w:tabs>
-          <w:tab w:val="left" w:pos="270"/>
-          <w:tab w:val="left" w:pos="1350"/>
-          <w:tab w:val="left" w:pos="4590"/>
-          <w:tab w:val="left" w:pos="5310"/>
+        <w:spacing w:line="92" w:lineRule="auto"/>
+        <w:ind w:left="270" w:hanging="270"/>
+        <w:jc w:val="both"/>
+        <w:rPr>
+          <w:b/>
+          <w:sz w:val="20"/>
+          <w:szCs w:val="20"/>
+        </w:rPr>
+      </w:pPr>
+    </w:p>
+    <w:p>
+      <w:pPr>
+        <w:widowControl/>
+        <w:tabs>
+          <w:tab w:val="left" w:pos="270"/>
+          <w:tab w:val="left" w:pos="630"/>
+          <w:tab w:val="left" w:pos="900"/>
+          <w:tab w:val="left" w:pos="5760"/>
           <w:tab w:val="left" w:pos="6030"/>
           <w:tab w:val="left" w:pos="6750"/>
           <w:tab w:val="left" w:pos="7470"/>
@@ -927,37 +809,39 @@
           <w:tab w:val="left" w:pos="9630"/>
           <w:tab w:val="left" w:pos="10350"/>
         </w:tabs>
-        <w:ind w:left="270" w:firstLine="1080"/>
-        <w:jc w:val="both"/>
-        <w:rPr>
-          <w:sz w:val="20"/>
-          <w:szCs w:val="20"/>
-        </w:rPr>
-      </w:pPr>
-      <w:r>
-        <w:rPr>
-          <w:sz w:val="20"/>
-          <w:szCs w:val="20"/>
-        </w:rPr>
-        <w:t>Principal Advisor:</w:t>
-      </w:r>
-      <w:r>
-        <w:rPr>
-          <w:sz w:val="20"/>
-          <w:szCs w:val="20"/>
-        </w:rPr>
-        <w:tab/>
-        <w:t>Supreet Kaur and Edward Miguel</w:t>
-      </w:r>
-    </w:p>
-    <w:p>
-      <w:pPr>
-        <w:widowControl/>
-        <w:tabs>
-          <w:tab w:val="left" w:pos="270"/>
-          <w:tab w:val="left" w:pos="1350"/>
-          <w:tab w:val="left" w:pos="4590"/>
-          <w:tab w:val="left" w:pos="5310"/>
+        <w:ind w:left="270" w:hanging="270"/>
+        <w:jc w:val="both"/>
+        <w:rPr>
+          <w:i/>
+          <w:sz w:val="20"/>
+          <w:szCs w:val="20"/>
+        </w:rPr>
+      </w:pPr>
+      <w:r>
+        <w:rPr>
+          <w:b/>
+          <w:sz w:val="20"/>
+          <w:szCs w:val="20"/>
+        </w:rPr>
+        <w:t>EDUCATION</w:t>
+      </w:r>
+      <w:r>
+        <w:rPr>
+          <w:b/>
+          <w:sz w:val="20"/>
+          <w:szCs w:val="20"/>
+        </w:rPr>
+        <w:t>:</w:t>
+      </w:r>
+    </w:p>
+    <w:p>
+      <w:pPr>
+        <w:widowControl/>
+        <w:tabs>
+          <w:tab w:val="left" w:pos="270"/>
+          <w:tab w:val="left" w:pos="630"/>
+          <w:tab w:val="left" w:pos="900"/>
+          <w:tab w:val="left" w:pos="5760"/>
           <w:tab w:val="left" w:pos="6030"/>
           <w:tab w:val="left" w:pos="6750"/>
           <w:tab w:val="left" w:pos="7470"/>
@@ -966,37 +850,52 @@
           <w:tab w:val="left" w:pos="9630"/>
           <w:tab w:val="left" w:pos="10350"/>
         </w:tabs>
-        <w:ind w:left="270" w:firstLine="1080"/>
-        <w:jc w:val="both"/>
-        <w:rPr>
-          <w:sz w:val="20"/>
-          <w:szCs w:val="20"/>
-        </w:rPr>
-      </w:pPr>
-      <w:r>
-        <w:rPr>
-          <w:sz w:val="20"/>
-          <w:szCs w:val="20"/>
-        </w:rPr>
-        <w:t>Other References:</w:t>
-      </w:r>
-      <w:r>
-        <w:rPr>
-          <w:sz w:val="20"/>
-          <w:szCs w:val="20"/>
-        </w:rPr>
-        <w:tab/>
-        <w:t xml:space="preserve">Benjamin Handel and Jeremy Magruder </w:t>
-      </w:r>
-    </w:p>
-    <w:p>
-      <w:pPr>
-        <w:widowControl/>
-        <w:tabs>
-          <w:tab w:val="left" w:pos="270"/>
-          <w:tab w:val="left" w:pos="1350"/>
-          <w:tab w:val="left" w:pos="4590"/>
-          <w:tab w:val="left" w:pos="5310"/>
+        <w:jc w:val="both"/>
+        <w:rPr>
+          <w:sz w:val="20"/>
+          <w:szCs w:val="20"/>
+        </w:rPr>
+      </w:pPr>
+      <w:r>
+        <w:rPr>
+          <w:sz w:val="20"/>
+          <w:szCs w:val="20"/>
+        </w:rPr>
+        <w:t>University of California, Berkeley</w:t>
+      </w:r>
+      <w:r>
+        <w:rPr>
+          <w:sz w:val="20"/>
+          <w:szCs w:val="20"/>
+        </w:rPr>
+        <w:tab/>
+        <w:t xml:space="preserve">Ph.D. </w:t>
+      </w:r>
+      <w:r>
+        <w:rPr>
+          <w:sz w:val="20"/>
+          <w:szCs w:val="20"/>
+        </w:rPr>
+        <w:tab/>
+        <w:t>2026</w:t>
+      </w:r>
+      <w:r>
+        <w:rPr>
+          <w:sz w:val="20"/>
+          <w:szCs w:val="20"/>
+        </w:rPr>
+        <w:tab/>
+        <w:t>Economics</w:t>
+      </w:r>
+    </w:p>
+    <w:p>
+      <w:pPr>
+        <w:widowControl/>
+        <w:tabs>
+          <w:tab w:val="left" w:pos="270"/>
+          <w:tab w:val="left" w:pos="630"/>
+          <w:tab w:val="left" w:pos="900"/>
+          <w:tab w:val="left" w:pos="5760"/>
           <w:tab w:val="left" w:pos="6030"/>
           <w:tab w:val="left" w:pos="6750"/>
           <w:tab w:val="left" w:pos="7470"/>
@@ -1005,11 +904,263 @@
           <w:tab w:val="left" w:pos="9630"/>
           <w:tab w:val="left" w:pos="10350"/>
         </w:tabs>
-        <w:spacing w:line="120" w:lineRule="auto"/>
+        <w:jc w:val="both"/>
+        <w:rPr>
+          <w:sz w:val="20"/>
+          <w:szCs w:val="20"/>
+        </w:rPr>
+      </w:pPr>
+      <w:r>
+        <w:rPr>
+          <w:sz w:val="20"/>
+          <w:szCs w:val="20"/>
+        </w:rPr>
+        <w:t>Georgetown University School of Foreign Service</w:t>
+      </w:r>
+      <w:r>
+        <w:rPr>
+          <w:sz w:val="20"/>
+          <w:szCs w:val="20"/>
+        </w:rPr>
+        <w:tab/>
+        <w:t>B.S.</w:t>
+      </w:r>
+      <w:r>
+        <w:rPr>
+          <w:sz w:val="20"/>
+          <w:szCs w:val="20"/>
+        </w:rPr>
+        <w:tab/>
+        <w:t>2018</w:t>
+      </w:r>
+      <w:r>
+        <w:rPr>
+          <w:sz w:val="20"/>
+          <w:szCs w:val="20"/>
+        </w:rPr>
+        <w:tab/>
+        <w:t>International Economics</w:t>
+      </w:r>
+    </w:p>
+    <w:p>
+      <w:pPr>
+        <w:widowControl/>
+        <w:tabs>
+          <w:tab w:val="left" w:pos="270"/>
+          <w:tab w:val="left" w:pos="630"/>
+          <w:tab w:val="left" w:pos="900"/>
+          <w:tab w:val="left" w:pos="5760"/>
+          <w:tab w:val="left" w:pos="6030"/>
+          <w:tab w:val="left" w:pos="6750"/>
+          <w:tab w:val="left" w:pos="7470"/>
+          <w:tab w:val="left" w:pos="8190"/>
+          <w:tab w:val="left" w:pos="8910"/>
+          <w:tab w:val="left" w:pos="9630"/>
+          <w:tab w:val="left" w:pos="10350"/>
+        </w:tabs>
+        <w:jc w:val="both"/>
+        <w:rPr>
+          <w:sz w:val="20"/>
+          <w:szCs w:val="20"/>
+        </w:rPr>
+      </w:pPr>
+    </w:p>
+    <w:p>
+      <w:pPr>
+        <w:widowControl/>
+        <w:tabs>
+          <w:tab w:val="left" w:pos="270"/>
+          <w:tab w:val="left" w:pos="630"/>
+          <w:tab w:val="left" w:pos="900"/>
+          <w:tab w:val="left" w:pos="5760"/>
+          <w:tab w:val="left" w:pos="6030"/>
+          <w:tab w:val="left" w:pos="6750"/>
+          <w:tab w:val="left" w:pos="7470"/>
+          <w:tab w:val="left" w:pos="8190"/>
+          <w:tab w:val="left" w:pos="8910"/>
+          <w:tab w:val="left" w:pos="9630"/>
+          <w:tab w:val="left" w:pos="10350"/>
+        </w:tabs>
+        <w:spacing w:line="140" w:lineRule="auto"/>
         <w:ind w:left="270" w:hanging="270"/>
         <w:jc w:val="both"/>
         <w:rPr>
           <w:b/>
+          <w:sz w:val="20"/>
+          <w:szCs w:val="20"/>
+        </w:rPr>
+      </w:pPr>
+    </w:p>
+    <w:p>
+      <w:pPr>
+        <w:widowControl/>
+        <w:tabs>
+          <w:tab w:val="left" w:pos="270"/>
+          <w:tab w:val="left" w:pos="360"/>
+          <w:tab w:val="left" w:pos="630"/>
+          <w:tab w:val="left" w:pos="5310"/>
+          <w:tab w:val="left" w:pos="6390"/>
+          <w:tab w:val="left" w:pos="6750"/>
+          <w:tab w:val="left" w:pos="7470"/>
+          <w:tab w:val="left" w:pos="8190"/>
+          <w:tab w:val="left" w:pos="8910"/>
+          <w:tab w:val="left" w:pos="9630"/>
+          <w:tab w:val="left" w:pos="10350"/>
+        </w:tabs>
+        <w:ind w:left="270" w:hanging="270"/>
+        <w:jc w:val="both"/>
+        <w:rPr>
+          <w:i/>
+          <w:sz w:val="20"/>
+          <w:szCs w:val="20"/>
+        </w:rPr>
+      </w:pPr>
+      <w:r>
+        <w:rPr>
+          <w:b/>
+          <w:sz w:val="20"/>
+          <w:szCs w:val="20"/>
+        </w:rPr>
+        <w:t>PUBLICATIONS:</w:t>
+      </w:r>
+      <w:r>
+        <w:rPr>
+          <w:sz w:val="20"/>
+          <w:szCs w:val="20"/>
+        </w:rPr>
+        <w:t xml:space="preserve">  </w:t>
+      </w:r>
+      <w:r>
+        <w:rPr>
+          <w:i/>
+          <w:sz w:val="20"/>
+          <w:szCs w:val="20"/>
+        </w:rPr>
+        <w:t xml:space="preserve"> </w:t>
+      </w:r>
+    </w:p>
+    <w:p>
+      <w:pPr>
+        <w:widowControl/>
+        <w:tabs>
+          <w:tab w:val="left" w:pos="270"/>
+          <w:tab w:val="left" w:pos="360"/>
+          <w:tab w:val="left" w:pos="630"/>
+          <w:tab w:val="left" w:pos="5310"/>
+          <w:tab w:val="left" w:pos="6390"/>
+          <w:tab w:val="left" w:pos="6750"/>
+          <w:tab w:val="left" w:pos="7470"/>
+          <w:tab w:val="left" w:pos="8190"/>
+          <w:tab w:val="left" w:pos="8910"/>
+          <w:tab w:val="left" w:pos="9630"/>
+          <w:tab w:val="left" w:pos="10350"/>
+        </w:tabs>
+        <w:ind w:left="270"/>
+        <w:jc w:val="both"/>
+        <w:rPr>
+          <w:sz w:val="20"/>
+          <w:szCs w:val="20"/>
+        </w:rPr>
+      </w:pPr>
+      <w:r>
+        <w:rPr>
+          <w:sz w:val="20"/>
+          <w:szCs w:val="20"/>
+        </w:rPr>
+        <w:t>"</w:t>
+      </w:r>
+      <w:r>
+        <w:rPr>
+          <w:sz w:val="20"/>
+          <w:szCs w:val="20"/>
+        </w:rPr>
+        <w:t>Using satellites and phones to evaluate and promote agricultural technology adoption: Evidence from smallholder farms in India</w:t>
+      </w:r>
+      <w:r>
+        <w:rPr>
+          <w:sz w:val="20"/>
+          <w:szCs w:val="20"/>
+        </w:rPr>
+        <w:t xml:space="preserve">" </w:t>
+      </w:r>
+    </w:p>
+    <w:p>
+      <w:pPr>
+        <w:widowControl/>
+        <w:tabs>
+          <w:tab w:val="left" w:pos="360"/>
+          <w:tab w:val="left" w:pos="630"/>
+          <w:tab w:val="left" w:pos="5310"/>
+          <w:tab w:val="left" w:pos="6390"/>
+          <w:tab w:val="left" w:pos="6750"/>
+          <w:tab w:val="left" w:pos="7470"/>
+          <w:tab w:val="left" w:pos="8190"/>
+          <w:tab w:val="left" w:pos="8910"/>
+          <w:tab w:val="left" w:pos="9630"/>
+          <w:tab w:val="left" w:pos="10350"/>
+        </w:tabs>
+        <w:ind w:left="630"/>
+        <w:jc w:val="both"/>
+        <w:rPr>
+          <w:sz w:val="20"/>
+          <w:szCs w:val="20"/>
+        </w:rPr>
+      </w:pPr>
+      <w:r>
+        <w:rPr>
+          <w:sz w:val="20"/>
+          <w:szCs w:val="20"/>
+        </w:rPr>
+        <w:t xml:space="preserve">With </w:t>
+      </w:r>
+      <w:r>
+        <w:rPr>
+          <w:sz w:val="20"/>
+          <w:szCs w:val="20"/>
+        </w:rPr>
+        <w:t>Shawn Cole, Aparna Krishna and Tomoko Harigaya</w:t>
+      </w:r>
+      <w:r>
+        <w:rPr>
+          <w:sz w:val="20"/>
+          <w:szCs w:val="20"/>
+        </w:rPr>
+        <w:t xml:space="preserve">, </w:t>
+      </w:r>
+      <w:r>
+        <w:rPr>
+          <w:i/>
+          <w:sz w:val="20"/>
+          <w:szCs w:val="20"/>
+        </w:rPr>
+        <w:t>Journal of Development Economics</w:t>
+      </w:r>
+      <w:r>
+        <w:rPr>
+          <w:sz w:val="20"/>
+          <w:szCs w:val="20"/>
+        </w:rPr>
+        <w:t>, vol. 176, 2025.</w:t>
+      </w:r>
+    </w:p>
+    <w:p>
+      <w:pPr>
+        <w:widowControl/>
+        <w:tabs>
+          <w:tab w:val="left" w:pos="360"/>
+          <w:tab w:val="left" w:pos="630"/>
+          <w:tab w:val="left" w:pos="5310"/>
+          <w:tab w:val="left" w:pos="6390"/>
+          <w:tab w:val="left" w:pos="6750"/>
+          <w:tab w:val="left" w:pos="7470"/>
+          <w:tab w:val="left" w:pos="8190"/>
+          <w:tab w:val="left" w:pos="8910"/>
+          <w:tab w:val="left" w:pos="9630"/>
+          <w:tab w:val="left" w:pos="10350"/>
+        </w:tabs>
+        <w:ind w:left="630"/>
+        <w:jc w:val="both"/>
+        <w:rPr>
           <w:sz w:val="20"/>
           <w:szCs w:val="20"/>
         </w:rPr>
@@ -1030,126 +1181,6 @@
           <w:tab w:val="left" w:pos="9630"/>
           <w:tab w:val="left" w:pos="10350"/>
         </w:tabs>
-        <w:ind w:left="270" w:hanging="270"/>
-        <w:jc w:val="both"/>
-        <w:rPr>
-          <w:i/>
-          <w:sz w:val="20"/>
-          <w:szCs w:val="20"/>
-        </w:rPr>
-      </w:pPr>
-      <w:r>
-        <w:rPr>
-          <w:b/>
-          <w:sz w:val="20"/>
-          <w:szCs w:val="20"/>
-        </w:rPr>
-        <w:t>PRE-DOCTORAL STUDIES:</w:t>
-      </w:r>
-      <w:r>
-        <w:rPr>
-          <w:b/>
-          <w:sz w:val="20"/>
-          <w:szCs w:val="20"/>
-        </w:rPr>
-        <w:tab/>
-        <w:t>DEGREE</w:t>
-      </w:r>
-      <w:r>
-        <w:rPr>
-          <w:b/>
-          <w:sz w:val="20"/>
-          <w:szCs w:val="20"/>
-        </w:rPr>
-        <w:tab/>
-        <w:t>DATE</w:t>
-      </w:r>
-      <w:r>
-        <w:rPr>
-          <w:b/>
-          <w:sz w:val="20"/>
-          <w:szCs w:val="20"/>
-        </w:rPr>
-        <w:tab/>
-        <w:t>FIELD</w:t>
-      </w:r>
-    </w:p>
-    <w:p>
-      <w:pPr>
-        <w:widowControl/>
-        <w:tabs>
-          <w:tab w:val="left" w:pos="270"/>
-          <w:tab w:val="left" w:pos="558"/>
-          <w:tab w:val="left" w:pos="4482"/>
-          <w:tab w:val="left" w:pos="6192"/>
-          <w:tab w:val="left" w:pos="7362"/>
-          <w:tab w:val="left" w:pos="7470"/>
-          <w:tab w:val="left" w:pos="8190"/>
-          <w:tab w:val="left" w:pos="8910"/>
-          <w:tab w:val="left" w:pos="9630"/>
-          <w:tab w:val="left" w:pos="10350"/>
-        </w:tabs>
-        <w:ind w:left="270" w:firstLine="288"/>
-        <w:jc w:val="both"/>
-        <w:rPr>
-          <w:sz w:val="20"/>
-          <w:szCs w:val="20"/>
-        </w:rPr>
-      </w:pPr>
-      <w:r>
-        <w:rPr>
-          <w:sz w:val="20"/>
-          <w:szCs w:val="20"/>
-        </w:rPr>
-        <w:t xml:space="preserve">Georgetown University </w:t>
-      </w:r>
-      <w:r>
-        <w:rPr>
-          <w:sz w:val="20"/>
-          <w:szCs w:val="20"/>
-        </w:rPr>
-        <w:tab/>
-        <w:t>B.S.</w:t>
-      </w:r>
-      <w:r>
-        <w:rPr>
-          <w:sz w:val="20"/>
-          <w:szCs w:val="20"/>
-        </w:rPr>
-        <w:t>, Valedictorian</w:t>
-      </w:r>
-      <w:r>
-        <w:rPr>
-          <w:sz w:val="20"/>
-          <w:szCs w:val="20"/>
-        </w:rPr>
-        <w:tab/>
-        <w:t xml:space="preserve">2018 </w:t>
-      </w:r>
-      <w:r>
-        <w:rPr>
-          <w:sz w:val="20"/>
-          <w:szCs w:val="20"/>
-        </w:rPr>
-        <w:tab/>
-        <w:t>Economics</w:t>
-      </w:r>
-    </w:p>
-    <w:p>
-      <w:pPr>
-        <w:widowControl/>
-        <w:tabs>
-          <w:tab w:val="left" w:pos="270"/>
-          <w:tab w:val="left" w:pos="558"/>
-          <w:tab w:val="left" w:pos="4482"/>
-          <w:tab w:val="left" w:pos="6192"/>
-          <w:tab w:val="left" w:pos="7362"/>
-          <w:tab w:val="left" w:pos="7470"/>
-          <w:tab w:val="left" w:pos="8190"/>
-          <w:tab w:val="left" w:pos="8910"/>
-          <w:tab w:val="left" w:pos="9630"/>
-          <w:tab w:val="left" w:pos="10350"/>
-        </w:tabs>
         <w:spacing w:line="120" w:lineRule="auto"/>
         <w:ind w:left="270" w:hanging="270"/>
         <w:jc w:val="both"/>
@@ -1183,6 +1214,14 @@
           <w:szCs w:val="20"/>
         </w:rPr>
       </w:pPr>
+      <w:r>
+        <w:rPr>
+          <w:b/>
+          <w:sz w:val="20"/>
+          <w:szCs w:val="20"/>
+        </w:rPr>
+        <w:t xml:space="preserve">WORKING </w:t>
+      </w:r>
       <w:r>
         <w:rPr>
           <w:b/>
@@ -1252,7 +1291,7 @@
       <w:pPr>
         <w:widowControl/>
         <w:numPr>
-          <w:ilvl w:val="1"/>
+          <w:ilvl w:val="0"/>
           <w:numId w:val="1"/>
         </w:numPr>
         <w:tabs>
@@ -1270,26 +1309,24 @@
         </w:tabs>
         <w:jc w:val="both"/>
         <w:rPr>
-          <w:iCs/>
-          <w:sz w:val="20"/>
-          <w:szCs w:val="20"/>
-        </w:rPr>
-      </w:pPr>
-      <w:r>
-        <w:rPr>
-          <w:iCs/>
-          <w:sz w:val="20"/>
-          <w:szCs w:val="20"/>
-        </w:rPr>
-        <w:t xml:space="preserve">Abstract: </w:t>
-      </w:r>
-      <w:r>
-        <w:rPr>
-          <w:iCs/>
-          <w:sz w:val="20"/>
-          <w:szCs w:val="20"/>
-        </w:rPr>
-        <w:t>Firms in low and middle-income economies often grow slowly. This paper examines whether firm risk aversion prevents risk taking necessary to grow. While economists tend to model firms as risk neutral, I posit that this assumption is unlikely to hold for the modal developing country firm, which is owner-operated, so that uncertain investments may directly threaten owners’ consumption. I develop a model that shows how risk aversion can reduce firms’ willingness to experiment with new technologies, impeding investment and growth. I test the model’s predictions within the context of retail firms’ decision to adopt and sell a new consumer product using two field experiments with over 1,200 Kenyan firms. First, offering firms an insurance contract that creates a mean-preserving contraction of profits increases new product adoption by 50%. Effects are concentrated among firms whose owners exhibit higher levels of risk aversion. Second, temporarily inducing firms to try selling a new product with a supplier returns policy leads to a 70% increase in stock purchases after the intervention ends. Third, consistent with bandit models of learning, experimentally increasing the continuation value of learning increases adoption by 80%. These persistent effects arise through a reduction in the variance of beliefs, rather than through changes in mean beliefs. These results show that a feature inherent to developing country environments -- small firms in the presence of missing financial markets -- itself creates a barrier to firm innovation and growth.</w:t>
+          <w:sz w:val="20"/>
+          <w:szCs w:val="20"/>
+        </w:rPr>
+      </w:pPr>
+      <w:r>
+        <w:rPr>
+          <w:sz w:val="20"/>
+          <w:szCs w:val="20"/>
+        </w:rPr>
+        <w:t>A New Experimental Method for Estimating Demand for Non-market Goods: With an Application to the Value of a Statistical Life</w:t>
+      </w:r>
+      <w:r>
+        <w:rPr>
+          <w:i/>
+          <w:sz w:val="20"/>
+          <w:szCs w:val="20"/>
+        </w:rPr>
+        <w:t xml:space="preserve"> </w:t>
       </w:r>
     </w:p>
     <w:p>
@@ -1314,40 +1351,59 @@
         </w:tabs>
         <w:jc w:val="both"/>
         <w:rPr>
-          <w:sz w:val="20"/>
-          <w:szCs w:val="20"/>
-        </w:rPr>
-      </w:pPr>
-      <w:r>
-        <w:rPr>
-          <w:sz w:val="20"/>
-          <w:szCs w:val="20"/>
-        </w:rPr>
-        <w:t>A New Experimental Method for Estimating Demand for Non-market Goods: With an Application to the Value of a Statistical Life</w:t>
-      </w:r>
-      <w:r>
-        <w:rPr>
           <w:i/>
           <w:sz w:val="20"/>
           <w:szCs w:val="20"/>
         </w:rPr>
+      </w:pPr>
+      <w:r>
+        <w:rPr>
+          <w:sz w:val="20"/>
+          <w:szCs w:val="20"/>
+        </w:rPr>
+        <w:t>Can Cash Transfers Save Lives? Evidence from a Large-Scale Experiment in Kenya</w:t>
+      </w:r>
+      <w:r>
+        <w:rPr>
+          <w:sz w:val="20"/>
+          <w:szCs w:val="20"/>
+        </w:rPr>
+        <w:t xml:space="preserve"> (with </w:t>
+      </w:r>
+      <w:r>
+        <w:rPr>
+          <w:sz w:val="20"/>
+          <w:szCs w:val="20"/>
+        </w:rPr>
+        <w:t>Michael Walker, Nick Shankar, Edward Miguel and Dennis Egger</w:t>
+      </w:r>
+      <w:r>
+        <w:rPr>
+          <w:sz w:val="20"/>
+          <w:szCs w:val="20"/>
+        </w:rPr>
+        <w:t>, NBER Working Paper)</w:t>
+      </w:r>
+      <w:r>
+        <w:rPr>
+          <w:sz w:val="20"/>
+          <w:szCs w:val="20"/>
+        </w:rPr>
         <w:t xml:space="preserve"> </w:t>
       </w:r>
       <w:r>
         <w:rPr>
-          <w:sz w:val="20"/>
-          <w:szCs w:val="20"/>
-        </w:rPr>
-        <w:t>(submitted)</w:t>
-      </w:r>
-    </w:p>
-    <w:p>
-      <w:pPr>
-        <w:widowControl/>
-        <w:numPr>
-          <w:ilvl w:val="1"/>
-          <w:numId w:val="1"/>
-        </w:numPr>
+          <w:i/>
+          <w:iCs/>
+          <w:sz w:val="20"/>
+          <w:szCs w:val="20"/>
+        </w:rPr>
+        <w:t>R&amp;R at the Journal of Political Economy</w:t>
+      </w:r>
+    </w:p>
+    <w:p>
+      <w:pPr>
+        <w:widowControl/>
         <w:tabs>
           <w:tab w:val="left" w:pos="270"/>
           <w:tab w:val="left" w:pos="360"/>
@@ -1363,23 +1419,46 @@
         </w:tabs>
         <w:jc w:val="both"/>
         <w:rPr>
-          <w:sz w:val="20"/>
-          <w:szCs w:val="20"/>
-        </w:rPr>
-      </w:pPr>
-      <w:r>
-        <w:rPr>
-          <w:sz w:val="20"/>
-          <w:szCs w:val="20"/>
-        </w:rPr>
-        <w:t xml:space="preserve">Abstract: </w:t>
-      </w:r>
-      <w:r>
-        <w:rPr>
-          <w:sz w:val="20"/>
-          <w:szCs w:val="20"/>
-        </w:rPr>
-        <w:t>Economists often study non-market goods such as health and air quality. This paper introduces a new method to estimate demand for such amenities and applies it to measure the value of a statistical life (VSL) in Kenya. My approach is to update beliefs about the life-saving efficacy of a product (a motorcycle helmet) and elicit product choice. This generates instruments allowing one to use subjective beliefs to estimate demand, rather than assuming rational expectations. This method does not require beliefs to be reported error-free but does require classical mismeasurement. I validate this assumption using features of the experimental design. The estimated VSL is $224, near the left tail of Kenyan estimates. Standard methods for estimating VSL produce skewed results, driven by severe violations of rational expectations. These findings help explain low observed demand for many health products and suggest that directing more development aid towards consumption may increase welfare.</w:t>
+          <w:i/>
+          <w:sz w:val="20"/>
+          <w:szCs w:val="20"/>
+        </w:rPr>
+      </w:pPr>
+    </w:p>
+    <w:p>
+      <w:pPr>
+        <w:widowControl/>
+        <w:tabs>
+          <w:tab w:val="left" w:pos="270"/>
+          <w:tab w:val="left" w:pos="360"/>
+          <w:tab w:val="left" w:pos="630"/>
+          <w:tab w:val="left" w:pos="5310"/>
+          <w:tab w:val="left" w:pos="6390"/>
+          <w:tab w:val="left" w:pos="6750"/>
+          <w:tab w:val="left" w:pos="7470"/>
+          <w:tab w:val="left" w:pos="8190"/>
+          <w:tab w:val="left" w:pos="8910"/>
+          <w:tab w:val="left" w:pos="9630"/>
+          <w:tab w:val="left" w:pos="10350"/>
+        </w:tabs>
+        <w:jc w:val="both"/>
+        <w:rPr>
+          <w:b/>
+          <w:bCs/>
+          <w:iCs/>
+          <w:sz w:val="20"/>
+          <w:szCs w:val="20"/>
+        </w:rPr>
+      </w:pPr>
+      <w:r>
+        <w:rPr>
+          <w:b/>
+          <w:bCs/>
+          <w:iCs/>
+          <w:sz w:val="20"/>
+          <w:szCs w:val="20"/>
+        </w:rPr>
+        <w:t>WORKS IN PROGRESS:</w:t>
       </w:r>
     </w:p>
     <w:p>
@@ -1414,7 +1493,7 @@
           <w:sz w:val="20"/>
           <w:szCs w:val="20"/>
         </w:rPr>
-        <w:t>Can Cash Transfers Save Lives? Evidence from a Large-Scale Experiment in Kenya</w:t>
+        <w:t>Free-Riding and New Product Adoption: Evidence from Burundi</w:t>
       </w:r>
       <w:r>
         <w:rPr>
@@ -1428,14 +1507,69 @@
           <w:sz w:val="20"/>
           <w:szCs w:val="20"/>
         </w:rPr>
-        <w:t>Michael Walker, Nick Shankar, Edward Miguel and Dennis Egger</w:t>
-      </w:r>
-      <w:r>
-        <w:rPr>
-          <w:sz w:val="20"/>
-          <w:szCs w:val="20"/>
-        </w:rPr>
-        <w:t>, NBER Working Paper)</w:t>
+        <w:t xml:space="preserve">Luisa </w:t>
+      </w:r>
+      <w:proofErr w:type="spellStart"/>
+      <w:r>
+        <w:rPr>
+          <w:sz w:val="20"/>
+          <w:szCs w:val="20"/>
+        </w:rPr>
+        <w:t>Cefala</w:t>
+      </w:r>
+      <w:proofErr w:type="spellEnd"/>
+      <w:r>
+        <w:rPr>
+          <w:sz w:val="20"/>
+          <w:szCs w:val="20"/>
+        </w:rPr>
+        <w:t xml:space="preserve">, </w:t>
+      </w:r>
+      <w:proofErr w:type="spellStart"/>
+      <w:r>
+        <w:rPr>
+          <w:sz w:val="20"/>
+          <w:szCs w:val="20"/>
+        </w:rPr>
+        <w:t>Rédempteur</w:t>
+      </w:r>
+      <w:proofErr w:type="spellEnd"/>
+      <w:r>
+        <w:rPr>
+          <w:sz w:val="20"/>
+          <w:szCs w:val="20"/>
+        </w:rPr>
+        <w:t xml:space="preserve"> </w:t>
+      </w:r>
+      <w:proofErr w:type="spellStart"/>
+      <w:r>
+        <w:rPr>
+          <w:sz w:val="20"/>
+          <w:szCs w:val="20"/>
+        </w:rPr>
+        <w:t>Ntawiratsa</w:t>
+      </w:r>
+      <w:proofErr w:type="spellEnd"/>
+      <w:r>
+        <w:rPr>
+          <w:sz w:val="20"/>
+          <w:szCs w:val="20"/>
+        </w:rPr>
+        <w:t xml:space="preserve"> and Nicholas Swanson</w:t>
+      </w:r>
+      <w:r>
+        <w:rPr>
+          <w:sz w:val="20"/>
+          <w:szCs w:val="20"/>
+        </w:rPr>
+        <w:t>)</w:t>
+      </w:r>
+      <w:r>
+        <w:rPr>
+          <w:sz w:val="20"/>
+          <w:szCs w:val="20"/>
+        </w:rPr>
+        <w:br/>
       </w:r>
     </w:p>
     <w:p>
@@ -1454,22 +1588,19 @@
           <w:tab w:val="left" w:pos="9630"/>
           <w:tab w:val="left" w:pos="10350"/>
         </w:tabs>
-        <w:ind w:left="720"/>
-        <w:jc w:val="both"/>
-        <w:rPr>
-          <w:i/>
-          <w:sz w:val="20"/>
-          <w:szCs w:val="20"/>
-        </w:rPr>
-      </w:pPr>
-    </w:p>
-    <w:p>
-      <w:pPr>
-        <w:widowControl/>
-        <w:numPr>
-          <w:ilvl w:val="0"/>
-          <w:numId w:val="1"/>
-        </w:numPr>
+        <w:spacing w:line="120" w:lineRule="auto"/>
+        <w:ind w:left="270" w:firstLine="90"/>
+        <w:jc w:val="both"/>
+        <w:rPr>
+          <w:b/>
+          <w:sz w:val="20"/>
+          <w:szCs w:val="20"/>
+        </w:rPr>
+      </w:pPr>
+    </w:p>
+    <w:p>
+      <w:pPr>
+        <w:widowControl/>
         <w:tabs>
           <w:tab w:val="left" w:pos="270"/>
           <w:tab w:val="left" w:pos="360"/>
@@ -1483,270 +1614,6 @@
           <w:tab w:val="left" w:pos="9630"/>
           <w:tab w:val="left" w:pos="10350"/>
         </w:tabs>
-        <w:jc w:val="both"/>
-        <w:rPr>
-          <w:i/>
-          <w:sz w:val="20"/>
-          <w:szCs w:val="20"/>
-        </w:rPr>
-      </w:pPr>
-      <w:r>
-        <w:rPr>
-          <w:sz w:val="20"/>
-          <w:szCs w:val="20"/>
-        </w:rPr>
-        <w:t>Free-Riding and New Product Adoption: Evidence from Burundi</w:t>
-      </w:r>
-      <w:r>
-        <w:rPr>
-          <w:sz w:val="20"/>
-          <w:szCs w:val="20"/>
-        </w:rPr>
-        <w:t xml:space="preserve"> (with </w:t>
-      </w:r>
-      <w:r>
-        <w:rPr>
-          <w:sz w:val="20"/>
-          <w:szCs w:val="20"/>
-        </w:rPr>
-        <w:t xml:space="preserve">Luisa </w:t>
-      </w:r>
-      <w:proofErr w:type="spellStart"/>
-      <w:r>
-        <w:rPr>
-          <w:sz w:val="20"/>
-          <w:szCs w:val="20"/>
-        </w:rPr>
-        <w:t>Cefala</w:t>
-      </w:r>
-      <w:proofErr w:type="spellEnd"/>
-      <w:r>
-        <w:rPr>
-          <w:sz w:val="20"/>
-          <w:szCs w:val="20"/>
-        </w:rPr>
-        <w:t xml:space="preserve">, </w:t>
-      </w:r>
-      <w:proofErr w:type="spellStart"/>
-      <w:r>
-        <w:rPr>
-          <w:sz w:val="20"/>
-          <w:szCs w:val="20"/>
-        </w:rPr>
-        <w:t>Rédempteur</w:t>
-      </w:r>
-      <w:proofErr w:type="spellEnd"/>
-      <w:r>
-        <w:rPr>
-          <w:sz w:val="20"/>
-          <w:szCs w:val="20"/>
-        </w:rPr>
-        <w:t xml:space="preserve"> </w:t>
-      </w:r>
-      <w:proofErr w:type="spellStart"/>
-      <w:r>
-        <w:rPr>
-          <w:sz w:val="20"/>
-          <w:szCs w:val="20"/>
-        </w:rPr>
-        <w:t>Ntawiratsa</w:t>
-      </w:r>
-      <w:proofErr w:type="spellEnd"/>
-      <w:r>
-        <w:rPr>
-          <w:sz w:val="20"/>
-          <w:szCs w:val="20"/>
-        </w:rPr>
-        <w:t xml:space="preserve"> and Nicholas Swanson</w:t>
-      </w:r>
-      <w:r>
-        <w:rPr>
-          <w:sz w:val="20"/>
-          <w:szCs w:val="20"/>
-        </w:rPr>
-        <w:t>)</w:t>
-      </w:r>
-    </w:p>
-    <w:p>
-      <w:pPr>
-        <w:widowControl/>
-        <w:numPr>
-          <w:ilvl w:val="1"/>
-          <w:numId w:val="1"/>
-        </w:numPr>
-        <w:tabs>
-          <w:tab w:val="left" w:pos="270"/>
-          <w:tab w:val="left" w:pos="360"/>
-          <w:tab w:val="left" w:pos="630"/>
-          <w:tab w:val="left" w:pos="5310"/>
-          <w:tab w:val="left" w:pos="6390"/>
-          <w:tab w:val="left" w:pos="6750"/>
-          <w:tab w:val="left" w:pos="7470"/>
-          <w:tab w:val="left" w:pos="8190"/>
-          <w:tab w:val="left" w:pos="8910"/>
-          <w:tab w:val="left" w:pos="9630"/>
-          <w:tab w:val="left" w:pos="10350"/>
-        </w:tabs>
-        <w:jc w:val="both"/>
-        <w:rPr>
-          <w:i/>
-          <w:sz w:val="20"/>
-          <w:szCs w:val="20"/>
-        </w:rPr>
-      </w:pPr>
-      <w:r>
-        <w:rPr>
-          <w:sz w:val="20"/>
-          <w:szCs w:val="20"/>
-        </w:rPr>
-        <w:t xml:space="preserve">Data collection in progress </w:t>
-      </w:r>
-    </w:p>
-    <w:p>
-      <w:pPr>
-        <w:widowControl/>
-        <w:tabs>
-          <w:tab w:val="left" w:pos="270"/>
-          <w:tab w:val="left" w:pos="360"/>
-          <w:tab w:val="left" w:pos="630"/>
-          <w:tab w:val="left" w:pos="5310"/>
-          <w:tab w:val="left" w:pos="6390"/>
-          <w:tab w:val="left" w:pos="6750"/>
-          <w:tab w:val="left" w:pos="7470"/>
-          <w:tab w:val="left" w:pos="8190"/>
-          <w:tab w:val="left" w:pos="8910"/>
-          <w:tab w:val="left" w:pos="9630"/>
-          <w:tab w:val="left" w:pos="10350"/>
-        </w:tabs>
-        <w:ind w:left="1440"/>
-        <w:jc w:val="both"/>
-        <w:rPr>
-          <w:i/>
-          <w:sz w:val="20"/>
-          <w:szCs w:val="20"/>
-        </w:rPr>
-      </w:pPr>
-    </w:p>
-    <w:p>
-      <w:pPr>
-        <w:widowControl/>
-        <w:numPr>
-          <w:ilvl w:val="0"/>
-          <w:numId w:val="1"/>
-        </w:numPr>
-        <w:tabs>
-          <w:tab w:val="left" w:pos="270"/>
-          <w:tab w:val="left" w:pos="360"/>
-          <w:tab w:val="left" w:pos="630"/>
-          <w:tab w:val="left" w:pos="5310"/>
-          <w:tab w:val="left" w:pos="6390"/>
-          <w:tab w:val="left" w:pos="6750"/>
-          <w:tab w:val="left" w:pos="7470"/>
-          <w:tab w:val="left" w:pos="8190"/>
-          <w:tab w:val="left" w:pos="8910"/>
-          <w:tab w:val="left" w:pos="9630"/>
-          <w:tab w:val="left" w:pos="10350"/>
-        </w:tabs>
-        <w:jc w:val="both"/>
-        <w:rPr>
-          <w:iCs/>
-          <w:sz w:val="20"/>
-          <w:szCs w:val="20"/>
-        </w:rPr>
-      </w:pPr>
-      <w:r>
-        <w:rPr>
-          <w:iCs/>
-          <w:sz w:val="20"/>
-          <w:szCs w:val="20"/>
-        </w:rPr>
-        <w:t>Multiple Missing Markets and Allocative Efficiency</w:t>
-      </w:r>
-      <w:r>
-        <w:rPr>
-          <w:iCs/>
-          <w:sz w:val="20"/>
-          <w:szCs w:val="20"/>
-        </w:rPr>
-        <w:t xml:space="preserve"> (with Supreet Kaur)</w:t>
-      </w:r>
-    </w:p>
-    <w:p>
-      <w:pPr>
-        <w:widowControl/>
-        <w:numPr>
-          <w:ilvl w:val="1"/>
-          <w:numId w:val="1"/>
-        </w:numPr>
-        <w:tabs>
-          <w:tab w:val="left" w:pos="270"/>
-          <w:tab w:val="left" w:pos="360"/>
-          <w:tab w:val="left" w:pos="630"/>
-          <w:tab w:val="left" w:pos="5310"/>
-          <w:tab w:val="left" w:pos="6390"/>
-          <w:tab w:val="left" w:pos="6750"/>
-          <w:tab w:val="left" w:pos="7470"/>
-          <w:tab w:val="left" w:pos="8190"/>
-          <w:tab w:val="left" w:pos="8910"/>
-          <w:tab w:val="left" w:pos="9630"/>
-          <w:tab w:val="left" w:pos="10350"/>
-        </w:tabs>
-        <w:jc w:val="both"/>
-        <w:rPr>
-          <w:iCs/>
-          <w:sz w:val="20"/>
-          <w:szCs w:val="20"/>
-        </w:rPr>
-      </w:pPr>
-      <w:r>
-        <w:rPr>
-          <w:iCs/>
-          <w:sz w:val="20"/>
-          <w:szCs w:val="20"/>
-        </w:rPr>
-        <w:t xml:space="preserve">Analysis in progress </w:t>
-      </w:r>
-    </w:p>
-    <w:p>
-      <w:pPr>
-        <w:widowControl/>
-        <w:tabs>
-          <w:tab w:val="left" w:pos="270"/>
-          <w:tab w:val="left" w:pos="360"/>
-          <w:tab w:val="left" w:pos="630"/>
-          <w:tab w:val="left" w:pos="5310"/>
-          <w:tab w:val="left" w:pos="6390"/>
-          <w:tab w:val="left" w:pos="6750"/>
-          <w:tab w:val="left" w:pos="7470"/>
-          <w:tab w:val="left" w:pos="8190"/>
-          <w:tab w:val="left" w:pos="8910"/>
-          <w:tab w:val="left" w:pos="9630"/>
-          <w:tab w:val="left" w:pos="10350"/>
-        </w:tabs>
-        <w:ind w:left="1440"/>
-        <w:jc w:val="both"/>
-        <w:rPr>
-          <w:iCs/>
-          <w:sz w:val="20"/>
-          <w:szCs w:val="20"/>
-        </w:rPr>
-      </w:pPr>
-    </w:p>
-    <w:p>
-      <w:pPr>
-        <w:widowControl/>
-        <w:tabs>
-          <w:tab w:val="left" w:pos="270"/>
-          <w:tab w:val="left" w:pos="558"/>
-          <w:tab w:val="left" w:pos="4482"/>
-          <w:tab w:val="left" w:pos="6192"/>
-          <w:tab w:val="left" w:pos="7362"/>
-          <w:tab w:val="left" w:pos="7470"/>
-          <w:tab w:val="left" w:pos="8190"/>
-          <w:tab w:val="left" w:pos="8910"/>
-          <w:tab w:val="left" w:pos="9630"/>
-          <w:tab w:val="left" w:pos="10350"/>
-        </w:tabs>
         <w:ind w:left="270" w:hanging="270"/>
         <w:jc w:val="both"/>
         <w:rPr>
@@ -1755,808 +1622,14 @@
           <w:szCs w:val="20"/>
         </w:rPr>
       </w:pPr>
-    </w:p>
-    <w:p>
-      <w:pPr>
-        <w:widowControl/>
-        <w:tabs>
-          <w:tab w:val="left" w:pos="270"/>
-          <w:tab w:val="left" w:pos="558"/>
-          <w:tab w:val="left" w:pos="4482"/>
-          <w:tab w:val="left" w:pos="6192"/>
-          <w:tab w:val="left" w:pos="7362"/>
-          <w:tab w:val="left" w:pos="7470"/>
-          <w:tab w:val="left" w:pos="8190"/>
-          <w:tab w:val="left" w:pos="8910"/>
-          <w:tab w:val="left" w:pos="9630"/>
-          <w:tab w:val="left" w:pos="10350"/>
-        </w:tabs>
-        <w:ind w:left="270" w:hanging="270"/>
-        <w:jc w:val="both"/>
+      <w:r>
         <w:rPr>
           <w:b/>
-          <w:sz w:val="18"/>
-          <w:szCs w:val="18"/>
-        </w:rPr>
-      </w:pPr>
-      <w:r>
-        <w:rPr>
-          <w:b/>
-          <w:sz w:val="20"/>
-          <w:szCs w:val="20"/>
-        </w:rPr>
-        <w:t>PROFESSIONAL EXPERIENCE:</w:t>
-      </w:r>
-    </w:p>
-    <w:p>
-      <w:pPr>
-        <w:widowControl/>
-        <w:tabs>
-          <w:tab w:val="left" w:pos="270"/>
-          <w:tab w:val="left" w:pos="540"/>
-          <w:tab w:val="left" w:pos="810"/>
-          <w:tab w:val="left" w:pos="5310"/>
-          <w:tab w:val="left" w:pos="6390"/>
-          <w:tab w:val="left" w:pos="6750"/>
-          <w:tab w:val="left" w:pos="7470"/>
-          <w:tab w:val="left" w:pos="8190"/>
-          <w:tab w:val="left" w:pos="8910"/>
-          <w:tab w:val="left" w:pos="9630"/>
-          <w:tab w:val="left" w:pos="10350"/>
-        </w:tabs>
-        <w:ind w:left="270" w:hanging="270"/>
-        <w:jc w:val="both"/>
-        <w:rPr>
-          <w:b/>
-          <w:sz w:val="20"/>
-          <w:szCs w:val="20"/>
-        </w:rPr>
-      </w:pPr>
-      <w:r>
-        <w:rPr>
-          <w:b/>
-          <w:sz w:val="20"/>
-          <w:szCs w:val="20"/>
-        </w:rPr>
-        <w:tab/>
-        <w:t>RESEARCH:</w:t>
-      </w:r>
-    </w:p>
-    <w:p>
-      <w:pPr>
-        <w:widowControl/>
-        <w:tabs>
-          <w:tab w:val="left" w:pos="270"/>
-          <w:tab w:val="left" w:pos="360"/>
-          <w:tab w:val="left" w:pos="630"/>
-          <w:tab w:val="left" w:pos="5310"/>
-          <w:tab w:val="left" w:pos="6390"/>
-          <w:tab w:val="left" w:pos="6750"/>
-          <w:tab w:val="left" w:pos="7470"/>
-          <w:tab w:val="left" w:pos="8190"/>
-          <w:tab w:val="left" w:pos="8910"/>
-          <w:tab w:val="left" w:pos="9630"/>
-          <w:tab w:val="left" w:pos="10350"/>
-        </w:tabs>
-        <w:ind w:left="270" w:firstLine="90"/>
-        <w:jc w:val="both"/>
-        <w:rPr>
-          <w:sz w:val="20"/>
-          <w:szCs w:val="20"/>
-        </w:rPr>
-      </w:pPr>
-      <w:r>
-        <w:rPr>
-          <w:sz w:val="20"/>
-          <w:szCs w:val="20"/>
-        </w:rPr>
-        <w:t xml:space="preserve">Research Assistant, Department of Economics, U.C. </w:t>
-      </w:r>
-      <w:proofErr w:type="gramStart"/>
-      <w:r>
-        <w:rPr>
-          <w:sz w:val="20"/>
-          <w:szCs w:val="20"/>
-        </w:rPr>
-        <w:t>Berkeley  (</w:t>
-      </w:r>
-      <w:proofErr w:type="gramEnd"/>
-      <w:r>
-        <w:rPr>
-          <w:sz w:val="20"/>
-          <w:szCs w:val="20"/>
-        </w:rPr>
-        <w:t>2020</w:t>
-      </w:r>
-      <w:r>
-        <w:rPr>
-          <w:sz w:val="20"/>
-          <w:szCs w:val="20"/>
-        </w:rPr>
-        <w:t>-2024</w:t>
-      </w:r>
-      <w:r>
-        <w:rPr>
-          <w:sz w:val="20"/>
-          <w:szCs w:val="20"/>
-        </w:rPr>
-        <w:t>)</w:t>
-      </w:r>
-    </w:p>
-    <w:p>
-      <w:pPr>
-        <w:widowControl/>
-        <w:tabs>
-          <w:tab w:val="left" w:pos="360"/>
-          <w:tab w:val="left" w:pos="630"/>
-          <w:tab w:val="left" w:pos="5310"/>
-          <w:tab w:val="left" w:pos="6390"/>
-          <w:tab w:val="left" w:pos="6750"/>
-          <w:tab w:val="left" w:pos="7470"/>
-          <w:tab w:val="left" w:pos="8190"/>
-          <w:tab w:val="left" w:pos="8910"/>
-          <w:tab w:val="left" w:pos="9630"/>
-          <w:tab w:val="left" w:pos="10350"/>
-        </w:tabs>
-        <w:ind w:left="630"/>
-        <w:jc w:val="both"/>
-        <w:rPr>
-          <w:sz w:val="20"/>
-          <w:szCs w:val="20"/>
-        </w:rPr>
-      </w:pPr>
-      <w:r>
-        <w:rPr>
-          <w:sz w:val="20"/>
-          <w:szCs w:val="20"/>
-        </w:rPr>
-        <w:t>Research with Professor Edward Miguel on the general equilibrium and health effects of cash transfers</w:t>
-      </w:r>
-      <w:r>
-        <w:rPr>
-          <w:sz w:val="20"/>
-          <w:szCs w:val="20"/>
-        </w:rPr>
-        <w:t>.</w:t>
-      </w:r>
-    </w:p>
-    <w:p>
-      <w:pPr>
-        <w:widowControl/>
-        <w:tabs>
-          <w:tab w:val="left" w:pos="270"/>
-          <w:tab w:val="left" w:pos="360"/>
-          <w:tab w:val="left" w:pos="630"/>
-          <w:tab w:val="left" w:pos="5310"/>
-          <w:tab w:val="left" w:pos="6390"/>
-          <w:tab w:val="left" w:pos="6750"/>
-          <w:tab w:val="left" w:pos="7470"/>
-          <w:tab w:val="left" w:pos="8190"/>
-          <w:tab w:val="left" w:pos="8910"/>
-          <w:tab w:val="left" w:pos="9630"/>
-          <w:tab w:val="left" w:pos="10350"/>
-        </w:tabs>
-        <w:ind w:left="270" w:firstLine="360"/>
-        <w:jc w:val="both"/>
-        <w:rPr>
-          <w:sz w:val="20"/>
-          <w:szCs w:val="20"/>
-        </w:rPr>
-      </w:pPr>
-      <w:r>
-        <w:rPr>
-          <w:sz w:val="20"/>
-          <w:szCs w:val="20"/>
-        </w:rPr>
-        <w:t xml:space="preserve">Research with Professor </w:t>
-      </w:r>
-      <w:r>
-        <w:rPr>
-          <w:sz w:val="20"/>
-          <w:szCs w:val="20"/>
-        </w:rPr>
-        <w:t>Jeremy Magruder on the econometrics of multiple hypothesis corrections</w:t>
-      </w:r>
-      <w:r>
-        <w:rPr>
-          <w:sz w:val="20"/>
-          <w:szCs w:val="20"/>
-        </w:rPr>
-        <w:t>.</w:t>
-      </w:r>
-    </w:p>
-    <w:p>
-      <w:pPr>
-        <w:widowControl/>
-        <w:tabs>
-          <w:tab w:val="left" w:pos="270"/>
-          <w:tab w:val="left" w:pos="360"/>
-          <w:tab w:val="left" w:pos="630"/>
-          <w:tab w:val="left" w:pos="5310"/>
-          <w:tab w:val="left" w:pos="6390"/>
-          <w:tab w:val="left" w:pos="6750"/>
-          <w:tab w:val="left" w:pos="7470"/>
-          <w:tab w:val="left" w:pos="8190"/>
-          <w:tab w:val="left" w:pos="8910"/>
-          <w:tab w:val="left" w:pos="9630"/>
-          <w:tab w:val="left" w:pos="10350"/>
-        </w:tabs>
-        <w:ind w:left="270" w:firstLine="90"/>
-        <w:jc w:val="both"/>
-        <w:rPr>
-          <w:i/>
-          <w:sz w:val="20"/>
-          <w:szCs w:val="20"/>
-        </w:rPr>
-      </w:pPr>
-      <w:r>
-        <w:rPr>
-          <w:sz w:val="20"/>
-          <w:szCs w:val="20"/>
-        </w:rPr>
-        <w:t>Research Associate, Harvard Business School and Precision Development</w:t>
-      </w:r>
-      <w:r>
-        <w:rPr>
-          <w:sz w:val="20"/>
-          <w:szCs w:val="20"/>
-        </w:rPr>
-        <w:t xml:space="preserve"> (</w:t>
-      </w:r>
-      <w:r>
-        <w:rPr>
-          <w:sz w:val="20"/>
-          <w:szCs w:val="20"/>
-        </w:rPr>
-        <w:t>2018-2020</w:t>
-      </w:r>
-      <w:r>
-        <w:rPr>
-          <w:sz w:val="20"/>
-          <w:szCs w:val="20"/>
-        </w:rPr>
-        <w:t>)</w:t>
-      </w:r>
-      <w:r>
-        <w:rPr>
-          <w:i/>
-          <w:sz w:val="20"/>
-          <w:szCs w:val="20"/>
-        </w:rPr>
-        <w:t xml:space="preserve">. </w:t>
-      </w:r>
-    </w:p>
-    <w:p>
-      <w:pPr>
-        <w:widowControl/>
-        <w:tabs>
-          <w:tab w:val="left" w:pos="270"/>
-          <w:tab w:val="left" w:pos="360"/>
-          <w:tab w:val="left" w:pos="630"/>
-          <w:tab w:val="left" w:pos="5310"/>
-          <w:tab w:val="left" w:pos="6390"/>
-          <w:tab w:val="left" w:pos="6750"/>
-          <w:tab w:val="left" w:pos="7470"/>
-          <w:tab w:val="left" w:pos="8190"/>
-          <w:tab w:val="left" w:pos="8910"/>
-          <w:tab w:val="left" w:pos="9630"/>
-          <w:tab w:val="left" w:pos="10350"/>
-        </w:tabs>
-        <w:ind w:left="270" w:firstLine="360"/>
-        <w:jc w:val="both"/>
-        <w:rPr>
-          <w:i/>
-          <w:sz w:val="20"/>
-          <w:szCs w:val="20"/>
-        </w:rPr>
-      </w:pPr>
-      <w:r>
-        <w:rPr>
-          <w:sz w:val="20"/>
-          <w:szCs w:val="20"/>
-        </w:rPr>
-        <w:t>Research assistant to Professor Shawn Cole</w:t>
-      </w:r>
-      <w:r>
-        <w:rPr>
-          <w:i/>
-          <w:sz w:val="20"/>
-          <w:szCs w:val="20"/>
-        </w:rPr>
-        <w:t>.</w:t>
-      </w:r>
-    </w:p>
-    <w:p>
-      <w:pPr>
-        <w:widowControl/>
-        <w:tabs>
-          <w:tab w:val="left" w:pos="270"/>
-          <w:tab w:val="left" w:pos="360"/>
-          <w:tab w:val="left" w:pos="630"/>
-          <w:tab w:val="left" w:pos="5310"/>
-          <w:tab w:val="left" w:pos="6390"/>
-          <w:tab w:val="left" w:pos="6750"/>
-          <w:tab w:val="left" w:pos="7470"/>
-          <w:tab w:val="left" w:pos="8190"/>
-          <w:tab w:val="left" w:pos="8910"/>
-          <w:tab w:val="left" w:pos="9630"/>
-          <w:tab w:val="left" w:pos="10350"/>
-        </w:tabs>
-        <w:ind w:left="270" w:firstLine="360"/>
-        <w:jc w:val="both"/>
-        <w:rPr>
-          <w:b/>
-          <w:sz w:val="20"/>
-          <w:szCs w:val="20"/>
-        </w:rPr>
-      </w:pPr>
-    </w:p>
-    <w:p>
-      <w:pPr>
-        <w:widowControl/>
-        <w:tabs>
-          <w:tab w:val="left" w:pos="270"/>
-          <w:tab w:val="left" w:pos="360"/>
-          <w:tab w:val="left" w:pos="630"/>
-          <w:tab w:val="left" w:pos="5310"/>
-          <w:tab w:val="left" w:pos="6390"/>
-          <w:tab w:val="left" w:pos="6750"/>
-          <w:tab w:val="left" w:pos="7470"/>
-          <w:tab w:val="left" w:pos="8190"/>
-          <w:tab w:val="left" w:pos="8910"/>
-          <w:tab w:val="left" w:pos="9630"/>
-          <w:tab w:val="left" w:pos="10350"/>
-        </w:tabs>
-        <w:ind w:left="270" w:hanging="270"/>
-        <w:jc w:val="both"/>
-        <w:rPr>
-          <w:b/>
-          <w:sz w:val="20"/>
-          <w:szCs w:val="20"/>
-        </w:rPr>
-      </w:pPr>
-      <w:r>
-        <w:rPr>
-          <w:b/>
-          <w:sz w:val="20"/>
-          <w:szCs w:val="20"/>
-        </w:rPr>
-        <w:tab/>
-        <w:t>TEACHING:</w:t>
-      </w:r>
-    </w:p>
-    <w:p>
-      <w:pPr>
-        <w:widowControl/>
-        <w:tabs>
-          <w:tab w:val="left" w:pos="270"/>
-          <w:tab w:val="left" w:pos="360"/>
-          <w:tab w:val="left" w:pos="630"/>
-          <w:tab w:val="left" w:pos="5310"/>
-          <w:tab w:val="left" w:pos="6390"/>
-          <w:tab w:val="left" w:pos="6750"/>
-          <w:tab w:val="left" w:pos="7470"/>
-          <w:tab w:val="left" w:pos="8190"/>
-          <w:tab w:val="left" w:pos="8910"/>
-          <w:tab w:val="left" w:pos="9630"/>
-          <w:tab w:val="left" w:pos="10350"/>
-        </w:tabs>
-        <w:ind w:left="270" w:firstLine="90"/>
-        <w:jc w:val="both"/>
-        <w:rPr>
-          <w:sz w:val="20"/>
-          <w:szCs w:val="20"/>
-        </w:rPr>
-      </w:pPr>
-      <w:r>
-        <w:rPr>
-          <w:sz w:val="20"/>
-          <w:szCs w:val="20"/>
-        </w:rPr>
-        <w:t>Teaching Assistant, Department of Economics, U.C. Berkeley (Fall 202</w:t>
-      </w:r>
-      <w:r>
-        <w:rPr>
-          <w:sz w:val="20"/>
-          <w:szCs w:val="20"/>
-        </w:rPr>
-        <w:t>1</w:t>
-      </w:r>
-      <w:r>
-        <w:rPr>
-          <w:sz w:val="20"/>
-          <w:szCs w:val="20"/>
-        </w:rPr>
-        <w:t>- Spring 202</w:t>
-      </w:r>
-      <w:r>
-        <w:rPr>
-          <w:sz w:val="20"/>
-          <w:szCs w:val="20"/>
-        </w:rPr>
-        <w:t>2</w:t>
-      </w:r>
-      <w:r>
-        <w:rPr>
-          <w:sz w:val="20"/>
-          <w:szCs w:val="20"/>
-        </w:rPr>
-        <w:t>)</w:t>
-      </w:r>
-    </w:p>
-    <w:p>
-      <w:pPr>
-        <w:widowControl/>
-        <w:tabs>
-          <w:tab w:val="left" w:pos="270"/>
-          <w:tab w:val="left" w:pos="360"/>
-          <w:tab w:val="left" w:pos="630"/>
-          <w:tab w:val="left" w:pos="5310"/>
-          <w:tab w:val="left" w:pos="6390"/>
-          <w:tab w:val="left" w:pos="6750"/>
-          <w:tab w:val="left" w:pos="7470"/>
-          <w:tab w:val="left" w:pos="8190"/>
-          <w:tab w:val="left" w:pos="8910"/>
-          <w:tab w:val="left" w:pos="9630"/>
-          <w:tab w:val="left" w:pos="10350"/>
-        </w:tabs>
-        <w:ind w:left="270" w:firstLine="360"/>
-        <w:jc w:val="both"/>
-        <w:rPr>
-          <w:sz w:val="20"/>
-          <w:szCs w:val="20"/>
-        </w:rPr>
-      </w:pPr>
-      <w:r>
-        <w:rPr>
-          <w:sz w:val="20"/>
-          <w:szCs w:val="20"/>
-        </w:rPr>
-        <w:t>Undergraduate game theory and graduate economic theory.</w:t>
-      </w:r>
-    </w:p>
-    <w:p>
-      <w:pPr>
-        <w:widowControl/>
-        <w:tabs>
-          <w:tab w:val="left" w:pos="270"/>
-          <w:tab w:val="left" w:pos="360"/>
-          <w:tab w:val="left" w:pos="630"/>
-          <w:tab w:val="left" w:pos="5310"/>
-          <w:tab w:val="left" w:pos="6390"/>
-          <w:tab w:val="left" w:pos="6750"/>
-          <w:tab w:val="left" w:pos="7470"/>
-          <w:tab w:val="left" w:pos="8190"/>
-          <w:tab w:val="left" w:pos="8910"/>
-          <w:tab w:val="left" w:pos="9630"/>
-          <w:tab w:val="left" w:pos="10350"/>
-        </w:tabs>
-        <w:jc w:val="both"/>
-        <w:rPr>
-          <w:sz w:val="20"/>
-          <w:szCs w:val="20"/>
-        </w:rPr>
-      </w:pPr>
-      <w:r>
-        <w:rPr>
-          <w:sz w:val="20"/>
-          <w:szCs w:val="20"/>
-        </w:rPr>
-        <w:tab/>
-      </w:r>
-      <w:r>
-        <w:rPr>
-          <w:sz w:val="20"/>
-          <w:szCs w:val="20"/>
-        </w:rPr>
-        <w:tab/>
-        <w:t>Grader and teaching assistant (Spring 2023-Spring 2025)</w:t>
-      </w:r>
-    </w:p>
-    <w:p>
-      <w:pPr>
-        <w:widowControl/>
-        <w:tabs>
-          <w:tab w:val="left" w:pos="270"/>
-          <w:tab w:val="left" w:pos="360"/>
-          <w:tab w:val="left" w:pos="630"/>
-          <w:tab w:val="left" w:pos="5310"/>
-          <w:tab w:val="left" w:pos="6390"/>
-          <w:tab w:val="left" w:pos="6750"/>
-          <w:tab w:val="left" w:pos="7470"/>
-          <w:tab w:val="left" w:pos="8190"/>
-          <w:tab w:val="left" w:pos="8910"/>
-          <w:tab w:val="left" w:pos="9630"/>
-          <w:tab w:val="left" w:pos="10350"/>
-        </w:tabs>
-        <w:jc w:val="both"/>
-        <w:rPr>
-          <w:sz w:val="20"/>
-          <w:szCs w:val="20"/>
-        </w:rPr>
-      </w:pPr>
-      <w:r>
-        <w:rPr>
-          <w:sz w:val="20"/>
-          <w:szCs w:val="20"/>
-        </w:rPr>
-        <w:tab/>
-      </w:r>
-      <w:r>
-        <w:rPr>
-          <w:sz w:val="20"/>
-          <w:szCs w:val="20"/>
-        </w:rPr>
-        <w:tab/>
-      </w:r>
-      <w:r>
-        <w:rPr>
-          <w:sz w:val="20"/>
-          <w:szCs w:val="20"/>
-        </w:rPr>
-        <w:tab/>
-        <w:t>Graduate development economics</w:t>
-      </w:r>
-    </w:p>
-    <w:p>
-      <w:pPr>
-        <w:widowControl/>
-        <w:tabs>
-          <w:tab w:val="left" w:pos="270"/>
-          <w:tab w:val="left" w:pos="360"/>
-          <w:tab w:val="left" w:pos="630"/>
-          <w:tab w:val="left" w:pos="5310"/>
-          <w:tab w:val="left" w:pos="6390"/>
-          <w:tab w:val="left" w:pos="6750"/>
-          <w:tab w:val="left" w:pos="7470"/>
-          <w:tab w:val="left" w:pos="8190"/>
-          <w:tab w:val="left" w:pos="8910"/>
-          <w:tab w:val="left" w:pos="9630"/>
-          <w:tab w:val="left" w:pos="10350"/>
-        </w:tabs>
-        <w:ind w:left="270" w:hanging="270"/>
-        <w:jc w:val="both"/>
-        <w:rPr>
-          <w:sz w:val="20"/>
-          <w:szCs w:val="20"/>
-        </w:rPr>
-      </w:pPr>
-      <w:r>
-        <w:rPr>
-          <w:sz w:val="20"/>
-          <w:szCs w:val="20"/>
-        </w:rPr>
-        <w:t xml:space="preserve"> </w:t>
-      </w:r>
-    </w:p>
-    <w:p>
-      <w:pPr>
-        <w:widowControl/>
-        <w:tabs>
-          <w:tab w:val="left" w:pos="270"/>
-          <w:tab w:val="left" w:pos="360"/>
-          <w:tab w:val="left" w:pos="630"/>
-          <w:tab w:val="left" w:pos="5310"/>
-          <w:tab w:val="left" w:pos="6390"/>
-          <w:tab w:val="left" w:pos="6750"/>
-          <w:tab w:val="left" w:pos="7470"/>
-          <w:tab w:val="left" w:pos="8190"/>
-          <w:tab w:val="left" w:pos="8910"/>
-          <w:tab w:val="left" w:pos="9630"/>
-          <w:tab w:val="left" w:pos="10350"/>
-        </w:tabs>
-        <w:ind w:left="270" w:hanging="270"/>
-        <w:jc w:val="both"/>
-        <w:rPr>
-          <w:i/>
-          <w:sz w:val="20"/>
-          <w:szCs w:val="20"/>
-        </w:rPr>
-      </w:pPr>
-      <w:r>
-        <w:rPr>
-          <w:b/>
-          <w:sz w:val="20"/>
-          <w:szCs w:val="20"/>
-        </w:rPr>
-        <w:t>PUBLICATIONS:</w:t>
-      </w:r>
-      <w:r>
-        <w:rPr>
-          <w:sz w:val="20"/>
-          <w:szCs w:val="20"/>
-        </w:rPr>
-        <w:t xml:space="preserve">  </w:t>
-      </w:r>
-      <w:r>
-        <w:rPr>
-          <w:i/>
-          <w:sz w:val="20"/>
-          <w:szCs w:val="20"/>
-        </w:rPr>
-        <w:t xml:space="preserve"> </w:t>
-      </w:r>
-    </w:p>
-    <w:p>
-      <w:pPr>
-        <w:widowControl/>
-        <w:tabs>
-          <w:tab w:val="left" w:pos="270"/>
-          <w:tab w:val="left" w:pos="360"/>
-          <w:tab w:val="left" w:pos="630"/>
-          <w:tab w:val="left" w:pos="5310"/>
-          <w:tab w:val="left" w:pos="6390"/>
-          <w:tab w:val="left" w:pos="6750"/>
-          <w:tab w:val="left" w:pos="7470"/>
-          <w:tab w:val="left" w:pos="8190"/>
-          <w:tab w:val="left" w:pos="8910"/>
-          <w:tab w:val="left" w:pos="9630"/>
-          <w:tab w:val="left" w:pos="10350"/>
-        </w:tabs>
-        <w:ind w:left="270"/>
-        <w:jc w:val="both"/>
-        <w:rPr>
-          <w:sz w:val="20"/>
-          <w:szCs w:val="20"/>
-        </w:rPr>
-      </w:pPr>
-      <w:r>
-        <w:rPr>
-          <w:sz w:val="20"/>
-          <w:szCs w:val="20"/>
-        </w:rPr>
-        <w:t>"</w:t>
-      </w:r>
-      <w:r>
-        <w:rPr>
-          <w:sz w:val="20"/>
-          <w:szCs w:val="20"/>
-        </w:rPr>
-        <w:t>Using satellites and phones to evaluate and promote agricultural technology adoption: Evidence from smallholder farms in India</w:t>
-      </w:r>
-      <w:r>
-        <w:rPr>
-          <w:sz w:val="20"/>
-          <w:szCs w:val="20"/>
-        </w:rPr>
-        <w:t xml:space="preserve">" </w:t>
-      </w:r>
-    </w:p>
-    <w:p>
-      <w:pPr>
-        <w:widowControl/>
-        <w:tabs>
-          <w:tab w:val="left" w:pos="360"/>
-          <w:tab w:val="left" w:pos="630"/>
-          <w:tab w:val="left" w:pos="5310"/>
-          <w:tab w:val="left" w:pos="6390"/>
-          <w:tab w:val="left" w:pos="6750"/>
-          <w:tab w:val="left" w:pos="7470"/>
-          <w:tab w:val="left" w:pos="8190"/>
-          <w:tab w:val="left" w:pos="8910"/>
-          <w:tab w:val="left" w:pos="9630"/>
-          <w:tab w:val="left" w:pos="10350"/>
-        </w:tabs>
-        <w:ind w:left="630"/>
-        <w:jc w:val="both"/>
-        <w:rPr>
-          <w:sz w:val="20"/>
-          <w:szCs w:val="20"/>
-        </w:rPr>
-      </w:pPr>
-      <w:r>
-        <w:rPr>
-          <w:sz w:val="20"/>
-          <w:szCs w:val="20"/>
-        </w:rPr>
-        <w:t xml:space="preserve">With </w:t>
-      </w:r>
-      <w:r>
-        <w:rPr>
-          <w:sz w:val="20"/>
-          <w:szCs w:val="20"/>
-        </w:rPr>
-        <w:t>Shawn Cole, Aparna Krishna and Tomoko Harigaya</w:t>
-      </w:r>
-      <w:r>
-        <w:rPr>
-          <w:sz w:val="20"/>
-          <w:szCs w:val="20"/>
-        </w:rPr>
-        <w:t xml:space="preserve">, </w:t>
-      </w:r>
-      <w:r>
-        <w:rPr>
-          <w:i/>
-          <w:sz w:val="20"/>
-          <w:szCs w:val="20"/>
-        </w:rPr>
-        <w:t>Journal of Development Economics</w:t>
-      </w:r>
-      <w:r>
-        <w:rPr>
-          <w:sz w:val="20"/>
-          <w:szCs w:val="20"/>
-        </w:rPr>
-        <w:t>, vol. 176, 2025.</w:t>
-      </w:r>
-    </w:p>
-    <w:p>
-      <w:pPr>
-        <w:widowControl/>
-        <w:tabs>
-          <w:tab w:val="left" w:pos="270"/>
-          <w:tab w:val="left" w:pos="360"/>
-          <w:tab w:val="left" w:pos="630"/>
-          <w:tab w:val="left" w:pos="5310"/>
-          <w:tab w:val="left" w:pos="6390"/>
-          <w:tab w:val="left" w:pos="6750"/>
-          <w:tab w:val="left" w:pos="7470"/>
-          <w:tab w:val="left" w:pos="8190"/>
-          <w:tab w:val="left" w:pos="8910"/>
-          <w:tab w:val="left" w:pos="9630"/>
-          <w:tab w:val="left" w:pos="10350"/>
-        </w:tabs>
-        <w:spacing w:line="120" w:lineRule="auto"/>
-        <w:ind w:left="270" w:hanging="270"/>
-        <w:jc w:val="both"/>
-        <w:rPr>
-          <w:b/>
-          <w:sz w:val="20"/>
-          <w:szCs w:val="20"/>
-        </w:rPr>
-      </w:pPr>
-    </w:p>
-    <w:p>
-      <w:pPr>
-        <w:widowControl/>
-        <w:tabs>
-          <w:tab w:val="left" w:pos="270"/>
-          <w:tab w:val="left" w:pos="360"/>
-          <w:tab w:val="left" w:pos="630"/>
-          <w:tab w:val="left" w:pos="5310"/>
-          <w:tab w:val="left" w:pos="6390"/>
-          <w:tab w:val="left" w:pos="6750"/>
-          <w:tab w:val="left" w:pos="7470"/>
-          <w:tab w:val="left" w:pos="8190"/>
-          <w:tab w:val="left" w:pos="8910"/>
-          <w:tab w:val="left" w:pos="9630"/>
-          <w:tab w:val="left" w:pos="10350"/>
-        </w:tabs>
-        <w:spacing w:line="120" w:lineRule="auto"/>
-        <w:ind w:left="270" w:firstLine="90"/>
-        <w:jc w:val="both"/>
-        <w:rPr>
-          <w:b/>
-          <w:sz w:val="20"/>
-          <w:szCs w:val="20"/>
-        </w:rPr>
-      </w:pPr>
-    </w:p>
-    <w:p>
-      <w:pPr>
-        <w:widowControl/>
-        <w:tabs>
-          <w:tab w:val="left" w:pos="270"/>
-          <w:tab w:val="left" w:pos="360"/>
-          <w:tab w:val="left" w:pos="630"/>
-          <w:tab w:val="left" w:pos="5310"/>
-          <w:tab w:val="left" w:pos="6390"/>
-          <w:tab w:val="left" w:pos="6750"/>
-          <w:tab w:val="left" w:pos="7470"/>
-          <w:tab w:val="left" w:pos="8190"/>
-          <w:tab w:val="left" w:pos="8910"/>
-          <w:tab w:val="left" w:pos="9630"/>
-          <w:tab w:val="left" w:pos="10350"/>
-        </w:tabs>
-        <w:ind w:left="270" w:hanging="270"/>
-        <w:jc w:val="both"/>
-        <w:rPr>
-          <w:b/>
-          <w:sz w:val="20"/>
-          <w:szCs w:val="20"/>
-        </w:rPr>
-      </w:pPr>
+          <w:sz w:val="20"/>
+          <w:szCs w:val="20"/>
+        </w:rPr>
+        <w:t xml:space="preserve">SELECTED </w:t>
+      </w:r>
       <w:r>
         <w:rPr>
           <w:b/>
@@ -2597,68 +1670,34 @@
           <w:sz w:val="20"/>
           <w:szCs w:val="20"/>
         </w:rPr>
-        <w:t>2025</w:t>
-      </w:r>
-      <w:r>
-        <w:rPr>
-          <w:sz w:val="20"/>
-          <w:szCs w:val="20"/>
-        </w:rPr>
-        <w:tab/>
-        <w:t>Private Enterprise Development in Low Income Countries ($42,000) – Scale up grant (</w:t>
-      </w:r>
-      <w:proofErr w:type="gramStart"/>
-      <w:r>
-        <w:rPr>
-          <w:sz w:val="20"/>
-          <w:szCs w:val="20"/>
-        </w:rPr>
-        <w:t>with  Luisa</w:t>
-      </w:r>
-      <w:proofErr w:type="gramEnd"/>
-      <w:r>
-        <w:rPr>
-          <w:sz w:val="20"/>
-          <w:szCs w:val="20"/>
-        </w:rPr>
-        <w:t xml:space="preserve"> </w:t>
-      </w:r>
-      <w:proofErr w:type="spellStart"/>
-      <w:r>
-        <w:rPr>
-          <w:sz w:val="20"/>
-          <w:szCs w:val="20"/>
-        </w:rPr>
-        <w:t>Cefala</w:t>
-      </w:r>
-      <w:proofErr w:type="spellEnd"/>
-      <w:r>
-        <w:rPr>
-          <w:sz w:val="20"/>
-          <w:szCs w:val="20"/>
-        </w:rPr>
-        <w:t xml:space="preserve"> and Nicholas Swanson) </w:t>
-      </w:r>
-      <w:r>
-        <w:rPr>
-          <w:sz w:val="20"/>
-          <w:szCs w:val="20"/>
-        </w:rPr>
-        <w:tab/>
-      </w:r>
-      <w:r>
-        <w:rPr>
-          <w:sz w:val="20"/>
-          <w:szCs w:val="20"/>
-        </w:rPr>
-        <w:tab/>
-      </w:r>
-    </w:p>
-    <w:p>
-      <w:pPr>
-        <w:widowControl/>
-        <w:tabs>
-          <w:tab w:val="left" w:pos="270"/>
+        <w:t>202</w:t>
+      </w:r>
+      <w:r>
+        <w:rPr>
+          <w:sz w:val="20"/>
+          <w:szCs w:val="20"/>
+        </w:rPr>
+        <w:t>6</w:t>
+      </w:r>
+      <w:r>
+        <w:rPr>
+          <w:sz w:val="20"/>
+          <w:szCs w:val="20"/>
+        </w:rPr>
+        <w:tab/>
+      </w:r>
+      <w:r>
+        <w:rPr>
+          <w:sz w:val="20"/>
+          <w:szCs w:val="20"/>
+        </w:rPr>
+        <w:t xml:space="preserve">Center for Effective Global Action Dissertation Prize in Development Economics </w:t>
+      </w:r>
+    </w:p>
+    <w:p>
+      <w:pPr>
+        <w:widowControl/>
+        <w:tabs>
           <w:tab w:val="left" w:pos="540"/>
           <w:tab w:val="left" w:pos="1710"/>
           <w:tab w:val="left" w:pos="2430"/>
@@ -2674,33 +1713,80 @@
           <w:tab w:val="left" w:pos="9630"/>
           <w:tab w:val="left" w:pos="10350"/>
         </w:tabs>
-        <w:ind w:left="270" w:firstLine="270"/>
-        <w:jc w:val="both"/>
-        <w:rPr>
-          <w:sz w:val="20"/>
-          <w:szCs w:val="20"/>
-        </w:rPr>
-      </w:pPr>
-      <w:r>
-        <w:rPr>
-          <w:sz w:val="20"/>
-          <w:szCs w:val="20"/>
-        </w:rPr>
-        <w:t>2024</w:t>
-      </w:r>
-      <w:r>
-        <w:rPr>
-          <w:sz w:val="20"/>
-          <w:szCs w:val="20"/>
-        </w:rPr>
-        <w:tab/>
-        <w:t xml:space="preserve">Best Applied Paper, University of Chicago Causal Inference Conference </w:t>
-      </w:r>
-    </w:p>
-    <w:p>
-      <w:pPr>
-        <w:widowControl/>
-        <w:tabs>
+        <w:ind w:left="1710" w:hanging="1170"/>
+        <w:jc w:val="both"/>
+        <w:rPr>
+          <w:sz w:val="20"/>
+          <w:szCs w:val="20"/>
+        </w:rPr>
+      </w:pPr>
+      <w:r>
+        <w:rPr>
+          <w:sz w:val="20"/>
+          <w:szCs w:val="20"/>
+        </w:rPr>
+        <w:t>2025</w:t>
+      </w:r>
+      <w:r>
+        <w:rPr>
+          <w:sz w:val="20"/>
+          <w:szCs w:val="20"/>
+        </w:rPr>
+        <w:tab/>
+        <w:t>Private Enterprise Development in Low Income Countries ($42,000) – Scale up grant (</w:t>
+      </w:r>
+      <w:proofErr w:type="gramStart"/>
+      <w:r>
+        <w:rPr>
+          <w:sz w:val="20"/>
+          <w:szCs w:val="20"/>
+        </w:rPr>
+        <w:t>with  Luisa</w:t>
+      </w:r>
+      <w:proofErr w:type="gramEnd"/>
+      <w:r>
+        <w:rPr>
+          <w:sz w:val="20"/>
+          <w:szCs w:val="20"/>
+        </w:rPr>
+        <w:t xml:space="preserve"> </w:t>
+      </w:r>
+      <w:proofErr w:type="spellStart"/>
+      <w:r>
+        <w:rPr>
+          <w:sz w:val="20"/>
+          <w:szCs w:val="20"/>
+        </w:rPr>
+        <w:t>Cefala</w:t>
+      </w:r>
+      <w:proofErr w:type="spellEnd"/>
+      <w:r>
+        <w:rPr>
+          <w:sz w:val="20"/>
+          <w:szCs w:val="20"/>
+        </w:rPr>
+        <w:t xml:space="preserve"> and Nicholas Swanson) </w:t>
+      </w:r>
+      <w:r>
+        <w:rPr>
+          <w:sz w:val="20"/>
+          <w:szCs w:val="20"/>
+        </w:rPr>
+        <w:tab/>
+      </w:r>
+      <w:r>
+        <w:rPr>
+          <w:sz w:val="20"/>
+          <w:szCs w:val="20"/>
+        </w:rPr>
+        <w:tab/>
+      </w:r>
+    </w:p>
+    <w:p>
+      <w:pPr>
+        <w:widowControl/>
+        <w:tabs>
+          <w:tab w:val="left" w:pos="270"/>
           <w:tab w:val="left" w:pos="540"/>
           <w:tab w:val="left" w:pos="1710"/>
           <w:tab w:val="left" w:pos="2430"/>
@@ -2716,43 +1802,27 @@
           <w:tab w:val="left" w:pos="9630"/>
           <w:tab w:val="left" w:pos="10350"/>
         </w:tabs>
-        <w:ind w:left="1710" w:hanging="1170"/>
-        <w:jc w:val="both"/>
-        <w:rPr>
-          <w:sz w:val="20"/>
-          <w:szCs w:val="20"/>
-        </w:rPr>
-      </w:pPr>
-      <w:r>
-        <w:rPr>
-          <w:sz w:val="20"/>
-          <w:szCs w:val="20"/>
-        </w:rPr>
-        <w:t xml:space="preserve">2024 </w:t>
-      </w:r>
-      <w:r>
-        <w:rPr>
-          <w:sz w:val="20"/>
-          <w:szCs w:val="20"/>
-        </w:rPr>
-        <w:tab/>
-        <w:t xml:space="preserve">Private Enterprise Development in Low Income Countries ($40,000) – Grant to study competition (with Luisa </w:t>
-      </w:r>
-      <w:proofErr w:type="spellStart"/>
-      <w:r>
-        <w:rPr>
-          <w:sz w:val="20"/>
-          <w:szCs w:val="20"/>
-        </w:rPr>
-        <w:t>Cefala</w:t>
-      </w:r>
-      <w:proofErr w:type="spellEnd"/>
-      <w:r>
-        <w:rPr>
-          <w:sz w:val="20"/>
-          <w:szCs w:val="20"/>
-        </w:rPr>
-        <w:t xml:space="preserve"> and Nicholas Swanson) </w:t>
+        <w:ind w:left="270" w:firstLine="270"/>
+        <w:jc w:val="both"/>
+        <w:rPr>
+          <w:sz w:val="20"/>
+          <w:szCs w:val="20"/>
+        </w:rPr>
+      </w:pPr>
+      <w:r>
+        <w:rPr>
+          <w:sz w:val="20"/>
+          <w:szCs w:val="20"/>
+        </w:rPr>
+        <w:t>2024</w:t>
+      </w:r>
+      <w:r>
+        <w:rPr>
+          <w:sz w:val="20"/>
+          <w:szCs w:val="20"/>
+        </w:rPr>
+        <w:tab/>
+        <w:t xml:space="preserve">Best Applied Paper, University of Chicago Causal Inference Conference </w:t>
       </w:r>
     </w:p>
     <w:p>
@@ -2786,15 +1856,31 @@
           <w:sz w:val="20"/>
           <w:szCs w:val="20"/>
         </w:rPr>
-        <w:t>2024</w:t>
-      </w:r>
-      <w:r>
-        <w:rPr>
-          <w:sz w:val="20"/>
-          <w:szCs w:val="20"/>
-        </w:rPr>
-        <w:tab/>
-        <w:t xml:space="preserve">Private Enterprise Development in Low Income Countries ($41,000) – Grant to study new product diffusion </w:t>
+        <w:t xml:space="preserve">2024 </w:t>
+      </w:r>
+      <w:r>
+        <w:rPr>
+          <w:sz w:val="20"/>
+          <w:szCs w:val="20"/>
+        </w:rPr>
+        <w:tab/>
+        <w:t xml:space="preserve">Private Enterprise Development in Low Income Countries ($40,000) – Grant to study competition (with Luisa </w:t>
+      </w:r>
+      <w:proofErr w:type="spellStart"/>
+      <w:r>
+        <w:rPr>
+          <w:sz w:val="20"/>
+          <w:szCs w:val="20"/>
+        </w:rPr>
+        <w:t>Cefala</w:t>
+      </w:r>
+      <w:proofErr w:type="spellEnd"/>
+      <w:r>
+        <w:rPr>
+          <w:sz w:val="20"/>
+          <w:szCs w:val="20"/>
+        </w:rPr>
+        <w:t xml:space="preserve"> and Nicholas Swanson) </w:t>
       </w:r>
     </w:p>
     <w:p>
@@ -2828,15 +1914,15 @@
           <w:sz w:val="20"/>
           <w:szCs w:val="20"/>
         </w:rPr>
-        <w:t xml:space="preserve">2024 </w:t>
-      </w:r>
-      <w:r>
-        <w:rPr>
-          <w:sz w:val="20"/>
-          <w:szCs w:val="20"/>
-        </w:rPr>
-        <w:tab/>
-        <w:t>Center for Effective Global Action ($15,000) – Pilot funding to study competition in low-income countries</w:t>
+        <w:t>2024</w:t>
+      </w:r>
+      <w:r>
+        <w:rPr>
+          <w:sz w:val="20"/>
+          <w:szCs w:val="20"/>
+        </w:rPr>
+        <w:tab/>
+        <w:t xml:space="preserve">Private Enterprise Development in Low Income Countries ($41,000) – Grant to study new product diffusion </w:t>
       </w:r>
     </w:p>
     <w:p>
@@ -2870,15 +1956,15 @@
           <w:sz w:val="20"/>
           <w:szCs w:val="20"/>
         </w:rPr>
-        <w:t xml:space="preserve">2023 </w:t>
-      </w:r>
-      <w:r>
-        <w:rPr>
-          <w:sz w:val="20"/>
-          <w:szCs w:val="20"/>
-        </w:rPr>
-        <w:tab/>
-        <w:t xml:space="preserve">Gilbert Center ($3,000) – Research funding </w:t>
+        <w:t>2023</w:t>
+      </w:r>
+      <w:r>
+        <w:rPr>
+          <w:sz w:val="20"/>
+          <w:szCs w:val="20"/>
+        </w:rPr>
+        <w:tab/>
+        <w:t>Weiss Fund ($49,000) – Grant for research on product adoption</w:t>
       </w:r>
     </w:p>
     <w:p>
@@ -2912,15 +1998,15 @@
           <w:sz w:val="20"/>
           <w:szCs w:val="20"/>
         </w:rPr>
-        <w:t>2023</w:t>
-      </w:r>
-      <w:r>
-        <w:rPr>
-          <w:sz w:val="20"/>
-          <w:szCs w:val="20"/>
-        </w:rPr>
-        <w:tab/>
-        <w:t xml:space="preserve">Clausen Center for International Economics ($5,000) – Research funding to study information spillovers </w:t>
+        <w:t>2022</w:t>
+      </w:r>
+      <w:r>
+        <w:rPr>
+          <w:sz w:val="20"/>
+          <w:szCs w:val="20"/>
+        </w:rPr>
+        <w:tab/>
+        <w:t xml:space="preserve">Center for Effective Global Action ($28,000) – Funding to study the value of a statistical life </w:t>
       </w:r>
     </w:p>
     <w:p>
@@ -2954,15 +2040,15 @@
           <w:sz w:val="20"/>
           <w:szCs w:val="20"/>
         </w:rPr>
-        <w:t xml:space="preserve">2023 </w:t>
-      </w:r>
-      <w:r>
-        <w:rPr>
-          <w:sz w:val="20"/>
-          <w:szCs w:val="20"/>
-        </w:rPr>
-        <w:tab/>
-        <w:t xml:space="preserve">Rocca Pre-dissertation Fellowship ($4,000) </w:t>
+        <w:t>2021</w:t>
+      </w:r>
+      <w:r>
+        <w:rPr>
+          <w:sz w:val="20"/>
+          <w:szCs w:val="20"/>
+        </w:rPr>
+        <w:tab/>
+        <w:t>National Science Foundation Graduate Research Fellowship</w:t>
       </w:r>
     </w:p>
     <w:p>
@@ -2996,15 +2082,15 @@
           <w:sz w:val="20"/>
           <w:szCs w:val="20"/>
         </w:rPr>
-        <w:t>2023</w:t>
-      </w:r>
-      <w:r>
-        <w:rPr>
-          <w:sz w:val="20"/>
-          <w:szCs w:val="20"/>
-        </w:rPr>
-        <w:tab/>
-        <w:t>Weiss Fund ($49,000) – Grant for research on product adoption</w:t>
+        <w:t xml:space="preserve">2018 </w:t>
+      </w:r>
+      <w:r>
+        <w:rPr>
+          <w:sz w:val="20"/>
+          <w:szCs w:val="20"/>
+        </w:rPr>
+        <w:tab/>
+        <w:t xml:space="preserve">Georgetown University School of Foreign Service Dean’s Medal (Valedictorian) </w:t>
       </w:r>
     </w:p>
     <w:p>
@@ -3033,20 +2119,38 @@
           <w:szCs w:val="20"/>
         </w:rPr>
       </w:pPr>
-      <w:r>
-        <w:rPr>
-          <w:sz w:val="20"/>
-          <w:szCs w:val="20"/>
-        </w:rPr>
-        <w:t xml:space="preserve">2023 </w:t>
-      </w:r>
-      <w:r>
-        <w:rPr>
-          <w:sz w:val="20"/>
-          <w:szCs w:val="20"/>
-        </w:rPr>
-        <w:tab/>
-        <w:t xml:space="preserve">Center for Effective Global Action ($7,000) – Pilot funding to study barriers to product adoption </w:t>
+    </w:p>
+    <w:p>
+      <w:pPr>
+        <w:widowControl/>
+        <w:tabs>
+          <w:tab w:val="left" w:pos="270"/>
+          <w:tab w:val="left" w:pos="360"/>
+          <w:tab w:val="left" w:pos="630"/>
+          <w:tab w:val="left" w:pos="5310"/>
+          <w:tab w:val="left" w:pos="6390"/>
+          <w:tab w:val="left" w:pos="6750"/>
+          <w:tab w:val="left" w:pos="7470"/>
+          <w:tab w:val="left" w:pos="8190"/>
+          <w:tab w:val="left" w:pos="8910"/>
+          <w:tab w:val="left" w:pos="9630"/>
+          <w:tab w:val="left" w:pos="10350"/>
+        </w:tabs>
+        <w:ind w:left="270" w:hanging="270"/>
+        <w:jc w:val="both"/>
+        <w:rPr>
+          <w:b/>
+          <w:sz w:val="20"/>
+          <w:szCs w:val="20"/>
+        </w:rPr>
+      </w:pPr>
+      <w:r>
+        <w:rPr>
+          <w:b/>
+          <w:sz w:val="20"/>
+          <w:szCs w:val="20"/>
+        </w:rPr>
+        <w:t>PRESENTATIONS:</w:t>
       </w:r>
     </w:p>
     <w:p>
@@ -3080,21 +2184,66 @@
           <w:sz w:val="20"/>
           <w:szCs w:val="20"/>
         </w:rPr>
-        <w:t>2022</w:t>
-      </w:r>
-      <w:r>
-        <w:rPr>
-          <w:sz w:val="20"/>
-          <w:szCs w:val="20"/>
-        </w:rPr>
-        <w:tab/>
-        <w:t xml:space="preserve">Center for Effective Global Action ($28,000) – Funding to study the value of a statistical life </w:t>
-      </w:r>
-    </w:p>
-    <w:p>
-      <w:pPr>
-        <w:widowControl/>
-        <w:tabs>
+        <w:t>2026</w:t>
+      </w:r>
+      <w:r>
+        <w:rPr>
+          <w:sz w:val="20"/>
+          <w:szCs w:val="20"/>
+        </w:rPr>
+        <w:tab/>
+        <w:t>University of Chicago, Wharton BEPP</w:t>
+      </w:r>
+      <w:r>
+        <w:rPr>
+          <w:sz w:val="20"/>
+          <w:szCs w:val="20"/>
+        </w:rPr>
+        <w:t xml:space="preserve">, Development </w:t>
+      </w:r>
+      <w:proofErr w:type="spellStart"/>
+      <w:r>
+        <w:rPr>
+          <w:sz w:val="20"/>
+          <w:szCs w:val="20"/>
+        </w:rPr>
+        <w:t>Rookiefest</w:t>
+      </w:r>
+      <w:proofErr w:type="spellEnd"/>
+      <w:r>
+        <w:rPr>
+          <w:sz w:val="20"/>
+          <w:szCs w:val="20"/>
+        </w:rPr>
+        <w:t xml:space="preserve"> (Northwestern)</w:t>
+      </w:r>
+      <w:r>
+        <w:rPr>
+          <w:sz w:val="20"/>
+          <w:szCs w:val="20"/>
+        </w:rPr>
+        <w:t xml:space="preserve">  </w:t>
+      </w:r>
+      <w:r>
+        <w:rPr>
+          <w:sz w:val="20"/>
+          <w:szCs w:val="20"/>
+        </w:rPr>
+        <w:tab/>
+      </w:r>
+      <w:r>
+        <w:rPr>
+          <w:sz w:val="20"/>
+          <w:szCs w:val="20"/>
+        </w:rPr>
+        <w:tab/>
+      </w:r>
+    </w:p>
+    <w:p>
+      <w:pPr>
+        <w:widowControl/>
+        <w:tabs>
+          <w:tab w:val="left" w:pos="270"/>
           <w:tab w:val="left" w:pos="540"/>
           <w:tab w:val="left" w:pos="1710"/>
           <w:tab w:val="left" w:pos="2430"/>
@@ -3110,33 +2259,34 @@
           <w:tab w:val="left" w:pos="9630"/>
           <w:tab w:val="left" w:pos="10350"/>
         </w:tabs>
-        <w:ind w:left="1710" w:hanging="1170"/>
-        <w:jc w:val="both"/>
-        <w:rPr>
-          <w:sz w:val="20"/>
-          <w:szCs w:val="20"/>
-        </w:rPr>
-      </w:pPr>
-      <w:r>
-        <w:rPr>
-          <w:sz w:val="20"/>
-          <w:szCs w:val="20"/>
-        </w:rPr>
-        <w:t>2021</w:t>
-      </w:r>
-      <w:r>
-        <w:rPr>
-          <w:sz w:val="20"/>
-          <w:szCs w:val="20"/>
-        </w:rPr>
-        <w:tab/>
-        <w:t>National Science Foundation Graduate Research Fellowship</w:t>
-      </w:r>
-    </w:p>
-    <w:p>
-      <w:pPr>
-        <w:widowControl/>
-        <w:tabs>
+        <w:ind w:left="270" w:firstLine="270"/>
+        <w:jc w:val="both"/>
+        <w:rPr>
+          <w:sz w:val="20"/>
+          <w:szCs w:val="20"/>
+        </w:rPr>
+      </w:pPr>
+      <w:r>
+        <w:rPr>
+          <w:sz w:val="20"/>
+          <w:szCs w:val="20"/>
+        </w:rPr>
+        <w:t>2025</w:t>
+      </w:r>
+      <w:r>
+        <w:rPr>
+          <w:sz w:val="20"/>
+          <w:szCs w:val="20"/>
+        </w:rPr>
+        <w:tab/>
+        <w:t>UC Berkeley, NEUDC, UC Davis</w:t>
+      </w:r>
+    </w:p>
+    <w:p>
+      <w:pPr>
+        <w:widowControl/>
+        <w:tabs>
+          <w:tab w:val="left" w:pos="270"/>
           <w:tab w:val="left" w:pos="540"/>
           <w:tab w:val="left" w:pos="1710"/>
           <w:tab w:val="left" w:pos="2430"/>
@@ -3152,59 +2302,34 @@
           <w:tab w:val="left" w:pos="9630"/>
           <w:tab w:val="left" w:pos="10350"/>
         </w:tabs>
-        <w:ind w:left="1710" w:hanging="1170"/>
-        <w:jc w:val="both"/>
-        <w:rPr>
-          <w:sz w:val="20"/>
-          <w:szCs w:val="20"/>
-        </w:rPr>
-      </w:pPr>
-    </w:p>
-    <w:p>
-      <w:pPr>
-        <w:widowControl/>
-        <w:tabs>
-          <w:tab w:val="left" w:pos="270"/>
-          <w:tab w:val="left" w:pos="360"/>
-          <w:tab w:val="left" w:pos="630"/>
-          <w:tab w:val="left" w:pos="5310"/>
-          <w:tab w:val="left" w:pos="6390"/>
-          <w:tab w:val="left" w:pos="6750"/>
-          <w:tab w:val="left" w:pos="7470"/>
-          <w:tab w:val="left" w:pos="8190"/>
-          <w:tab w:val="left" w:pos="8910"/>
-          <w:tab w:val="left" w:pos="9630"/>
-          <w:tab w:val="left" w:pos="10350"/>
-        </w:tabs>
-        <w:ind w:left="270" w:hanging="270"/>
-        <w:jc w:val="both"/>
-        <w:rPr>
-          <w:b/>
-          <w:sz w:val="20"/>
-          <w:szCs w:val="20"/>
-        </w:rPr>
-      </w:pPr>
-      <w:r>
-        <w:rPr>
-          <w:b/>
-          <w:sz w:val="20"/>
-          <w:szCs w:val="20"/>
-        </w:rPr>
-        <w:t>PRESENTATIONS</w:t>
-      </w:r>
-      <w:r>
-        <w:rPr>
-          <w:b/>
-          <w:sz w:val="20"/>
-          <w:szCs w:val="20"/>
-        </w:rPr>
-        <w:t>:</w:t>
-      </w:r>
-    </w:p>
-    <w:p>
-      <w:pPr>
-        <w:widowControl/>
-        <w:tabs>
+        <w:ind w:left="270" w:firstLine="270"/>
+        <w:jc w:val="both"/>
+        <w:rPr>
+          <w:sz w:val="20"/>
+          <w:szCs w:val="20"/>
+        </w:rPr>
+      </w:pPr>
+      <w:r>
+        <w:rPr>
+          <w:sz w:val="20"/>
+          <w:szCs w:val="20"/>
+        </w:rPr>
+        <w:t>2024</w:t>
+      </w:r>
+      <w:r>
+        <w:rPr>
+          <w:sz w:val="20"/>
+          <w:szCs w:val="20"/>
+        </w:rPr>
+        <w:tab/>
+        <w:t xml:space="preserve">University of Chicago Causal Inference Conference  </w:t>
+      </w:r>
+    </w:p>
+    <w:p>
+      <w:pPr>
+        <w:widowControl/>
+        <w:tabs>
+          <w:tab w:val="left" w:pos="270"/>
           <w:tab w:val="left" w:pos="540"/>
           <w:tab w:val="left" w:pos="1710"/>
           <w:tab w:val="left" w:pos="2430"/>
@@ -3220,62 +2345,15 @@
           <w:tab w:val="left" w:pos="9630"/>
           <w:tab w:val="left" w:pos="10350"/>
         </w:tabs>
-        <w:ind w:left="1710" w:hanging="1170"/>
-        <w:jc w:val="both"/>
-        <w:rPr>
-          <w:sz w:val="20"/>
-          <w:szCs w:val="20"/>
-        </w:rPr>
-      </w:pPr>
-      <w:r>
-        <w:rPr>
-          <w:sz w:val="20"/>
-          <w:szCs w:val="20"/>
-        </w:rPr>
-        <w:t>202</w:t>
-      </w:r>
-      <w:r>
-        <w:rPr>
-          <w:sz w:val="20"/>
-          <w:szCs w:val="20"/>
-        </w:rPr>
-        <w:t>6</w:t>
-      </w:r>
-      <w:r>
-        <w:rPr>
-          <w:sz w:val="20"/>
-          <w:szCs w:val="20"/>
-        </w:rPr>
-        <w:tab/>
-      </w:r>
-      <w:r>
-        <w:rPr>
-          <w:sz w:val="20"/>
-          <w:szCs w:val="20"/>
-        </w:rPr>
-        <w:t xml:space="preserve">University of Chicago, Wharton BEPP </w:t>
-      </w:r>
-      <w:r>
-        <w:rPr>
-          <w:sz w:val="20"/>
-          <w:szCs w:val="20"/>
-        </w:rPr>
-        <w:t xml:space="preserve"> </w:t>
-      </w:r>
-      <w:r>
-        <w:rPr>
-          <w:sz w:val="20"/>
-          <w:szCs w:val="20"/>
-        </w:rPr>
-        <w:tab/>
-      </w:r>
-      <w:r>
-        <w:rPr>
-          <w:sz w:val="20"/>
-          <w:szCs w:val="20"/>
-        </w:rPr>
-        <w:tab/>
-      </w:r>
+        <w:spacing w:line="120" w:lineRule="auto"/>
+        <w:ind w:left="270" w:hanging="270"/>
+        <w:jc w:val="both"/>
+        <w:rPr>
+          <w:b/>
+          <w:sz w:val="20"/>
+          <w:szCs w:val="20"/>
+        </w:rPr>
+      </w:pPr>
     </w:p>
     <w:p>
       <w:pPr>
@@ -3297,41 +2375,15 @@
           <w:tab w:val="left" w:pos="9630"/>
           <w:tab w:val="left" w:pos="10350"/>
         </w:tabs>
-        <w:ind w:left="270" w:firstLine="270"/>
-        <w:jc w:val="both"/>
-        <w:rPr>
-          <w:sz w:val="20"/>
-          <w:szCs w:val="20"/>
-        </w:rPr>
-      </w:pPr>
-      <w:r>
-        <w:rPr>
-          <w:sz w:val="20"/>
-          <w:szCs w:val="20"/>
-        </w:rPr>
-        <w:t>202</w:t>
-      </w:r>
-      <w:r>
-        <w:rPr>
-          <w:sz w:val="20"/>
-          <w:szCs w:val="20"/>
-        </w:rPr>
-        <w:t>5</w:t>
-      </w:r>
-      <w:r>
-        <w:rPr>
-          <w:sz w:val="20"/>
-          <w:szCs w:val="20"/>
-        </w:rPr>
-        <w:tab/>
-      </w:r>
-      <w:r>
-        <w:rPr>
-          <w:sz w:val="20"/>
-          <w:szCs w:val="20"/>
-        </w:rPr>
-        <w:t>UC Berkeley, NEUDC, UC Davis</w:t>
-      </w:r>
+        <w:spacing w:line="120" w:lineRule="auto"/>
+        <w:ind w:left="270" w:hanging="270"/>
+        <w:jc w:val="both"/>
+        <w:rPr>
+          <w:b/>
+          <w:sz w:val="20"/>
+          <w:szCs w:val="20"/>
+        </w:rPr>
+      </w:pPr>
     </w:p>
     <w:p>
       <w:pPr>
@@ -3353,34 +2405,29 @@
           <w:tab w:val="left" w:pos="9630"/>
           <w:tab w:val="left" w:pos="10350"/>
         </w:tabs>
-        <w:ind w:left="270" w:firstLine="270"/>
-        <w:jc w:val="both"/>
-        <w:rPr>
-          <w:sz w:val="20"/>
-          <w:szCs w:val="20"/>
-        </w:rPr>
-      </w:pPr>
-      <w:r>
-        <w:rPr>
-          <w:sz w:val="20"/>
-          <w:szCs w:val="20"/>
-        </w:rPr>
-        <w:t>2024</w:t>
-      </w:r>
-      <w:r>
-        <w:rPr>
-          <w:sz w:val="20"/>
-          <w:szCs w:val="20"/>
-        </w:rPr>
-        <w:tab/>
-        <w:t xml:space="preserve">University of Chicago Causal Inference Conference </w:t>
-      </w:r>
-      <w:r>
-        <w:rPr>
-          <w:sz w:val="20"/>
-          <w:szCs w:val="20"/>
-        </w:rPr>
-        <w:t xml:space="preserve"> </w:t>
+        <w:ind w:left="270" w:hanging="270"/>
+        <w:jc w:val="both"/>
+        <w:rPr>
+          <w:i/>
+          <w:sz w:val="20"/>
+          <w:szCs w:val="20"/>
+        </w:rPr>
+      </w:pPr>
+      <w:r>
+        <w:rPr>
+          <w:b/>
+          <w:sz w:val="20"/>
+          <w:szCs w:val="20"/>
+        </w:rPr>
+        <w:t>SERVICE</w:t>
+      </w:r>
+      <w:r>
+        <w:rPr>
+          <w:b/>
+          <w:sz w:val="20"/>
+          <w:szCs w:val="20"/>
+        </w:rPr>
+        <w:t>:</w:t>
       </w:r>
     </w:p>
     <w:p>
@@ -3403,15 +2450,49 @@
           <w:tab w:val="left" w:pos="9630"/>
           <w:tab w:val="left" w:pos="10350"/>
         </w:tabs>
-        <w:spacing w:line="120" w:lineRule="auto"/>
-        <w:ind w:left="270" w:hanging="270"/>
-        <w:jc w:val="both"/>
-        <w:rPr>
-          <w:b/>
-          <w:sz w:val="20"/>
-          <w:szCs w:val="20"/>
-        </w:rPr>
-      </w:pPr>
+        <w:ind w:left="270" w:firstLine="270"/>
+        <w:jc w:val="both"/>
+        <w:rPr>
+          <w:sz w:val="20"/>
+          <w:szCs w:val="20"/>
+        </w:rPr>
+      </w:pPr>
+      <w:r>
+        <w:rPr>
+          <w:sz w:val="20"/>
+          <w:szCs w:val="20"/>
+        </w:rPr>
+        <w:t>Referee</w:t>
+      </w:r>
+      <w:r>
+        <w:rPr>
+          <w:sz w:val="20"/>
+          <w:szCs w:val="20"/>
+        </w:rPr>
+        <w:t>:</w:t>
+      </w:r>
+      <w:r>
+        <w:rPr>
+          <w:sz w:val="20"/>
+          <w:szCs w:val="20"/>
+        </w:rPr>
+        <w:tab/>
+        <w:t xml:space="preserve">American Economic </w:t>
+      </w:r>
+      <w:r>
+        <w:rPr>
+          <w:sz w:val="20"/>
+          <w:szCs w:val="20"/>
+        </w:rPr>
+        <w:t>Review, Journal of Development Economics</w:t>
+      </w:r>
+      <w:r>
+        <w:rPr>
+          <w:sz w:val="20"/>
+          <w:szCs w:val="20"/>
+        </w:rPr>
+        <w:t>, JEEA</w:t>
+      </w:r>
     </w:p>
     <w:p>
       <w:pPr>
@@ -3433,15 +2514,456 @@
           <w:tab w:val="left" w:pos="9630"/>
           <w:tab w:val="left" w:pos="10350"/>
         </w:tabs>
-        <w:spacing w:line="120" w:lineRule="auto"/>
+        <w:ind w:left="270" w:firstLine="270"/>
+        <w:jc w:val="both"/>
+        <w:rPr>
+          <w:sz w:val="20"/>
+          <w:szCs w:val="20"/>
+        </w:rPr>
+      </w:pPr>
+    </w:p>
+    <w:p>
+      <w:pPr>
+        <w:widowControl/>
+        <w:tabs>
+          <w:tab w:val="left" w:pos="270"/>
+          <w:tab w:val="left" w:pos="558"/>
+          <w:tab w:val="left" w:pos="4482"/>
+          <w:tab w:val="left" w:pos="6192"/>
+          <w:tab w:val="left" w:pos="7362"/>
+          <w:tab w:val="left" w:pos="7470"/>
+          <w:tab w:val="left" w:pos="8190"/>
+          <w:tab w:val="left" w:pos="8910"/>
+          <w:tab w:val="left" w:pos="9630"/>
+          <w:tab w:val="left" w:pos="10350"/>
+        </w:tabs>
         <w:ind w:left="270" w:hanging="270"/>
         <w:jc w:val="both"/>
         <w:rPr>
           <w:b/>
-          <w:sz w:val="20"/>
-          <w:szCs w:val="20"/>
-        </w:rPr>
-      </w:pPr>
+          <w:sz w:val="18"/>
+          <w:szCs w:val="18"/>
+        </w:rPr>
+      </w:pPr>
+      <w:r>
+        <w:rPr>
+          <w:b/>
+          <w:sz w:val="20"/>
+          <w:szCs w:val="20"/>
+        </w:rPr>
+        <w:t>PREVIOUS EXPERIENCE:</w:t>
+      </w:r>
+    </w:p>
+    <w:p>
+      <w:pPr>
+        <w:widowControl/>
+        <w:tabs>
+          <w:tab w:val="left" w:pos="270"/>
+          <w:tab w:val="left" w:pos="540"/>
+          <w:tab w:val="left" w:pos="810"/>
+          <w:tab w:val="left" w:pos="5310"/>
+          <w:tab w:val="left" w:pos="6390"/>
+          <w:tab w:val="left" w:pos="6750"/>
+          <w:tab w:val="left" w:pos="7470"/>
+          <w:tab w:val="left" w:pos="8190"/>
+          <w:tab w:val="left" w:pos="8910"/>
+          <w:tab w:val="left" w:pos="9630"/>
+          <w:tab w:val="left" w:pos="10350"/>
+        </w:tabs>
+        <w:ind w:left="270" w:hanging="270"/>
+        <w:jc w:val="both"/>
+        <w:rPr>
+          <w:b/>
+          <w:sz w:val="20"/>
+          <w:szCs w:val="20"/>
+        </w:rPr>
+      </w:pPr>
+      <w:r>
+        <w:rPr>
+          <w:b/>
+          <w:sz w:val="20"/>
+          <w:szCs w:val="20"/>
+        </w:rPr>
+        <w:tab/>
+        <w:t>RESEARCH:</w:t>
+      </w:r>
+    </w:p>
+    <w:p>
+      <w:pPr>
+        <w:widowControl/>
+        <w:tabs>
+          <w:tab w:val="left" w:pos="270"/>
+          <w:tab w:val="left" w:pos="360"/>
+          <w:tab w:val="left" w:pos="630"/>
+          <w:tab w:val="left" w:pos="5310"/>
+          <w:tab w:val="left" w:pos="6390"/>
+          <w:tab w:val="left" w:pos="6750"/>
+          <w:tab w:val="left" w:pos="7470"/>
+          <w:tab w:val="left" w:pos="8190"/>
+          <w:tab w:val="left" w:pos="8910"/>
+          <w:tab w:val="left" w:pos="9630"/>
+          <w:tab w:val="left" w:pos="10350"/>
+        </w:tabs>
+        <w:ind w:left="270" w:firstLine="90"/>
+        <w:jc w:val="both"/>
+        <w:rPr>
+          <w:sz w:val="20"/>
+          <w:szCs w:val="20"/>
+        </w:rPr>
+      </w:pPr>
+      <w:r>
+        <w:rPr>
+          <w:sz w:val="20"/>
+          <w:szCs w:val="20"/>
+        </w:rPr>
+        <w:t>Research Assistant, Department of Economics, U.C. Berkeley (2020-2024)</w:t>
+      </w:r>
+    </w:p>
+    <w:p>
+      <w:pPr>
+        <w:widowControl/>
+        <w:tabs>
+          <w:tab w:val="left" w:pos="360"/>
+          <w:tab w:val="left" w:pos="630"/>
+          <w:tab w:val="left" w:pos="5310"/>
+          <w:tab w:val="left" w:pos="6390"/>
+          <w:tab w:val="left" w:pos="6750"/>
+          <w:tab w:val="left" w:pos="7470"/>
+          <w:tab w:val="left" w:pos="8190"/>
+          <w:tab w:val="left" w:pos="8910"/>
+          <w:tab w:val="left" w:pos="9630"/>
+          <w:tab w:val="left" w:pos="10350"/>
+        </w:tabs>
+        <w:ind w:left="630"/>
+        <w:jc w:val="both"/>
+        <w:rPr>
+          <w:sz w:val="20"/>
+          <w:szCs w:val="20"/>
+        </w:rPr>
+      </w:pPr>
+      <w:r>
+        <w:rPr>
+          <w:sz w:val="20"/>
+          <w:szCs w:val="20"/>
+        </w:rPr>
+        <w:lastRenderedPageBreak/>
+        <w:t>Research with Professor Edward Miguel on the general equilibrium and health effects of cash transfers.</w:t>
+      </w:r>
+    </w:p>
+    <w:p>
+      <w:pPr>
+        <w:widowControl/>
+        <w:tabs>
+          <w:tab w:val="left" w:pos="270"/>
+          <w:tab w:val="left" w:pos="360"/>
+          <w:tab w:val="left" w:pos="630"/>
+          <w:tab w:val="left" w:pos="5310"/>
+          <w:tab w:val="left" w:pos="6390"/>
+          <w:tab w:val="left" w:pos="6750"/>
+          <w:tab w:val="left" w:pos="7470"/>
+          <w:tab w:val="left" w:pos="8190"/>
+          <w:tab w:val="left" w:pos="8910"/>
+          <w:tab w:val="left" w:pos="9630"/>
+          <w:tab w:val="left" w:pos="10350"/>
+        </w:tabs>
+        <w:ind w:left="270" w:firstLine="360"/>
+        <w:jc w:val="both"/>
+        <w:rPr>
+          <w:sz w:val="20"/>
+          <w:szCs w:val="20"/>
+        </w:rPr>
+      </w:pPr>
+      <w:r>
+        <w:rPr>
+          <w:sz w:val="20"/>
+          <w:szCs w:val="20"/>
+        </w:rPr>
+        <w:t>Research with Professor Jeremy Magruder on the econometrics of multiple hypothesis corrections.</w:t>
+      </w:r>
+    </w:p>
+    <w:p>
+      <w:pPr>
+        <w:widowControl/>
+        <w:tabs>
+          <w:tab w:val="left" w:pos="270"/>
+          <w:tab w:val="left" w:pos="360"/>
+          <w:tab w:val="left" w:pos="630"/>
+          <w:tab w:val="left" w:pos="5310"/>
+          <w:tab w:val="left" w:pos="6390"/>
+          <w:tab w:val="left" w:pos="6750"/>
+          <w:tab w:val="left" w:pos="7470"/>
+          <w:tab w:val="left" w:pos="8190"/>
+          <w:tab w:val="left" w:pos="8910"/>
+          <w:tab w:val="left" w:pos="9630"/>
+          <w:tab w:val="left" w:pos="10350"/>
+        </w:tabs>
+        <w:ind w:left="270" w:firstLine="90"/>
+        <w:jc w:val="both"/>
+        <w:rPr>
+          <w:i/>
+          <w:sz w:val="20"/>
+          <w:szCs w:val="20"/>
+        </w:rPr>
+      </w:pPr>
+      <w:r>
+        <w:rPr>
+          <w:sz w:val="20"/>
+          <w:szCs w:val="20"/>
+        </w:rPr>
+        <w:t>Research Associate, Harvard Business School and Precision Development (2018-2020)</w:t>
+      </w:r>
+      <w:r>
+        <w:rPr>
+          <w:i/>
+          <w:sz w:val="20"/>
+          <w:szCs w:val="20"/>
+        </w:rPr>
+        <w:t xml:space="preserve">. </w:t>
+      </w:r>
+    </w:p>
+    <w:p>
+      <w:pPr>
+        <w:widowControl/>
+        <w:tabs>
+          <w:tab w:val="left" w:pos="270"/>
+          <w:tab w:val="left" w:pos="360"/>
+          <w:tab w:val="left" w:pos="630"/>
+          <w:tab w:val="left" w:pos="5310"/>
+          <w:tab w:val="left" w:pos="6390"/>
+          <w:tab w:val="left" w:pos="6750"/>
+          <w:tab w:val="left" w:pos="7470"/>
+          <w:tab w:val="left" w:pos="8190"/>
+          <w:tab w:val="left" w:pos="8910"/>
+          <w:tab w:val="left" w:pos="9630"/>
+          <w:tab w:val="left" w:pos="10350"/>
+        </w:tabs>
+        <w:ind w:left="270" w:firstLine="360"/>
+        <w:jc w:val="both"/>
+        <w:rPr>
+          <w:i/>
+          <w:sz w:val="20"/>
+          <w:szCs w:val="20"/>
+        </w:rPr>
+      </w:pPr>
+      <w:r>
+        <w:rPr>
+          <w:sz w:val="20"/>
+          <w:szCs w:val="20"/>
+        </w:rPr>
+        <w:t>Research assistant to Professor Shawn Cole</w:t>
+      </w:r>
+      <w:r>
+        <w:rPr>
+          <w:i/>
+          <w:sz w:val="20"/>
+          <w:szCs w:val="20"/>
+        </w:rPr>
+        <w:t>.</w:t>
+      </w:r>
+    </w:p>
+    <w:p>
+      <w:pPr>
+        <w:widowControl/>
+        <w:tabs>
+          <w:tab w:val="left" w:pos="270"/>
+          <w:tab w:val="left" w:pos="360"/>
+          <w:tab w:val="left" w:pos="630"/>
+          <w:tab w:val="left" w:pos="5310"/>
+          <w:tab w:val="left" w:pos="6390"/>
+          <w:tab w:val="left" w:pos="6750"/>
+          <w:tab w:val="left" w:pos="7470"/>
+          <w:tab w:val="left" w:pos="8190"/>
+          <w:tab w:val="left" w:pos="8910"/>
+          <w:tab w:val="left" w:pos="9630"/>
+          <w:tab w:val="left" w:pos="10350"/>
+        </w:tabs>
+        <w:ind w:left="270" w:firstLine="360"/>
+        <w:jc w:val="both"/>
+        <w:rPr>
+          <w:b/>
+          <w:sz w:val="20"/>
+          <w:szCs w:val="20"/>
+        </w:rPr>
+      </w:pPr>
+    </w:p>
+    <w:p>
+      <w:pPr>
+        <w:widowControl/>
+        <w:tabs>
+          <w:tab w:val="left" w:pos="270"/>
+          <w:tab w:val="left" w:pos="360"/>
+          <w:tab w:val="left" w:pos="630"/>
+          <w:tab w:val="left" w:pos="5310"/>
+          <w:tab w:val="left" w:pos="6390"/>
+          <w:tab w:val="left" w:pos="6750"/>
+          <w:tab w:val="left" w:pos="7470"/>
+          <w:tab w:val="left" w:pos="8190"/>
+          <w:tab w:val="left" w:pos="8910"/>
+          <w:tab w:val="left" w:pos="9630"/>
+          <w:tab w:val="left" w:pos="10350"/>
+        </w:tabs>
+        <w:ind w:left="270" w:hanging="270"/>
+        <w:jc w:val="both"/>
+        <w:rPr>
+          <w:b/>
+          <w:sz w:val="20"/>
+          <w:szCs w:val="20"/>
+        </w:rPr>
+      </w:pPr>
+      <w:r>
+        <w:rPr>
+          <w:b/>
+          <w:sz w:val="20"/>
+          <w:szCs w:val="20"/>
+        </w:rPr>
+        <w:tab/>
+        <w:t>TEACHING:</w:t>
+      </w:r>
+    </w:p>
+    <w:p>
+      <w:pPr>
+        <w:widowControl/>
+        <w:tabs>
+          <w:tab w:val="left" w:pos="270"/>
+          <w:tab w:val="left" w:pos="360"/>
+          <w:tab w:val="left" w:pos="630"/>
+          <w:tab w:val="left" w:pos="5310"/>
+          <w:tab w:val="left" w:pos="6390"/>
+          <w:tab w:val="left" w:pos="6750"/>
+          <w:tab w:val="left" w:pos="7470"/>
+          <w:tab w:val="left" w:pos="8190"/>
+          <w:tab w:val="left" w:pos="8910"/>
+          <w:tab w:val="left" w:pos="9630"/>
+          <w:tab w:val="left" w:pos="10350"/>
+        </w:tabs>
+        <w:ind w:left="270" w:firstLine="90"/>
+        <w:jc w:val="both"/>
+        <w:rPr>
+          <w:sz w:val="20"/>
+          <w:szCs w:val="20"/>
+        </w:rPr>
+      </w:pPr>
+      <w:r>
+        <w:rPr>
+          <w:sz w:val="20"/>
+          <w:szCs w:val="20"/>
+        </w:rPr>
+        <w:t>Teaching Assistant, Department of Economics, U.C. Berkeley (Fall 2021- Spring 2022)</w:t>
+      </w:r>
+    </w:p>
+    <w:p>
+      <w:pPr>
+        <w:widowControl/>
+        <w:tabs>
+          <w:tab w:val="left" w:pos="270"/>
+          <w:tab w:val="left" w:pos="360"/>
+          <w:tab w:val="left" w:pos="630"/>
+          <w:tab w:val="left" w:pos="5310"/>
+          <w:tab w:val="left" w:pos="6390"/>
+          <w:tab w:val="left" w:pos="6750"/>
+          <w:tab w:val="left" w:pos="7470"/>
+          <w:tab w:val="left" w:pos="8190"/>
+          <w:tab w:val="left" w:pos="8910"/>
+          <w:tab w:val="left" w:pos="9630"/>
+          <w:tab w:val="left" w:pos="10350"/>
+        </w:tabs>
+        <w:ind w:left="270" w:firstLine="360"/>
+        <w:jc w:val="both"/>
+        <w:rPr>
+          <w:sz w:val="20"/>
+          <w:szCs w:val="20"/>
+        </w:rPr>
+      </w:pPr>
+      <w:r>
+        <w:rPr>
+          <w:sz w:val="20"/>
+          <w:szCs w:val="20"/>
+        </w:rPr>
+        <w:t>Undergraduate game theory and graduate economic theory.</w:t>
+      </w:r>
+    </w:p>
+    <w:p>
+      <w:pPr>
+        <w:widowControl/>
+        <w:tabs>
+          <w:tab w:val="left" w:pos="270"/>
+          <w:tab w:val="left" w:pos="360"/>
+          <w:tab w:val="left" w:pos="630"/>
+          <w:tab w:val="left" w:pos="5310"/>
+          <w:tab w:val="left" w:pos="6390"/>
+          <w:tab w:val="left" w:pos="6750"/>
+          <w:tab w:val="left" w:pos="7470"/>
+          <w:tab w:val="left" w:pos="8190"/>
+          <w:tab w:val="left" w:pos="8910"/>
+          <w:tab w:val="left" w:pos="9630"/>
+          <w:tab w:val="left" w:pos="10350"/>
+        </w:tabs>
+        <w:jc w:val="both"/>
+        <w:rPr>
+          <w:sz w:val="20"/>
+          <w:szCs w:val="20"/>
+        </w:rPr>
+      </w:pPr>
+      <w:r>
+        <w:rPr>
+          <w:sz w:val="20"/>
+          <w:szCs w:val="20"/>
+        </w:rPr>
+        <w:tab/>
+      </w:r>
+      <w:r>
+        <w:rPr>
+          <w:sz w:val="20"/>
+          <w:szCs w:val="20"/>
+        </w:rPr>
+        <w:tab/>
+        <w:t>Grader and teaching assistant (Spring 2023-Spring 2025)</w:t>
+      </w:r>
+    </w:p>
+    <w:p>
+      <w:pPr>
+        <w:widowControl/>
+        <w:tabs>
+          <w:tab w:val="left" w:pos="270"/>
+          <w:tab w:val="left" w:pos="360"/>
+          <w:tab w:val="left" w:pos="630"/>
+          <w:tab w:val="left" w:pos="5310"/>
+          <w:tab w:val="left" w:pos="6390"/>
+          <w:tab w:val="left" w:pos="6750"/>
+          <w:tab w:val="left" w:pos="7470"/>
+          <w:tab w:val="left" w:pos="8190"/>
+          <w:tab w:val="left" w:pos="8910"/>
+          <w:tab w:val="left" w:pos="9630"/>
+          <w:tab w:val="left" w:pos="10350"/>
+        </w:tabs>
+        <w:jc w:val="both"/>
+        <w:rPr>
+          <w:sz w:val="20"/>
+          <w:szCs w:val="20"/>
+        </w:rPr>
+      </w:pPr>
+      <w:r>
+        <w:rPr>
+          <w:sz w:val="20"/>
+          <w:szCs w:val="20"/>
+        </w:rPr>
+        <w:tab/>
+      </w:r>
+      <w:r>
+        <w:rPr>
+          <w:sz w:val="20"/>
+          <w:szCs w:val="20"/>
+        </w:rPr>
+        <w:tab/>
+      </w:r>
+      <w:r>
+        <w:rPr>
+          <w:sz w:val="20"/>
+          <w:szCs w:val="20"/>
+        </w:rPr>
+        <w:tab/>
+        <w:t>Graduate development economics</w:t>
+      </w:r>
     </w:p>
     <w:p>
       <w:pPr>
@@ -3463,151 +2985,12 @@
           <w:tab w:val="left" w:pos="9630"/>
           <w:tab w:val="left" w:pos="10350"/>
         </w:tabs>
-        <w:ind w:left="270" w:hanging="270"/>
-        <w:jc w:val="both"/>
-        <w:rPr>
-          <w:i/>
-          <w:sz w:val="20"/>
-          <w:szCs w:val="20"/>
-        </w:rPr>
-      </w:pPr>
-      <w:r>
-        <w:rPr>
-          <w:b/>
-          <w:sz w:val="20"/>
-          <w:szCs w:val="20"/>
-        </w:rPr>
-        <w:t>SERVICE</w:t>
-      </w:r>
-      <w:r>
-        <w:rPr>
-          <w:b/>
-          <w:sz w:val="20"/>
-          <w:szCs w:val="20"/>
-        </w:rPr>
-        <w:t>:</w:t>
-      </w:r>
-    </w:p>
-    <w:p>
-      <w:pPr>
-        <w:widowControl/>
-        <w:tabs>
-          <w:tab w:val="left" w:pos="270"/>
-          <w:tab w:val="left" w:pos="540"/>
-          <w:tab w:val="left" w:pos="1710"/>
-          <w:tab w:val="left" w:pos="2430"/>
-          <w:tab w:val="left" w:pos="3150"/>
-          <w:tab w:val="left" w:pos="3870"/>
-          <w:tab w:val="left" w:pos="4590"/>
-          <w:tab w:val="left" w:pos="5310"/>
-          <w:tab w:val="left" w:pos="6030"/>
-          <w:tab w:val="left" w:pos="6750"/>
-          <w:tab w:val="left" w:pos="7470"/>
-          <w:tab w:val="left" w:pos="8190"/>
-          <w:tab w:val="left" w:pos="8910"/>
-          <w:tab w:val="left" w:pos="9630"/>
-          <w:tab w:val="left" w:pos="10350"/>
-        </w:tabs>
-        <w:ind w:left="270" w:firstLine="270"/>
-        <w:jc w:val="both"/>
-        <w:rPr>
-          <w:sz w:val="20"/>
-          <w:szCs w:val="20"/>
-        </w:rPr>
-      </w:pPr>
-      <w:r>
-        <w:rPr>
-          <w:sz w:val="20"/>
-          <w:szCs w:val="20"/>
-        </w:rPr>
-        <w:t>Referee</w:t>
-      </w:r>
-      <w:r>
-        <w:rPr>
-          <w:sz w:val="20"/>
-          <w:szCs w:val="20"/>
-        </w:rPr>
-        <w:t>:</w:t>
-      </w:r>
-      <w:r>
-        <w:rPr>
-          <w:sz w:val="20"/>
-          <w:szCs w:val="20"/>
-        </w:rPr>
-        <w:tab/>
-        <w:t xml:space="preserve">American Economic </w:t>
-      </w:r>
-      <w:r>
-        <w:rPr>
-          <w:sz w:val="20"/>
-          <w:szCs w:val="20"/>
-        </w:rPr>
-        <w:t xml:space="preserve">Review, Journal of Development Economics </w:t>
-      </w:r>
-      <w:r>
-        <w:rPr>
-          <w:sz w:val="20"/>
-          <w:szCs w:val="20"/>
-        </w:rPr>
-        <w:t xml:space="preserve"> </w:t>
-      </w:r>
-    </w:p>
-    <w:p>
-      <w:pPr>
-        <w:widowControl/>
-        <w:tabs>
-          <w:tab w:val="left" w:pos="270"/>
-          <w:tab w:val="left" w:pos="540"/>
-          <w:tab w:val="left" w:pos="1710"/>
-          <w:tab w:val="left" w:pos="2430"/>
-          <w:tab w:val="left" w:pos="3150"/>
-          <w:tab w:val="left" w:pos="3870"/>
-          <w:tab w:val="left" w:pos="4590"/>
-          <w:tab w:val="left" w:pos="5310"/>
-          <w:tab w:val="left" w:pos="6030"/>
-          <w:tab w:val="left" w:pos="6750"/>
-          <w:tab w:val="left" w:pos="7470"/>
-          <w:tab w:val="left" w:pos="8190"/>
-          <w:tab w:val="left" w:pos="8910"/>
-          <w:tab w:val="left" w:pos="9630"/>
-          <w:tab w:val="left" w:pos="10350"/>
-        </w:tabs>
-        <w:ind w:left="270" w:firstLine="270"/>
-        <w:jc w:val="both"/>
-        <w:rPr>
-          <w:b/>
-          <w:sz w:val="20"/>
-          <w:szCs w:val="20"/>
-        </w:rPr>
-      </w:pPr>
-      <w:r>
-        <w:rPr>
-          <w:sz w:val="20"/>
-          <w:szCs w:val="20"/>
-        </w:rPr>
-        <w:t>Mentorship</w:t>
-      </w:r>
-      <w:r>
-        <w:rPr>
-          <w:sz w:val="20"/>
-          <w:szCs w:val="20"/>
-        </w:rPr>
-        <w:t>:</w:t>
-      </w:r>
-      <w:r>
-        <w:rPr>
-          <w:sz w:val="20"/>
-          <w:szCs w:val="20"/>
-        </w:rPr>
-        <w:tab/>
-      </w:r>
-      <w:r>
-        <w:rPr>
-          <w:sz w:val="20"/>
-          <w:szCs w:val="20"/>
-        </w:rPr>
-        <w:t xml:space="preserve">Center for Effective Global Action: peer mentor for a visiting fellow   </w:t>
-      </w:r>
+        <w:jc w:val="both"/>
+        <w:rPr>
+          <w:sz w:val="20"/>
+          <w:szCs w:val="20"/>
+        </w:rPr>
+      </w:pPr>
     </w:p>
     <w:p/>
     <w:sectPr>

--- a/assets/Killeen-CV.docx
+++ b/assets/Killeen-CV.docx
@@ -106,7 +106,23 @@
           <w:sz w:val="20"/>
           <w:szCs w:val="20"/>
         </w:rPr>
-        <w:t xml:space="preserve">gkilleen@berkeley.edu </w:t>
+        <w:t>gkilleen@</w:t>
+      </w:r>
+      <w:r>
+        <w:rPr>
+          <w:b/>
+          <w:sz w:val="20"/>
+          <w:szCs w:val="20"/>
+        </w:rPr>
+        <w:t>uchicago</w:t>
+      </w:r>
+      <w:r>
+        <w:rPr>
+          <w:b/>
+          <w:sz w:val="20"/>
+          <w:szCs w:val="20"/>
+        </w:rPr>
+        <w:t xml:space="preserve">.edu </w:t>
       </w:r>
     </w:p>
     <w:p>
@@ -1507,55 +1523,7 @@
           <w:sz w:val="20"/>
           <w:szCs w:val="20"/>
         </w:rPr>
-        <w:t xml:space="preserve">Luisa </w:t>
-      </w:r>
-      <w:proofErr w:type="spellStart"/>
-      <w:r>
-        <w:rPr>
-          <w:sz w:val="20"/>
-          <w:szCs w:val="20"/>
-        </w:rPr>
-        <w:t>Cefala</w:t>
-      </w:r>
-      <w:proofErr w:type="spellEnd"/>
-      <w:r>
-        <w:rPr>
-          <w:sz w:val="20"/>
-          <w:szCs w:val="20"/>
-        </w:rPr>
-        <w:t xml:space="preserve">, </w:t>
-      </w:r>
-      <w:proofErr w:type="spellStart"/>
-      <w:r>
-        <w:rPr>
-          <w:sz w:val="20"/>
-          <w:szCs w:val="20"/>
-        </w:rPr>
-        <w:t>Rédempteur</w:t>
-      </w:r>
-      <w:proofErr w:type="spellEnd"/>
-      <w:r>
-        <w:rPr>
-          <w:sz w:val="20"/>
-          <w:szCs w:val="20"/>
-        </w:rPr>
-        <w:t xml:space="preserve"> </w:t>
-      </w:r>
-      <w:proofErr w:type="spellStart"/>
-      <w:r>
-        <w:rPr>
-          <w:sz w:val="20"/>
-          <w:szCs w:val="20"/>
-        </w:rPr>
-        <w:t>Ntawiratsa</w:t>
-      </w:r>
-      <w:proofErr w:type="spellEnd"/>
-      <w:r>
-        <w:rPr>
-          <w:sz w:val="20"/>
-          <w:szCs w:val="20"/>
-        </w:rPr>
-        <w:t xml:space="preserve"> and Nicholas Swanson</w:t>
+        <w:t>Luisa Cefala, Rédempteur Ntawiratsa and Nicholas Swanson</w:t>
       </w:r>
       <w:r>
         <w:rPr>
@@ -1733,39 +1701,7 @@
           <w:szCs w:val="20"/>
         </w:rPr>
         <w:tab/>
-        <w:t>Private Enterprise Development in Low Income Countries ($42,000) – Scale up grant (</w:t>
-      </w:r>
-      <w:proofErr w:type="gramStart"/>
-      <w:r>
-        <w:rPr>
-          <w:sz w:val="20"/>
-          <w:szCs w:val="20"/>
-        </w:rPr>
-        <w:t>with  Luisa</w:t>
-      </w:r>
-      <w:proofErr w:type="gramEnd"/>
-      <w:r>
-        <w:rPr>
-          <w:sz w:val="20"/>
-          <w:szCs w:val="20"/>
-        </w:rPr>
-        <w:t xml:space="preserve"> </w:t>
-      </w:r>
-      <w:proofErr w:type="spellStart"/>
-      <w:r>
-        <w:rPr>
-          <w:sz w:val="20"/>
-          <w:szCs w:val="20"/>
-        </w:rPr>
-        <w:t>Cefala</w:t>
-      </w:r>
-      <w:proofErr w:type="spellEnd"/>
-      <w:r>
-        <w:rPr>
-          <w:sz w:val="20"/>
-          <w:szCs w:val="20"/>
-        </w:rPr>
-        <w:t xml:space="preserve"> and Nicholas Swanson) </w:t>
+        <w:t xml:space="preserve">Private Enterprise Development in Low Income Countries ($42,000) – Scale up grant (with  Luisa Cefala and Nicholas Swanson) </w:t>
       </w:r>
       <w:r>
         <w:rPr>
@@ -1864,23 +1800,7 @@
           <w:szCs w:val="20"/>
         </w:rPr>
         <w:tab/>
-        <w:t xml:space="preserve">Private Enterprise Development in Low Income Countries ($40,000) – Grant to study competition (with Luisa </w:t>
-      </w:r>
-      <w:proofErr w:type="spellStart"/>
-      <w:r>
-        <w:rPr>
-          <w:sz w:val="20"/>
-          <w:szCs w:val="20"/>
-        </w:rPr>
-        <w:t>Cefala</w:t>
-      </w:r>
-      <w:proofErr w:type="spellEnd"/>
-      <w:r>
-        <w:rPr>
-          <w:sz w:val="20"/>
-          <w:szCs w:val="20"/>
-        </w:rPr>
-        <w:t xml:space="preserve"> and Nicholas Swanson) </w:t>
+        <w:t xml:space="preserve">Private Enterprise Development in Low Income Countries ($40,000) – Grant to study competition (with Luisa Cefala and Nicholas Swanson) </w:t>
       </w:r>
     </w:p>
     <w:p>
@@ -2199,23 +2119,7 @@
           <w:sz w:val="20"/>
           <w:szCs w:val="20"/>
         </w:rPr>
-        <w:t xml:space="preserve">, Development </w:t>
-      </w:r>
-      <w:proofErr w:type="spellStart"/>
-      <w:r>
-        <w:rPr>
-          <w:sz w:val="20"/>
-          <w:szCs w:val="20"/>
-        </w:rPr>
-        <w:t>Rookiefest</w:t>
-      </w:r>
-      <w:proofErr w:type="spellEnd"/>
-      <w:r>
-        <w:rPr>
-          <w:sz w:val="20"/>
-          <w:szCs w:val="20"/>
-        </w:rPr>
-        <w:t xml:space="preserve"> (Northwestern)</w:t>
+        <w:t>, Development Rookiefest (Northwestern)</w:t>
       </w:r>
       <w:r>
         <w:rPr>

--- a/assets/Killeen-CV.docx
+++ b/assets/Killeen-CV.docx
@@ -1,6 +1,6 @@
 
 <file path=word/document.xml><?xml version="1.0" encoding="utf-8"?>
-<w:document xmlns:wpc="http://schemas.microsoft.com/office/word/2010/wordprocessingCanvas" xmlns:cx="http://schemas.microsoft.com/office/drawing/2014/chartex" xmlns:cx1="http://schemas.microsoft.com/office/drawing/2015/9/8/chartex" xmlns:cx2="http://schemas.microsoft.com/office/drawing/2015/10/21/chartex" xmlns:cx3="http://schemas.microsoft.com/office/drawing/2016/5/9/chartex" xmlns:cx4="http://schemas.microsoft.com/office/drawing/2016/5/10/chartex" xmlns:cx5="http://schemas.microsoft.com/office/drawing/2016/5/11/chartex" xmlns:cx6="http://schemas.microsoft.com/office/drawing/2016/5/12/chartex" xmlns:cx7="http://schemas.microsoft.com/office/drawing/2016/5/13/chartex" xmlns:cx8="http://schemas.microsoft.com/office/drawing/2016/5/14/chartex" xmlns:mc="http://schemas.openxmlformats.org/markup-compatibility/2006" xmlns:aink="http://schemas.microsoft.com/office/drawing/2016/ink" xmlns:am3d="http://schemas.microsoft.com/office/drawing/2017/model3d" xmlns:o="urn:schemas-microsoft-com:office:office" xmlns:oel="http://schemas.microsoft.com/office/2019/extlst" xmlns:r="http://schemas.openxmlformats.org/officeDocument/2006/relationships" xmlns:m="http://schemas.openxmlformats.org/officeDocument/2006/math" xmlns:v="urn:schemas-microsoft-com:vml" xmlns:wp14="http://schemas.microsoft.com/office/word/2010/wordprocessingDrawing" xmlns:wp="http://schemas.openxmlformats.org/drawingml/2006/wordprocessingDrawing" xmlns:w10="urn:schemas-microsoft-com:office:word" xmlns:w="http://schemas.openxmlformats.org/wordprocessingml/2006/main" xmlns:w14="http://schemas.microsoft.com/office/word/2010/wordml" xmlns:w15="http://schemas.microsoft.com/office/word/2012/wordml" xmlns:w16cex="http://schemas.microsoft.com/office/word/2018/wordml/cex" xmlns:w16cid="http://schemas.microsoft.com/office/word/2016/wordml/cid" xmlns:w16="http://schemas.microsoft.com/office/word/2018/wordml" xmlns:w16du="http://schemas.microsoft.com/office/word/2023/wordml/word16du" xmlns:w16sdtdh="http://schemas.microsoft.com/office/word/2020/wordml/sdtdatahash" xmlns:w16sdtfl="http://schemas.microsoft.com/office/word/2024/wordml/sdtformatlock" xmlns:w16se="http://schemas.microsoft.com/office/word/2015/wordml/symex" xmlns:wpg="http://schemas.microsoft.com/office/word/2010/wordprocessingGroup" xmlns:wpi="http://schemas.microsoft.com/office/word/2010/wordprocessingInk" xmlns:wne="http://schemas.microsoft.com/office/word/2006/wordml" xmlns:wps="http://schemas.microsoft.com/office/word/2010/wordprocessingShape" mc:Ignorable="w14 w15 w16se w16cid w16 w16cex w16sdtdh w16sdtfl w16du wp14">
+<w:document xmlns:wpc="http://schemas.microsoft.com/office/word/2010/wordprocessingCanvas" xmlns:cx="http://schemas.microsoft.com/office/drawing/2014/chartex" xmlns:cx1="http://schemas.microsoft.com/office/drawing/2015/9/8/chartex" xmlns:cx2="http://schemas.microsoft.com/office/drawing/2015/10/21/chartex" xmlns:cx3="http://schemas.microsoft.com/office/drawing/2016/5/9/chartex" xmlns:cx4="http://schemas.microsoft.com/office/drawing/2016/5/10/chartex" xmlns:cx5="http://schemas.microsoft.com/office/drawing/2016/5/11/chartex" xmlns:cx6="http://schemas.microsoft.com/office/drawing/2016/5/12/chartex" xmlns:cx7="http://schemas.microsoft.com/office/drawing/2016/5/13/chartex" xmlns:cx8="http://schemas.microsoft.com/office/drawing/2016/5/14/chartex" xmlns:mc="http://schemas.openxmlformats.org/markup-compatibility/2006" xmlns:m="http://schemas.openxmlformats.org/officeDocument/2006/math" xmlns:aink="http://schemas.microsoft.com/office/drawing/2016/ink" xmlns:am3d="http://schemas.microsoft.com/office/drawing/2017/model3d" xmlns:oel="http://schemas.microsoft.com/office/2019/extlst" xmlns:r="http://schemas.openxmlformats.org/officeDocument/2006/relationships" xmlns:wp14="http://schemas.microsoft.com/office/word/2010/wordprocessingDrawing" xmlns:wp="http://schemas.openxmlformats.org/drawingml/2006/wordprocessingDrawing" xmlns:wpg="http://schemas.microsoft.com/office/word/2010/wordprocessingGroup" xmlns:wpi="http://schemas.microsoft.com/office/word/2010/wordprocessingInk" xmlns:wps="http://schemas.microsoft.com/office/word/2010/wordprocessingShape" xmlns:o="urn:schemas-microsoft-com:office:office" xmlns:v="urn:schemas-microsoft-com:vml" xmlns:w10="urn:schemas-microsoft-com:office:word" xmlns:w="http://schemas.openxmlformats.org/wordprocessingml/2006/main" xmlns:w14="http://schemas.microsoft.com/office/word/2010/wordml" xmlns:w15="http://schemas.microsoft.com/office/word/2012/wordml" xmlns:w16cei="http://schemas.microsoft.com/office/word/2026/wordml/cei" xmlns:w16cex="http://schemas.microsoft.com/office/word/2018/wordml/cex" xmlns:w16cid="http://schemas.microsoft.com/office/word/2016/wordml/cid" xmlns:w16="http://schemas.microsoft.com/office/word/2018/wordml" xmlns:w16sdtdh="http://schemas.microsoft.com/office/word/2020/wordml/sdtdatahash" xmlns:w16sdtfl="http://schemas.microsoft.com/office/word/2024/wordml/sdtformatlock" xmlns:w16se="http://schemas.microsoft.com/office/word/2015/wordml/symex" xmlns:w16du="http://schemas.microsoft.com/office/word/2023/wordml/word16du" xmlns:wne="http://schemas.microsoft.com/office/word/2006/wordml" mc:Ignorable="w14 w15 w16se w16cid w16 w16cex w16sdtdh w16sdtfl w16du wp14">
   <w:body>
     <w:p>
       <w:pPr>
@@ -238,7 +238,36 @@
           <w:sz w:val="20"/>
           <w:szCs w:val="20"/>
         </w:rPr>
-        <w:t>530 Evans Hall, #3880</w:t>
+        <w:t>1126 E 59</w:t>
+      </w:r>
+      <w:r>
+        <w:rPr>
+          <w:sz w:val="20"/>
+          <w:szCs w:val="20"/>
+          <w:vertAlign w:val="superscript"/>
+        </w:rPr>
+        <w:t>th</w:t>
+      </w:r>
+      <w:r>
+        <w:rPr>
+          <w:sz w:val="20"/>
+          <w:szCs w:val="20"/>
+        </w:rPr>
+        <w:t xml:space="preserve"> Street</w:t>
+      </w:r>
+      <w:r>
+        <w:rPr>
+          <w:sz w:val="20"/>
+          <w:szCs w:val="20"/>
+        </w:rPr>
+        <w:t>, #</w:t>
+      </w:r>
+      <w:r>
+        <w:rPr>
+          <w:sz w:val="20"/>
+          <w:szCs w:val="20"/>
+        </w:rPr>
+        <w:t>318</w:t>
       </w:r>
     </w:p>
     <w:p>
@@ -266,7 +295,35 @@
           <w:sz w:val="20"/>
           <w:szCs w:val="20"/>
         </w:rPr>
-        <w:t>Berkeley, CA 94720-3880</w:t>
+        <w:t>Chicago</w:t>
+      </w:r>
+      <w:r>
+        <w:rPr>
+          <w:sz w:val="20"/>
+          <w:szCs w:val="20"/>
+        </w:rPr>
+        <w:t xml:space="preserve">, </w:t>
+      </w:r>
+      <w:r>
+        <w:rPr>
+          <w:sz w:val="20"/>
+          <w:szCs w:val="20"/>
+        </w:rPr>
+        <w:t>IL</w:t>
+      </w:r>
+      <w:r>
+        <w:rPr>
+          <w:sz w:val="20"/>
+          <w:szCs w:val="20"/>
+        </w:rPr>
+        <w:t xml:space="preserve"> </w:t>
+      </w:r>
+      <w:r>
+        <w:rPr>
+          <w:sz w:val="20"/>
+          <w:szCs w:val="20"/>
+        </w:rPr>
+        <w:t>60637</w:t>
       </w:r>
     </w:p>
     <w:p>
@@ -468,7 +525,7 @@
           <w:sz w:val="18"/>
           <w:szCs w:val="18"/>
         </w:rPr>
-        <w:t xml:space="preserve">Assistant Professor </w:t>
+        <w:t>Assistant Professor</w:t>
       </w:r>
       <w:r>
         <w:rPr>
@@ -477,6 +534,24 @@
           <w:sz w:val="18"/>
           <w:szCs w:val="18"/>
         </w:rPr>
+        <w:t xml:space="preserve"> (starting July 2027)</w:t>
+      </w:r>
+      <w:r>
+        <w:rPr>
+          <w:i/>
+          <w:iCs/>
+          <w:sz w:val="18"/>
+          <w:szCs w:val="18"/>
+        </w:rPr>
+        <w:t xml:space="preserve"> </w:t>
+      </w:r>
+      <w:r>
+        <w:rPr>
+          <w:i/>
+          <w:iCs/>
+          <w:sz w:val="18"/>
+          <w:szCs w:val="18"/>
+        </w:rPr>
         <w:tab/>
         <w:t xml:space="preserve">2027 – </w:t>
       </w:r>
@@ -1523,7 +1598,55 @@
           <w:sz w:val="20"/>
           <w:szCs w:val="20"/>
         </w:rPr>
-        <w:t>Luisa Cefala, Rédempteur Ntawiratsa and Nicholas Swanson</w:t>
+        <w:t xml:space="preserve">Luisa </w:t>
+      </w:r>
+      <w:proofErr w:type="spellStart"/>
+      <w:r>
+        <w:rPr>
+          <w:sz w:val="20"/>
+          <w:szCs w:val="20"/>
+        </w:rPr>
+        <w:t>Cefala</w:t>
+      </w:r>
+      <w:proofErr w:type="spellEnd"/>
+      <w:r>
+        <w:rPr>
+          <w:sz w:val="20"/>
+          <w:szCs w:val="20"/>
+        </w:rPr>
+        <w:t xml:space="preserve">, </w:t>
+      </w:r>
+      <w:proofErr w:type="spellStart"/>
+      <w:r>
+        <w:rPr>
+          <w:sz w:val="20"/>
+          <w:szCs w:val="20"/>
+        </w:rPr>
+        <w:t>Rédempteur</w:t>
+      </w:r>
+      <w:proofErr w:type="spellEnd"/>
+      <w:r>
+        <w:rPr>
+          <w:sz w:val="20"/>
+          <w:szCs w:val="20"/>
+        </w:rPr>
+        <w:t xml:space="preserve"> </w:t>
+      </w:r>
+      <w:proofErr w:type="spellStart"/>
+      <w:r>
+        <w:rPr>
+          <w:sz w:val="20"/>
+          <w:szCs w:val="20"/>
+        </w:rPr>
+        <w:t>Ntawiratsa</w:t>
+      </w:r>
+      <w:proofErr w:type="spellEnd"/>
+      <w:r>
+        <w:rPr>
+          <w:sz w:val="20"/>
+          <w:szCs w:val="20"/>
+        </w:rPr>
+        <w:t xml:space="preserve"> and Nicholas Swanson</w:t>
       </w:r>
       <w:r>
         <w:rPr>
@@ -1701,7 +1824,39 @@
           <w:szCs w:val="20"/>
         </w:rPr>
         <w:tab/>
-        <w:t xml:space="preserve">Private Enterprise Development in Low Income Countries ($42,000) – Scale up grant (with  Luisa Cefala and Nicholas Swanson) </w:t>
+        <w:t>Private Enterprise Development in Low Income Countries ($42,000) – Scale up grant (</w:t>
+      </w:r>
+      <w:proofErr w:type="gramStart"/>
+      <w:r>
+        <w:rPr>
+          <w:sz w:val="20"/>
+          <w:szCs w:val="20"/>
+        </w:rPr>
+        <w:t>with  Luisa</w:t>
+      </w:r>
+      <w:proofErr w:type="gramEnd"/>
+      <w:r>
+        <w:rPr>
+          <w:sz w:val="20"/>
+          <w:szCs w:val="20"/>
+        </w:rPr>
+        <w:t xml:space="preserve"> </w:t>
+      </w:r>
+      <w:proofErr w:type="spellStart"/>
+      <w:r>
+        <w:rPr>
+          <w:sz w:val="20"/>
+          <w:szCs w:val="20"/>
+        </w:rPr>
+        <w:t>Cefala</w:t>
+      </w:r>
+      <w:proofErr w:type="spellEnd"/>
+      <w:r>
+        <w:rPr>
+          <w:sz w:val="20"/>
+          <w:szCs w:val="20"/>
+        </w:rPr>
+        <w:t xml:space="preserve"> and Nicholas Swanson) </w:t>
       </w:r>
       <w:r>
         <w:rPr>
@@ -1800,7 +1955,23 @@
           <w:szCs w:val="20"/>
         </w:rPr>
         <w:tab/>
-        <w:t xml:space="preserve">Private Enterprise Development in Low Income Countries ($40,000) – Grant to study competition (with Luisa Cefala and Nicholas Swanson) </w:t>
+        <w:t xml:space="preserve">Private Enterprise Development in Low Income Countries ($40,000) – Grant to study competition (with Luisa </w:t>
+      </w:r>
+      <w:proofErr w:type="spellStart"/>
+      <w:r>
+        <w:rPr>
+          <w:sz w:val="20"/>
+          <w:szCs w:val="20"/>
+        </w:rPr>
+        <w:t>Cefala</w:t>
+      </w:r>
+      <w:proofErr w:type="spellEnd"/>
+      <w:r>
+        <w:rPr>
+          <w:sz w:val="20"/>
+          <w:szCs w:val="20"/>
+        </w:rPr>
+        <w:t xml:space="preserve"> and Nicholas Swanson) </w:t>
       </w:r>
     </w:p>
     <w:p>
@@ -2119,7 +2290,23 @@
           <w:sz w:val="20"/>
           <w:szCs w:val="20"/>
         </w:rPr>
-        <w:t>, Development Rookiefest (Northwestern)</w:t>
+        <w:t xml:space="preserve">, Development </w:t>
+      </w:r>
+      <w:proofErr w:type="spellStart"/>
+      <w:r>
+        <w:rPr>
+          <w:sz w:val="20"/>
+          <w:szCs w:val="20"/>
+        </w:rPr>
+        <w:t>Rookiefest</w:t>
+      </w:r>
+      <w:proofErr w:type="spellEnd"/>
+      <w:r>
+        <w:rPr>
+          <w:sz w:val="20"/>
+          <w:szCs w:val="20"/>
+        </w:rPr>
+        <w:t xml:space="preserve"> (Northwestern)</w:t>
       </w:r>
       <w:r>
         <w:rPr>
@@ -2908,7 +3095,7 @@
 </file>
 
 <file path=word/numbering.xml><?xml version="1.0" encoding="utf-8"?>
-<w:numbering xmlns:wpc="http://schemas.microsoft.com/office/word/2010/wordprocessingCanvas" xmlns:cx="http://schemas.microsoft.com/office/drawing/2014/chartex" xmlns:cx1="http://schemas.microsoft.com/office/drawing/2015/9/8/chartex" xmlns:cx2="http://schemas.microsoft.com/office/drawing/2015/10/21/chartex" xmlns:cx3="http://schemas.microsoft.com/office/drawing/2016/5/9/chartex" xmlns:cx4="http://schemas.microsoft.com/office/drawing/2016/5/10/chartex" xmlns:cx5="http://schemas.microsoft.com/office/drawing/2016/5/11/chartex" xmlns:cx6="http://schemas.microsoft.com/office/drawing/2016/5/12/chartex" xmlns:cx7="http://schemas.microsoft.com/office/drawing/2016/5/13/chartex" xmlns:cx8="http://schemas.microsoft.com/office/drawing/2016/5/14/chartex" xmlns:mc="http://schemas.openxmlformats.org/markup-compatibility/2006" xmlns:aink="http://schemas.microsoft.com/office/drawing/2016/ink" xmlns:am3d="http://schemas.microsoft.com/office/drawing/2017/model3d" xmlns:o="urn:schemas-microsoft-com:office:office" xmlns:oel="http://schemas.microsoft.com/office/2019/extlst" xmlns:r="http://schemas.openxmlformats.org/officeDocument/2006/relationships" xmlns:m="http://schemas.openxmlformats.org/officeDocument/2006/math" xmlns:v="urn:schemas-microsoft-com:vml" xmlns:wp14="http://schemas.microsoft.com/office/word/2010/wordprocessingDrawing" xmlns:wp="http://schemas.openxmlformats.org/drawingml/2006/wordprocessingDrawing" xmlns:w10="urn:schemas-microsoft-com:office:word" xmlns:w="http://schemas.openxmlformats.org/wordprocessingml/2006/main" xmlns:w14="http://schemas.microsoft.com/office/word/2010/wordml" xmlns:w15="http://schemas.microsoft.com/office/word/2012/wordml" xmlns:w16cex="http://schemas.microsoft.com/office/word/2018/wordml/cex" xmlns:w16cid="http://schemas.microsoft.com/office/word/2016/wordml/cid" xmlns:w16="http://schemas.microsoft.com/office/word/2018/wordml" xmlns:w16du="http://schemas.microsoft.com/office/word/2023/wordml/word16du" xmlns:w16sdtdh="http://schemas.microsoft.com/office/word/2020/wordml/sdtdatahash" xmlns:w16sdtfl="http://schemas.microsoft.com/office/word/2024/wordml/sdtformatlock" xmlns:w16se="http://schemas.microsoft.com/office/word/2015/wordml/symex" xmlns:wpg="http://schemas.microsoft.com/office/word/2010/wordprocessingGroup" xmlns:wpi="http://schemas.microsoft.com/office/word/2010/wordprocessingInk" xmlns:wne="http://schemas.microsoft.com/office/word/2006/wordml" xmlns:wps="http://schemas.microsoft.com/office/word/2010/wordprocessingShape" mc:Ignorable="w14 w15 w16se w16cid w16 w16cex w16sdtdh w16sdtfl w16du wp14">
+<w:numbering xmlns:wpc="http://schemas.microsoft.com/office/word/2010/wordprocessingCanvas" xmlns:cx="http://schemas.microsoft.com/office/drawing/2014/chartex" xmlns:cx1="http://schemas.microsoft.com/office/drawing/2015/9/8/chartex" xmlns:cx2="http://schemas.microsoft.com/office/drawing/2015/10/21/chartex" xmlns:cx3="http://schemas.microsoft.com/office/drawing/2016/5/9/chartex" xmlns:cx4="http://schemas.microsoft.com/office/drawing/2016/5/10/chartex" xmlns:cx5="http://schemas.microsoft.com/office/drawing/2016/5/11/chartex" xmlns:cx6="http://schemas.microsoft.com/office/drawing/2016/5/12/chartex" xmlns:cx7="http://schemas.microsoft.com/office/drawing/2016/5/13/chartex" xmlns:cx8="http://schemas.microsoft.com/office/drawing/2016/5/14/chartex" xmlns:mc="http://schemas.openxmlformats.org/markup-compatibility/2006" xmlns:m="http://schemas.openxmlformats.org/officeDocument/2006/math" xmlns:aink="http://schemas.microsoft.com/office/drawing/2016/ink" xmlns:am3d="http://schemas.microsoft.com/office/drawing/2017/model3d" xmlns:oel="http://schemas.microsoft.com/office/2019/extlst" xmlns:r="http://schemas.openxmlformats.org/officeDocument/2006/relationships" xmlns:wp14="http://schemas.microsoft.com/office/word/2010/wordprocessingDrawing" xmlns:wp="http://schemas.openxmlformats.org/drawingml/2006/wordprocessingDrawing" xmlns:wpg="http://schemas.microsoft.com/office/word/2010/wordprocessingGroup" xmlns:wpi="http://schemas.microsoft.com/office/word/2010/wordprocessingInk" xmlns:wps="http://schemas.microsoft.com/office/word/2010/wordprocessingShape" xmlns:o="urn:schemas-microsoft-com:office:office" xmlns:v="urn:schemas-microsoft-com:vml" xmlns:w10="urn:schemas-microsoft-com:office:word" xmlns:w="http://schemas.openxmlformats.org/wordprocessingml/2006/main" xmlns:w14="http://schemas.microsoft.com/office/word/2010/wordml" xmlns:w15="http://schemas.microsoft.com/office/word/2012/wordml" xmlns:w16cei="http://schemas.microsoft.com/office/word/2026/wordml/cei" xmlns:w16cex="http://schemas.microsoft.com/office/word/2018/wordml/cex" xmlns:w16cid="http://schemas.microsoft.com/office/word/2016/wordml/cid" xmlns:w16="http://schemas.microsoft.com/office/word/2018/wordml" xmlns:w16sdtdh="http://schemas.microsoft.com/office/word/2020/wordml/sdtdatahash" xmlns:w16sdtfl="http://schemas.microsoft.com/office/word/2024/wordml/sdtformatlock" xmlns:w16se="http://schemas.microsoft.com/office/word/2015/wordml/symex" xmlns:w16du="http://schemas.microsoft.com/office/word/2023/wordml/word16du" xmlns:wne="http://schemas.microsoft.com/office/word/2006/wordml" mc:Ignorable="w14 w15 w16se w16cid w16 w16cex w16sdtdh w16sdtfl w16du wp14">
   <w:abstractNum w:abstractNumId="0" w15:restartNumberingAfterBreak="0">
     <w:nsid w:val="0976329A"/>
     <w:multiLevelType w:val="multilevel"/>
@@ -3029,7 +3216,7 @@
 </file>
 
 <file path=word/styles.xml><?xml version="1.0" encoding="utf-8"?>
-<w:styles xmlns:mc="http://schemas.openxmlformats.org/markup-compatibility/2006" xmlns:r="http://schemas.openxmlformats.org/officeDocument/2006/relationships" xmlns:w="http://schemas.openxmlformats.org/wordprocessingml/2006/main" xmlns:w14="http://schemas.microsoft.com/office/word/2010/wordml" xmlns:w15="http://schemas.microsoft.com/office/word/2012/wordml" xmlns:w16cex="http://schemas.microsoft.com/office/word/2018/wordml/cex" xmlns:w16cid="http://schemas.microsoft.com/office/word/2016/wordml/cid" xmlns:w16="http://schemas.microsoft.com/office/word/2018/wordml" xmlns:w16du="http://schemas.microsoft.com/office/word/2023/wordml/word16du" xmlns:w16sdtdh="http://schemas.microsoft.com/office/word/2020/wordml/sdtdatahash" xmlns:w16sdtfl="http://schemas.microsoft.com/office/word/2024/wordml/sdtformatlock" xmlns:w16se="http://schemas.microsoft.com/office/word/2015/wordml/symex" mc:Ignorable="w14 w15 w16se w16cid w16 w16cex w16sdtdh w16sdtfl w16du">
+<w:styles xmlns:mc="http://schemas.openxmlformats.org/markup-compatibility/2006" xmlns:r="http://schemas.openxmlformats.org/officeDocument/2006/relationships" xmlns:w="http://schemas.openxmlformats.org/wordprocessingml/2006/main" xmlns:w14="http://schemas.microsoft.com/office/word/2010/wordml" xmlns:w15="http://schemas.microsoft.com/office/word/2012/wordml" xmlns:w16cex="http://schemas.microsoft.com/office/word/2018/wordml/cex" xmlns:w16cid="http://schemas.microsoft.com/office/word/2016/wordml/cid" xmlns:w16="http://schemas.microsoft.com/office/word/2018/wordml" xmlns:w16sdtdh="http://schemas.microsoft.com/office/word/2020/wordml/sdtdatahash" xmlns:w16sdtfl="http://schemas.microsoft.com/office/word/2024/wordml/sdtformatlock" xmlns:w16se="http://schemas.microsoft.com/office/word/2015/wordml/symex" xmlns:w16du="http://schemas.microsoft.com/office/word/2023/wordml/word16du" mc:Ignorable="w14 w15 w16se w16cid w16 w16cex w16sdtdh w16sdtfl w16du">
   <w:docDefaults>
     <w:rPrDefault>
       <w:rPr>
